--- a/reference/05-custom-skill-guide.docx
+++ b/reference/05-custom-skill-guide.docx
@@ -1456,7 +1456,7 @@
   <w:abstractNum w:abstractNumId="0" w15:restartNumberingAfterBreak="0">
     <w:nsid w:val="0000A990"/>
     <w:multiLevelType w:val="multilevel"/>
-    <w:tmpl w:val="E1A4E808"/>
+    <w:tmpl w:val="00703C7A"/>
     <w:lvl w:ilvl="0">
       <w:numFmt w:val="bullet"/>
       <w:lvlText w:val=" "/>
@@ -1533,7 +1533,7 @@
   <w:abstractNum w:abstractNumId="1" w15:restartNumberingAfterBreak="0">
     <w:nsid w:val="0000A991"/>
     <w:multiLevelType w:val="multilevel"/>
-    <w:tmpl w:val="751C4236"/>
+    <w:tmpl w:val="1520CCEC"/>
     <w:lvl w:ilvl="0">
       <w:numFmt w:val="bullet"/>
       <w:lvlText w:val=""/>
@@ -1637,7 +1637,7 @@
   <w:abstractNum w:abstractNumId="2" w15:restartNumberingAfterBreak="0">
     <w:nsid w:val="0000A992"/>
     <w:multiLevelType w:val="multilevel"/>
-    <w:tmpl w:val="0D6E87F2"/>
+    <w:tmpl w:val="B4AEED60"/>
     <w:lvl w:ilvl="0">
       <w:numFmt w:val="bullet"/>
       <w:lvlText w:val="☐"/>
@@ -1714,7 +1714,7 @@
   <w:abstractNum w:abstractNumId="3" w15:restartNumberingAfterBreak="0">
     <w:nsid w:val="00A99411"/>
     <w:multiLevelType w:val="multilevel"/>
-    <w:tmpl w:val="D8109868"/>
+    <w:tmpl w:val="BE0A3D90"/>
     <w:lvl w:ilvl="0">
       <w:start w:val="1"/>
       <w:numFmt w:val="decimal"/>
@@ -1797,13 +1797,13 @@
       </w:pPr>
     </w:lvl>
   </w:abstractNum>
-  <w:num w:numId="1" w16cid:durableId="1407190298">
+  <w:num w:numId="1" w16cid:durableId="2051101116">
     <w:abstractNumId w:val="0"/>
   </w:num>
-  <w:num w:numId="2" w16cid:durableId="1099717580">
+  <w:num w:numId="2" w16cid:durableId="1199195417">
     <w:abstractNumId w:val="1"/>
   </w:num>
-  <w:num w:numId="3" w16cid:durableId="1272323813">
+  <w:num w:numId="3" w16cid:durableId="1695619818">
     <w:abstractNumId w:val="3"/>
     <w:lvlOverride w:ilvl="0">
       <w:startOverride w:val="1"/>
@@ -1833,7 +1833,7 @@
       <w:startOverride w:val="1"/>
     </w:lvlOverride>
   </w:num>
-  <w:num w:numId="4" w16cid:durableId="1893884480">
+  <w:num w:numId="4" w16cid:durableId="1570117807">
     <w:abstractNumId w:val="3"/>
     <w:lvlOverride w:ilvl="0">
       <w:startOverride w:val="1"/>
@@ -1863,25 +1863,25 @@
       <w:startOverride w:val="1"/>
     </w:lvlOverride>
   </w:num>
-  <w:num w:numId="5" w16cid:durableId="1778595001">
+  <w:num w:numId="5" w16cid:durableId="1651128995">
     <w:abstractNumId w:val="1"/>
   </w:num>
-  <w:num w:numId="6" w16cid:durableId="1169443141">
+  <w:num w:numId="6" w16cid:durableId="231240079">
     <w:abstractNumId w:val="1"/>
   </w:num>
-  <w:num w:numId="7" w16cid:durableId="1802110538">
+  <w:num w:numId="7" w16cid:durableId="27074770">
     <w:abstractNumId w:val="2"/>
   </w:num>
-  <w:num w:numId="8" w16cid:durableId="599794842">
+  <w:num w:numId="8" w16cid:durableId="517738814">
     <w:abstractNumId w:val="2"/>
   </w:num>
-  <w:num w:numId="9" w16cid:durableId="1685783511">
+  <w:num w:numId="9" w16cid:durableId="114099144">
     <w:abstractNumId w:val="2"/>
   </w:num>
-  <w:num w:numId="10" w16cid:durableId="574510441">
+  <w:num w:numId="10" w16cid:durableId="507251680">
     <w:abstractNumId w:val="2"/>
   </w:num>
-  <w:num w:numId="11" w16cid:durableId="1871383039">
+  <w:num w:numId="11" w16cid:durableId="744646972">
     <w:abstractNumId w:val="2"/>
   </w:num>
 </w:numbering>
@@ -3126,7 +3126,7 @@
     <w:name w:val="header"/>
     <w:basedOn w:val="Normal"/>
     <w:link w:val="HeaderChar"/>
-    <w:rsid w:val="00E86505"/>
+    <w:rsid w:val="006C1F26"/>
     <w:pPr>
       <w:tabs>
         <w:tab w:val="center" w:pos="4513"/>
@@ -3139,7 +3139,7 @@
     <w:name w:val="Header Char"/>
     <w:basedOn w:val="DefaultParagraphFont"/>
     <w:link w:val="Header"/>
-    <w:rsid w:val="00E86505"/>
+    <w:rsid w:val="006C1F26"/>
     <w:rPr>
       <w:rFonts w:ascii="Segoe UI" w:eastAsia="Segoe UI" w:hAnsi="Segoe UI" w:cs="Segoe UI"/>
       <w:color w:val="242424"/>
@@ -3150,7 +3150,7 @@
     <w:name w:val="footer"/>
     <w:basedOn w:val="Normal"/>
     <w:link w:val="FooterChar"/>
-    <w:rsid w:val="00E86505"/>
+    <w:rsid w:val="006C1F26"/>
     <w:pPr>
       <w:tabs>
         <w:tab w:val="center" w:pos="4513"/>
@@ -3163,7 +3163,7 @@
     <w:name w:val="Footer Char"/>
     <w:basedOn w:val="DefaultParagraphFont"/>
     <w:link w:val="Footer"/>
-    <w:rsid w:val="00E86505"/>
+    <w:rsid w:val="006C1F26"/>
     <w:rPr>
       <w:rFonts w:ascii="Segoe UI" w:eastAsia="Segoe UI" w:hAnsi="Segoe UI" w:cs="Segoe UI"/>
       <w:color w:val="242424"/>

--- a/reference/05-custom-skill-guide.docx
+++ b/reference/05-custom-skill-guide.docx
@@ -1456,7 +1456,7 @@
   <w:abstractNum w:abstractNumId="0" w15:restartNumberingAfterBreak="0">
     <w:nsid w:val="0000A990"/>
     <w:multiLevelType w:val="multilevel"/>
-    <w:tmpl w:val="00703C7A"/>
+    <w:tmpl w:val="26F27476"/>
     <w:lvl w:ilvl="0">
       <w:numFmt w:val="bullet"/>
       <w:lvlText w:val=" "/>
@@ -1533,7 +1533,7 @@
   <w:abstractNum w:abstractNumId="1" w15:restartNumberingAfterBreak="0">
     <w:nsid w:val="0000A991"/>
     <w:multiLevelType w:val="multilevel"/>
-    <w:tmpl w:val="1520CCEC"/>
+    <w:tmpl w:val="E27428FE"/>
     <w:lvl w:ilvl="0">
       <w:numFmt w:val="bullet"/>
       <w:lvlText w:val=""/>
@@ -1637,7 +1637,7 @@
   <w:abstractNum w:abstractNumId="2" w15:restartNumberingAfterBreak="0">
     <w:nsid w:val="0000A992"/>
     <w:multiLevelType w:val="multilevel"/>
-    <w:tmpl w:val="B4AEED60"/>
+    <w:tmpl w:val="50CADCD2"/>
     <w:lvl w:ilvl="0">
       <w:numFmt w:val="bullet"/>
       <w:lvlText w:val="☐"/>
@@ -1714,7 +1714,7 @@
   <w:abstractNum w:abstractNumId="3" w15:restartNumberingAfterBreak="0">
     <w:nsid w:val="00A99411"/>
     <w:multiLevelType w:val="multilevel"/>
-    <w:tmpl w:val="BE0A3D90"/>
+    <w:tmpl w:val="1EDE9AC6"/>
     <w:lvl w:ilvl="0">
       <w:start w:val="1"/>
       <w:numFmt w:val="decimal"/>
@@ -1797,13 +1797,13 @@
       </w:pPr>
     </w:lvl>
   </w:abstractNum>
-  <w:num w:numId="1" w16cid:durableId="2051101116">
+  <w:num w:numId="1" w16cid:durableId="136270072">
     <w:abstractNumId w:val="0"/>
   </w:num>
-  <w:num w:numId="2" w16cid:durableId="1199195417">
+  <w:num w:numId="2" w16cid:durableId="687214862">
     <w:abstractNumId w:val="1"/>
   </w:num>
-  <w:num w:numId="3" w16cid:durableId="1695619818">
+  <w:num w:numId="3" w16cid:durableId="1344093220">
     <w:abstractNumId w:val="3"/>
     <w:lvlOverride w:ilvl="0">
       <w:startOverride w:val="1"/>
@@ -1833,7 +1833,7 @@
       <w:startOverride w:val="1"/>
     </w:lvlOverride>
   </w:num>
-  <w:num w:numId="4" w16cid:durableId="1570117807">
+  <w:num w:numId="4" w16cid:durableId="535122946">
     <w:abstractNumId w:val="3"/>
     <w:lvlOverride w:ilvl="0">
       <w:startOverride w:val="1"/>
@@ -1863,25 +1863,25 @@
       <w:startOverride w:val="1"/>
     </w:lvlOverride>
   </w:num>
-  <w:num w:numId="5" w16cid:durableId="1651128995">
+  <w:num w:numId="5" w16cid:durableId="780420517">
     <w:abstractNumId w:val="1"/>
   </w:num>
-  <w:num w:numId="6" w16cid:durableId="231240079">
+  <w:num w:numId="6" w16cid:durableId="1768228858">
     <w:abstractNumId w:val="1"/>
   </w:num>
-  <w:num w:numId="7" w16cid:durableId="27074770">
+  <w:num w:numId="7" w16cid:durableId="1300497132">
     <w:abstractNumId w:val="2"/>
   </w:num>
-  <w:num w:numId="8" w16cid:durableId="517738814">
+  <w:num w:numId="8" w16cid:durableId="314578545">
     <w:abstractNumId w:val="2"/>
   </w:num>
-  <w:num w:numId="9" w16cid:durableId="114099144">
+  <w:num w:numId="9" w16cid:durableId="2107074977">
     <w:abstractNumId w:val="2"/>
   </w:num>
-  <w:num w:numId="10" w16cid:durableId="507251680">
+  <w:num w:numId="10" w16cid:durableId="415132701">
     <w:abstractNumId w:val="2"/>
   </w:num>
-  <w:num w:numId="11" w16cid:durableId="744646972">
+  <w:num w:numId="11" w16cid:durableId="342129073">
     <w:abstractNumId w:val="2"/>
   </w:num>
 </w:numbering>
@@ -3126,7 +3126,7 @@
     <w:name w:val="header"/>
     <w:basedOn w:val="Normal"/>
     <w:link w:val="HeaderChar"/>
-    <w:rsid w:val="006C1F26"/>
+    <w:rsid w:val="00E90BF3"/>
     <w:pPr>
       <w:tabs>
         <w:tab w:val="center" w:pos="4513"/>
@@ -3139,7 +3139,7 @@
     <w:name w:val="Header Char"/>
     <w:basedOn w:val="DefaultParagraphFont"/>
     <w:link w:val="Header"/>
-    <w:rsid w:val="006C1F26"/>
+    <w:rsid w:val="00E90BF3"/>
     <w:rPr>
       <w:rFonts w:ascii="Segoe UI" w:eastAsia="Segoe UI" w:hAnsi="Segoe UI" w:cs="Segoe UI"/>
       <w:color w:val="242424"/>
@@ -3150,7 +3150,7 @@
     <w:name w:val="footer"/>
     <w:basedOn w:val="Normal"/>
     <w:link w:val="FooterChar"/>
-    <w:rsid w:val="006C1F26"/>
+    <w:rsid w:val="00E90BF3"/>
     <w:pPr>
       <w:tabs>
         <w:tab w:val="center" w:pos="4513"/>
@@ -3163,7 +3163,7 @@
     <w:name w:val="Footer Char"/>
     <w:basedOn w:val="DefaultParagraphFont"/>
     <w:link w:val="Footer"/>
-    <w:rsid w:val="006C1F26"/>
+    <w:rsid w:val="00E90BF3"/>
     <w:rPr>
       <w:rFonts w:ascii="Segoe UI" w:eastAsia="Segoe UI" w:hAnsi="Segoe UI" w:cs="Segoe UI"/>
       <w:color w:val="242424"/>

--- a/reference/05-custom-skill-guide.docx
+++ b/reference/05-custom-skill-guide.docx
@@ -1456,7 +1456,7 @@
   <w:abstractNum w:abstractNumId="0" w15:restartNumberingAfterBreak="0">
     <w:nsid w:val="0000A990"/>
     <w:multiLevelType w:val="multilevel"/>
-    <w:tmpl w:val="00703C7A"/>
+    <w:tmpl w:val="7FE039C0"/>
     <w:lvl w:ilvl="0">
       <w:numFmt w:val="bullet"/>
       <w:lvlText w:val=" "/>
@@ -1533,7 +1533,7 @@
   <w:abstractNum w:abstractNumId="1" w15:restartNumberingAfterBreak="0">
     <w:nsid w:val="0000A991"/>
     <w:multiLevelType w:val="multilevel"/>
-    <w:tmpl w:val="1520CCEC"/>
+    <w:tmpl w:val="B6CE8B58"/>
     <w:lvl w:ilvl="0">
       <w:numFmt w:val="bullet"/>
       <w:lvlText w:val=""/>
@@ -1637,7 +1637,7 @@
   <w:abstractNum w:abstractNumId="2" w15:restartNumberingAfterBreak="0">
     <w:nsid w:val="0000A992"/>
     <w:multiLevelType w:val="multilevel"/>
-    <w:tmpl w:val="B4AEED60"/>
+    <w:tmpl w:val="1CE61DA2"/>
     <w:lvl w:ilvl="0">
       <w:numFmt w:val="bullet"/>
       <w:lvlText w:val="☐"/>
@@ -1714,7 +1714,7 @@
   <w:abstractNum w:abstractNumId="3" w15:restartNumberingAfterBreak="0">
     <w:nsid w:val="00A99411"/>
     <w:multiLevelType w:val="multilevel"/>
-    <w:tmpl w:val="BE0A3D90"/>
+    <w:tmpl w:val="A3603046"/>
     <w:lvl w:ilvl="0">
       <w:start w:val="1"/>
       <w:numFmt w:val="decimal"/>
@@ -1797,13 +1797,13 @@
       </w:pPr>
     </w:lvl>
   </w:abstractNum>
-  <w:num w:numId="1" w16cid:durableId="2051101116">
+  <w:num w:numId="1" w16cid:durableId="1009140091">
     <w:abstractNumId w:val="0"/>
   </w:num>
-  <w:num w:numId="2" w16cid:durableId="1199195417">
+  <w:num w:numId="2" w16cid:durableId="413627297">
     <w:abstractNumId w:val="1"/>
   </w:num>
-  <w:num w:numId="3" w16cid:durableId="1695619818">
+  <w:num w:numId="3" w16cid:durableId="766392132">
     <w:abstractNumId w:val="3"/>
     <w:lvlOverride w:ilvl="0">
       <w:startOverride w:val="1"/>
@@ -1833,7 +1833,7 @@
       <w:startOverride w:val="1"/>
     </w:lvlOverride>
   </w:num>
-  <w:num w:numId="4" w16cid:durableId="1570117807">
+  <w:num w:numId="4" w16cid:durableId="1135365684">
     <w:abstractNumId w:val="3"/>
     <w:lvlOverride w:ilvl="0">
       <w:startOverride w:val="1"/>
@@ -1863,25 +1863,25 @@
       <w:startOverride w:val="1"/>
     </w:lvlOverride>
   </w:num>
-  <w:num w:numId="5" w16cid:durableId="1651128995">
+  <w:num w:numId="5" w16cid:durableId="2070496585">
     <w:abstractNumId w:val="1"/>
   </w:num>
-  <w:num w:numId="6" w16cid:durableId="231240079">
+  <w:num w:numId="6" w16cid:durableId="1914390004">
     <w:abstractNumId w:val="1"/>
   </w:num>
-  <w:num w:numId="7" w16cid:durableId="27074770">
+  <w:num w:numId="7" w16cid:durableId="642849473">
     <w:abstractNumId w:val="2"/>
   </w:num>
-  <w:num w:numId="8" w16cid:durableId="517738814">
+  <w:num w:numId="8" w16cid:durableId="496723933">
     <w:abstractNumId w:val="2"/>
   </w:num>
-  <w:num w:numId="9" w16cid:durableId="114099144">
+  <w:num w:numId="9" w16cid:durableId="351222944">
     <w:abstractNumId w:val="2"/>
   </w:num>
-  <w:num w:numId="10" w16cid:durableId="507251680">
+  <w:num w:numId="10" w16cid:durableId="2055156410">
     <w:abstractNumId w:val="2"/>
   </w:num>
-  <w:num w:numId="11" w16cid:durableId="744646972">
+  <w:num w:numId="11" w16cid:durableId="1494687439">
     <w:abstractNumId w:val="2"/>
   </w:num>
 </w:numbering>
@@ -3126,7 +3126,7 @@
     <w:name w:val="header"/>
     <w:basedOn w:val="Normal"/>
     <w:link w:val="HeaderChar"/>
-    <w:rsid w:val="006C1F26"/>
+    <w:rsid w:val="00123ABB"/>
     <w:pPr>
       <w:tabs>
         <w:tab w:val="center" w:pos="4513"/>
@@ -3139,7 +3139,7 @@
     <w:name w:val="Header Char"/>
     <w:basedOn w:val="DefaultParagraphFont"/>
     <w:link w:val="Header"/>
-    <w:rsid w:val="006C1F26"/>
+    <w:rsid w:val="00123ABB"/>
     <w:rPr>
       <w:rFonts w:ascii="Segoe UI" w:eastAsia="Segoe UI" w:hAnsi="Segoe UI" w:cs="Segoe UI"/>
       <w:color w:val="242424"/>
@@ -3150,7 +3150,7 @@
     <w:name w:val="footer"/>
     <w:basedOn w:val="Normal"/>
     <w:link w:val="FooterChar"/>
-    <w:rsid w:val="006C1F26"/>
+    <w:rsid w:val="00123ABB"/>
     <w:pPr>
       <w:tabs>
         <w:tab w:val="center" w:pos="4513"/>
@@ -3163,7 +3163,7 @@
     <w:name w:val="Footer Char"/>
     <w:basedOn w:val="DefaultParagraphFont"/>
     <w:link w:val="Footer"/>
-    <w:rsid w:val="006C1F26"/>
+    <w:rsid w:val="00123ABB"/>
     <w:rPr>
       <w:rFonts w:ascii="Segoe UI" w:eastAsia="Segoe UI" w:hAnsi="Segoe UI" w:cs="Segoe UI"/>
       <w:color w:val="242424"/>

--- a/reference/05-custom-skill-guide.docx
+++ b/reference/05-custom-skill-guide.docx
@@ -1,14 +1,14 @@
 
 <file path=word/document.xml><?xml version="1.0" encoding="utf-8"?>
-<w:document xmlns:wpc="http://schemas.microsoft.com/office/word/2010/wordprocessingCanvas" xmlns:cx="http://schemas.microsoft.com/office/drawing/2014/chartex" xmlns:cx1="http://schemas.microsoft.com/office/drawing/2015/9/8/chartex" xmlns:cx2="http://schemas.microsoft.com/office/drawing/2015/10/21/chartex" xmlns:cx3="http://schemas.microsoft.com/office/drawing/2016/5/9/chartex" xmlns:cx4="http://schemas.microsoft.com/office/drawing/2016/5/10/chartex" xmlns:cx5="http://schemas.microsoft.com/office/drawing/2016/5/11/chartex" xmlns:cx6="http://schemas.microsoft.com/office/drawing/2016/5/12/chartex" xmlns:cx7="http://schemas.microsoft.com/office/drawing/2016/5/13/chartex" xmlns:cx8="http://schemas.microsoft.com/office/drawing/2016/5/14/chartex" xmlns:mc="http://schemas.openxmlformats.org/markup-compatibility/2006" xmlns:aink="http://schemas.microsoft.com/office/drawing/2016/ink" xmlns:am3d="http://schemas.microsoft.com/office/drawing/2017/model3d" xmlns:o="urn:schemas-microsoft-com:office:office" xmlns:oel="http://schemas.microsoft.com/office/2019/extlst" xmlns:r="http://schemas.openxmlformats.org/officeDocument/2006/relationships" xmlns:m="http://schemas.openxmlformats.org/officeDocument/2006/math" xmlns:v="urn:schemas-microsoft-com:vml" xmlns:wp14="http://schemas.microsoft.com/office/word/2010/wordprocessingDrawing" xmlns:wp="http://schemas.openxmlformats.org/drawingml/2006/wordprocessingDrawing" xmlns:w10="urn:schemas-microsoft-com:office:word" xmlns:w="http://schemas.openxmlformats.org/wordprocessingml/2006/main" xmlns:w14="http://schemas.microsoft.com/office/word/2010/wordml" xmlns:w15="http://schemas.microsoft.com/office/word/2012/wordml" xmlns:w16cex="http://schemas.microsoft.com/office/word/2018/wordml/cex" xmlns:w16cid="http://schemas.microsoft.com/office/word/2016/wordml/cid" xmlns:w16="http://schemas.microsoft.com/office/word/2018/wordml" xmlns:w16du="http://schemas.microsoft.com/office/word/2023/wordml/word16du" xmlns:w16sdtdh="http://schemas.microsoft.com/office/word/2020/wordml/sdtdatahash" xmlns:w16sdtfl="http://schemas.microsoft.com/office/word/2024/wordml/sdtformatlock" xmlns:w16se="http://schemas.microsoft.com/office/word/2015/wordml/symex" xmlns:wpg="http://schemas.microsoft.com/office/word/2010/wordprocessingGroup" xmlns:wpi="http://schemas.microsoft.com/office/word/2010/wordprocessingInk" xmlns:wne="http://schemas.microsoft.com/office/word/2006/wordml" xmlns:wps="http://schemas.microsoft.com/office/word/2010/wordprocessingShape" mc:Ignorable="w14 w15 w16se w16cid w16 w16cex w16sdtdh w16sdtfl w16du wp14">
+<w:document xmlns:w="http://schemas.openxmlformats.org/wordprocessingml/2006/main" xmlns:m="http://schemas.openxmlformats.org/officeDocument/2006/math" xmlns:r="http://schemas.openxmlformats.org/officeDocument/2006/relationships" xmlns:o="urn:schemas-microsoft-com:office:office" xmlns:v="urn:schemas-microsoft-com:vml" xmlns:w10="urn:schemas-microsoft-com:office:word" xmlns:a="http://schemas.openxmlformats.org/drawingml/2006/main" xmlns:pic="http://schemas.openxmlformats.org/drawingml/2006/picture" xmlns:wp="http://schemas.openxmlformats.org/drawingml/2006/wordprocessingDrawing">
   <w:body>
+    <w:bookmarkStart w:id="20" w:name="X7f4dd70eb73d819f6edc0f9a556e94d977d524f"/>
     <w:p>
       <w:pPr>
         <w:pStyle w:val="Heading1"/>
       </w:pPr>
-      <w:bookmarkStart w:id="0" w:name="X7f4dd70eb73d819f6edc0f9a556e94d977d524f"/>
-      <w:r>
-        <w:t>05 · Custom Skill Guide</w:t>
+      <w:r>
+        <w:t xml:space="preserve">05 · Custom Skill Guide</w:t>
       </w:r>
     </w:p>
     <w:p>
@@ -22,26 +22,35 @@
         <w:ind w:left="288" w:right="144"/>
       </w:pPr>
       <w:r>
-        <w:t xml:space="preserve">How to build, evaluate, and share a custom skill in Copilot Cowork. This backs </w:t>
-      </w:r>
-      <w:r>
-        <w:rPr>
-          <w:b/>
-          <w:bCs/>
-        </w:rPr>
-        <w:t>Exercise 4</w:t>
-      </w:r>
-      <w:r>
-        <w:t>, where you build the "HR Policy Answer" skill.</w:t>
-      </w:r>
-    </w:p>
+        <w:t xml:space="preserve">How to build, evaluate, and share a custom skill in Copilot Cowork.</w:t>
+      </w:r>
+      <w:r>
+        <w:t xml:space="preserve"> </w:t>
+      </w:r>
+      <w:r>
+        <w:t xml:space="preserve">This backs</w:t>
+      </w:r>
+      <w:r>
+        <w:t xml:space="preserve"> </w:t>
+      </w:r>
+      <w:r>
+        <w:rPr>
+          <w:b/>
+          <w:bCs/>
+        </w:rPr>
+        <w:t xml:space="preserve">Exercise 3</w:t>
+      </w:r>
+      <w:r>
+        <w:t xml:space="preserve">, where you build the "HR Policy Answer" skill.</w:t>
+      </w:r>
+    </w:p>
+    <w:bookmarkStart w:id="9" w:name="X8cf889a40641047a377ff2a9d722fbd0818305d"/>
     <w:p>
       <w:pPr>
         <w:pStyle w:val="Heading2"/>
       </w:pPr>
-      <w:bookmarkStart w:id="1" w:name="X8cf889a40641047a377ff2a9d722fbd0818305d"/>
-      <w:r>
-        <w:t>What a custom skill is (and when to build one)</w:t>
+      <w:r>
+        <w:t xml:space="preserve">What a custom skill is (and when to build one)</w:t>
       </w:r>
     </w:p>
     <w:p>
@@ -49,27 +58,51 @@
         <w:pStyle w:val="FirstParagraph"/>
       </w:pPr>
       <w:r>
-        <w:t xml:space="preserve">A </w:t>
-      </w:r>
-      <w:r>
-        <w:rPr>
-          <w:b/>
-          <w:bCs/>
-        </w:rPr>
-        <w:t>custom skill</w:t>
-      </w:r>
-      <w:r>
-        <w:t xml:space="preserve"> teaches Cowork to handle a </w:t>
-      </w:r>
-      <w:r>
-        <w:rPr>
-          <w:b/>
-          <w:bCs/>
-        </w:rPr>
-        <w:t>recurring task consistently</w:t>
-      </w:r>
-      <w:r>
-        <w:t xml:space="preserve"> — the same tone, structure, and rules every time — without you re-explaining it in each prompt. Build one when you find yourself typing the same kind of instructions repeatedly.</w:t>
+        <w:t xml:space="preserve">A</w:t>
+      </w:r>
+      <w:r>
+        <w:t xml:space="preserve"> </w:t>
+      </w:r>
+      <w:r>
+        <w:rPr>
+          <w:b/>
+          <w:bCs/>
+        </w:rPr>
+        <w:t xml:space="preserve">custom skill</w:t>
+      </w:r>
+      <w:r>
+        <w:t xml:space="preserve"> </w:t>
+      </w:r>
+      <w:r>
+        <w:t xml:space="preserve">teaches Cowork to handle a</w:t>
+      </w:r>
+      <w:r>
+        <w:t xml:space="preserve"> </w:t>
+      </w:r>
+      <w:r>
+        <w:rPr>
+          <w:b/>
+          <w:bCs/>
+        </w:rPr>
+        <w:t xml:space="preserve">recurring task consistently</w:t>
+      </w:r>
+      <w:r>
+        <w:t xml:space="preserve"> </w:t>
+      </w:r>
+      <w:r>
+        <w:t xml:space="preserve">— the same tone,</w:t>
+      </w:r>
+      <w:r>
+        <w:t xml:space="preserve"> </w:t>
+      </w:r>
+      <w:r>
+        <w:t xml:space="preserve">structure, and rules every time — without you re-explaining it in each prompt. Build one when you</w:t>
+      </w:r>
+      <w:r>
+        <w:t xml:space="preserve"> </w:t>
+      </w:r>
+      <w:r>
+        <w:t xml:space="preserve">find yourself typing the same kind of instructions repeatedly.</w:t>
       </w:r>
     </w:p>
     <w:p>
@@ -77,7 +110,7 @@
         <w:pStyle w:val="BodyText"/>
       </w:pPr>
       <w:r>
-        <w:t>Good HR candidates:</w:t>
+        <w:t xml:space="preserve">Good HR candidates:</w:t>
       </w:r>
     </w:p>
     <w:p>
@@ -85,11 +118,11 @@
         <w:pStyle w:val="Compact"/>
         <w:numPr>
           <w:ilvl w:val="0"/>
-          <w:numId w:val="2"/>
+          <w:numId w:val="1001"/>
         </w:numPr>
       </w:pPr>
       <w:r>
-        <w:t>Answering policy/benefits questions in a consistent, sourced format.</w:t>
+        <w:t xml:space="preserve">Answering policy/benefits questions in a consistent, sourced format.</w:t>
       </w:r>
     </w:p>
     <w:p>
@@ -97,11 +130,11 @@
         <w:pStyle w:val="Compact"/>
         <w:numPr>
           <w:ilvl w:val="0"/>
-          <w:numId w:val="2"/>
+          <w:numId w:val="1001"/>
         </w:numPr>
       </w:pPr>
       <w:r>
-        <w:t>Drafting new-hire welcome messages in your team's voice.</w:t>
+        <w:t xml:space="preserve">Drafting new-hire welcome messages in your team's voice.</w:t>
       </w:r>
     </w:p>
     <w:p>
@@ -109,21 +142,21 @@
         <w:pStyle w:val="Compact"/>
         <w:numPr>
           <w:ilvl w:val="0"/>
-          <w:numId w:val="2"/>
+          <w:numId w:val="1001"/>
         </w:numPr>
       </w:pPr>
       <w:r>
-        <w:t>Producing a standard weekly HR ticket summary.</w:t>
-      </w:r>
-    </w:p>
+        <w:t xml:space="preserve">Producing a standard weekly HR ticket summary.</w:t>
+      </w:r>
+    </w:p>
+    <w:bookmarkEnd w:id="9"/>
+    <w:bookmarkStart w:id="11" w:name="three-ways-to-create-a-custom-skill"/>
     <w:p>
       <w:pPr>
         <w:pStyle w:val="Heading2"/>
       </w:pPr>
-      <w:bookmarkStart w:id="2" w:name="three-ways-to-create-a-custom-skill"/>
-      <w:bookmarkEnd w:id="1"/>
-      <w:r>
-        <w:t>Three ways to create a custom skill</w:t>
+      <w:r>
+        <w:t xml:space="preserve">Three ways to create a custom skill</w:t>
       </w:r>
     </w:p>
     <w:p>
@@ -131,7 +164,7 @@
         <w:pStyle w:val="Compact"/>
         <w:numPr>
           <w:ilvl w:val="0"/>
-          <w:numId w:val="3"/>
+          <w:numId w:val="1002"/>
         </w:numPr>
       </w:pPr>
       <w:r>
@@ -139,7 +172,7 @@
           <w:b/>
           <w:bCs/>
         </w:rPr>
-        <w:t>Guided Customize page</w:t>
+        <w:t xml:space="preserve">Guided Customize page</w:t>
       </w:r>
       <w:r>
         <w:t xml:space="preserve"> </w:t>
@@ -149,10 +182,19 @@
           <w:i/>
           <w:iCs/>
         </w:rPr>
-        <w:t>(used in the workshop)</w:t>
-      </w:r>
-      <w:r>
-        <w:t xml:space="preserve"> — Cowork walks you through naming, describing, and writing the skill in one session.</w:t>
+        <w:t xml:space="preserve">(used in the workshop)</w:t>
+      </w:r>
+      <w:r>
+        <w:t xml:space="preserve"> </w:t>
+      </w:r>
+      <w:r>
+        <w:t xml:space="preserve">— Cowork walks you through naming, describing,</w:t>
+      </w:r>
+      <w:r>
+        <w:t xml:space="preserve"> </w:t>
+      </w:r>
+      <w:r>
+        <w:t xml:space="preserve">and writing the skill in one session.</w:t>
       </w:r>
     </w:p>
     <w:p>
@@ -160,7 +202,7 @@
         <w:pStyle w:val="Compact"/>
         <w:numPr>
           <w:ilvl w:val="0"/>
-          <w:numId w:val="3"/>
+          <w:numId w:val="1002"/>
         </w:numPr>
       </w:pPr>
       <w:r>
@@ -168,10 +210,19 @@
           <w:b/>
           <w:bCs/>
         </w:rPr>
-        <w:t>Ask in chat</w:t>
-      </w:r>
-      <w:r>
-        <w:t xml:space="preserve"> — tell Cowork you'd like help creating a skill, or describe what it should do, and it guides you through the same steps.</w:t>
+        <w:t xml:space="preserve">Ask in chat</w:t>
+      </w:r>
+      <w:r>
+        <w:t xml:space="preserve"> </w:t>
+      </w:r>
+      <w:r>
+        <w:t xml:space="preserve">— tell Cowork you'd like help creating a skill, or describe what it should do, and</w:t>
+      </w:r>
+      <w:r>
+        <w:t xml:space="preserve"> </w:t>
+      </w:r>
+      <w:r>
+        <w:t xml:space="preserve">it guides you through the same steps.</w:t>
       </w:r>
     </w:p>
     <w:p>
@@ -179,7 +230,7 @@
         <w:pStyle w:val="Compact"/>
         <w:numPr>
           <w:ilvl w:val="0"/>
-          <w:numId w:val="3"/>
+          <w:numId w:val="1002"/>
         </w:numPr>
       </w:pPr>
       <w:r>
@@ -187,7 +238,14 @@
           <w:b/>
           <w:bCs/>
         </w:rPr>
-        <w:t xml:space="preserve">Add a </w:t>
+        <w:t xml:space="preserve">Add a</w:t>
+      </w:r>
+      <w:r>
+        <w:rPr>
+          <w:b/>
+          <w:bCs/>
+        </w:rPr>
+        <w:t xml:space="preserve"> </w:t>
       </w:r>
       <w:r>
         <w:rPr>
@@ -195,45 +253,73 @@
           <w:b/>
           <w:bCs/>
         </w:rPr>
-        <w:t>SKILL.md</w:t>
-      </w:r>
-      <w:r>
-        <w:rPr>
-          <w:b/>
-          <w:bCs/>
-        </w:rPr>
-        <w:t xml:space="preserve"> file</w:t>
-      </w:r>
-      <w:r>
-        <w:t xml:space="preserve"> — in your OneDrive </w:t>
+        <w:t xml:space="preserve">SKILL.md</w:t>
+      </w:r>
+      <w:r>
+        <w:rPr>
+          <w:b/>
+          <w:bCs/>
+        </w:rPr>
+        <w:t xml:space="preserve"> </w:t>
+      </w:r>
+      <w:r>
+        <w:rPr>
+          <w:b/>
+          <w:bCs/>
+        </w:rPr>
+        <w:t xml:space="preserve">file</w:t>
+      </w:r>
+      <w:r>
+        <w:t xml:space="preserve"> </w:t>
+      </w:r>
+      <w:r>
+        <w:t xml:space="preserve">— in your OneDrive</w:t>
+      </w:r>
+      <w:r>
+        <w:t xml:space="preserve"> </w:t>
       </w:r>
       <w:r>
         <w:rPr>
           <w:rStyle w:val="VerbatimChar"/>
         </w:rPr>
-        <w:t>/Documents/Cowork/skills/</w:t>
-      </w:r>
-      <w:r>
-        <w:t xml:space="preserve"> folder, create a </w:t>
-      </w:r>
-      <w:r>
-        <w:rPr>
-          <w:b/>
-          <w:bCs/>
-        </w:rPr>
-        <w:t>subfolder</w:t>
-      </w:r>
-      <w:r>
-        <w:t xml:space="preserve"> for the skill (e.g., </w:t>
+        <w:t xml:space="preserve">/Documents/Cowork/skills/</w:t>
+      </w:r>
+      <w:r>
+        <w:t xml:space="preserve"> </w:t>
+      </w:r>
+      <w:r>
+        <w:t xml:space="preserve">folder, create a</w:t>
+      </w:r>
+      <w:r>
+        <w:t xml:space="preserve"> </w:t>
+      </w:r>
+      <w:r>
+        <w:rPr>
+          <w:b/>
+          <w:bCs/>
+        </w:rPr>
+        <w:t xml:space="preserve">subfolder</w:t>
+      </w:r>
+      <w:r>
+        <w:t xml:space="preserve"> </w:t>
+      </w:r>
+      <w:r>
+        <w:t xml:space="preserve">for the skill (e.g.,</w:t>
+      </w:r>
+      <w:r>
+        <w:t xml:space="preserve"> </w:t>
       </w:r>
       <w:r>
         <w:rPr>
           <w:rStyle w:val="VerbatimChar"/>
         </w:rPr>
-        <w:t>hr-policy-answer/</w:t>
-      </w:r>
-      <w:r>
-        <w:t xml:space="preserve">) and put a file named exactly </w:t>
+        <w:t xml:space="preserve">hr-policy-answer/</w:t>
+      </w:r>
+      <w:r>
+        <w:t xml:space="preserve">) and put a file named exactly</w:t>
+      </w:r>
+      <w:r>
+        <w:t xml:space="preserve"> </w:t>
       </w:r>
       <w:r>
         <w:rPr>
@@ -241,85 +327,139 @@
           <w:b/>
           <w:bCs/>
         </w:rPr>
-        <w:t>SKILL.md</w:t>
-      </w:r>
-      <w:r>
-        <w:t xml:space="preserve"> inside it, with </w:t>
+        <w:t xml:space="preserve">SKILL.md</w:t>
+      </w:r>
+      <w:r>
+        <w:t xml:space="preserve"> </w:t>
+      </w:r>
+      <w:r>
+        <w:t xml:space="preserve">inside it, with</w:t>
+      </w:r>
+      <w:r>
+        <w:t xml:space="preserve"> </w:t>
       </w:r>
       <w:r>
         <w:rPr>
           <w:rStyle w:val="VerbatimChar"/>
         </w:rPr>
-        <w:t>name</w:t>
-      </w:r>
-      <w:r>
-        <w:t xml:space="preserve"> and </w:t>
+        <w:t xml:space="preserve">name</w:t>
+      </w:r>
+      <w:r>
+        <w:t xml:space="preserve"> </w:t>
+      </w:r>
+      <w:r>
+        <w:t xml:space="preserve">and</w:t>
+      </w:r>
+      <w:r>
+        <w:t xml:space="preserve"> </w:t>
       </w:r>
       <w:r>
         <w:rPr>
           <w:rStyle w:val="VerbatimChar"/>
         </w:rPr>
-        <w:t>description</w:t>
-      </w:r>
-      <w:r>
-        <w:t xml:space="preserve"> front matter. Cowork finds it at the start of your next session. You can also </w:t>
-      </w:r>
-      <w:r>
-        <w:rPr>
-          <w:b/>
-          <w:bCs/>
-        </w:rPr>
-        <w:t>upload</w:t>
-      </w:r>
-      <w:r>
-        <w:t xml:space="preserve"> a </w:t>
+        <w:t xml:space="preserve">description</w:t>
+      </w:r>
+      <w:r>
+        <w:t xml:space="preserve"> </w:t>
+      </w:r>
+      <w:r>
+        <w:t xml:space="preserve">front matter. Cowork finds it at the start of your next</w:t>
+      </w:r>
+      <w:r>
+        <w:t xml:space="preserve"> </w:t>
+      </w:r>
+      <w:r>
+        <w:t xml:space="preserve">session. You can also</w:t>
+      </w:r>
+      <w:r>
+        <w:t xml:space="preserve"> </w:t>
+      </w:r>
+      <w:r>
+        <w:rPr>
+          <w:b/>
+          <w:bCs/>
+        </w:rPr>
+        <w:t xml:space="preserve">upload</w:t>
+      </w:r>
+      <w:r>
+        <w:t xml:space="preserve"> </w:t>
+      </w:r>
+      <w:r>
+        <w:t xml:space="preserve">a</w:t>
+      </w:r>
+      <w:r>
+        <w:t xml:space="preserve"> </w:t>
       </w:r>
       <w:r>
         <w:rPr>
           <w:rStyle w:val="VerbatimChar"/>
         </w:rPr>
-        <w:t>.md</w:t>
-      </w:r>
-      <w:r>
-        <w:t xml:space="preserve">, </w:t>
+        <w:t xml:space="preserve">.md</w:t>
+      </w:r>
+      <w:r>
+        <w:t xml:space="preserve">,</w:t>
+      </w:r>
+      <w:r>
+        <w:t xml:space="preserve"> </w:t>
       </w:r>
       <w:r>
         <w:rPr>
           <w:rStyle w:val="VerbatimChar"/>
         </w:rPr>
-        <w:t>.zip</w:t>
-      </w:r>
-      <w:r>
-        <w:t xml:space="preserve">, or </w:t>
+        <w:t xml:space="preserve">.zip</w:t>
+      </w:r>
+      <w:r>
+        <w:t xml:space="preserve">, or</w:t>
+      </w:r>
+      <w:r>
+        <w:t xml:space="preserve"> </w:t>
       </w:r>
       <w:r>
         <w:rPr>
           <w:rStyle w:val="VerbatimChar"/>
         </w:rPr>
-        <w:t>.skill</w:t>
-      </w:r>
-      <w:r>
-        <w:t xml:space="preserve"> file: </w:t>
-      </w:r>
-      <w:r>
-        <w:rPr>
-          <w:b/>
-          <w:bCs/>
-        </w:rPr>
-        <w:t>Customize → Skills →</w:t>
-      </w:r>
-      <w:r>
-        <w:t xml:space="preserve"> the arrow next to </w:t>
-      </w:r>
-      <w:r>
-        <w:rPr>
-          <w:b/>
-          <w:bCs/>
-        </w:rPr>
-        <w:t>Add → Upload skill</w:t>
-      </w:r>
-      <w:r>
-        <w:t>. Only upload skills from sources you trust.</w:t>
+        <w:t xml:space="preserve">.skill</w:t>
+      </w:r>
+      <w:r>
+        <w:t xml:space="preserve"> </w:t>
+      </w:r>
+      <w:r>
+        <w:t xml:space="preserve">file:</w:t>
+      </w:r>
+      <w:r>
+        <w:t xml:space="preserve"> </w:t>
+      </w:r>
+      <w:r>
+        <w:rPr>
+          <w:b/>
+          <w:bCs/>
+        </w:rPr>
+        <w:t xml:space="preserve">Customize → Skills →</w:t>
+      </w:r>
+      <w:r>
+        <w:t xml:space="preserve"> </w:t>
+      </w:r>
+      <w:r>
+        <w:t xml:space="preserve">the</w:t>
+      </w:r>
+      <w:r>
+        <w:t xml:space="preserve"> </w:t>
+      </w:r>
+      <w:r>
+        <w:t xml:space="preserve">arrow next to</w:t>
+      </w:r>
+      <w:r>
+        <w:t xml:space="preserve"> </w:t>
+      </w:r>
+      <w:r>
+        <w:rPr>
+          <w:b/>
+          <w:bCs/>
+        </w:rPr>
+        <w:t xml:space="preserve">Add → Upload skill</w:t>
+      </w:r>
+      <w:r>
+        <w:t xml:space="preserve">. Only upload skills from sources you trust.</w:t>
       </w:r>
     </w:p>
     <w:p>
@@ -333,23 +473,38 @@
         <w:ind w:left="288" w:right="144"/>
       </w:pPr>
       <w:r>
-        <w:t xml:space="preserve">Custom skills save to your OneDrive at </w:t>
+        <w:t xml:space="preserve">Custom skills save to your OneDrive at</w:t>
+      </w:r>
+      <w:r>
+        <w:t xml:space="preserve"> </w:t>
       </w:r>
       <w:r>
         <w:rPr>
           <w:rStyle w:val="VerbatimChar"/>
         </w:rPr>
-        <w:t>/Documents/Cowork/skills/{skill-name}/SKILL.md</w:t>
-      </w:r>
-      <w:r>
-        <w:t xml:space="preserve"> and are available in your next session. </w:t>
-      </w:r>
-      <w:r>
-        <w:rPr>
-          <w:b/>
-          <w:bCs/>
-        </w:rPr>
-        <w:t>Not supported on mobile.</w:t>
+        <w:t xml:space="preserve">/Documents/Cowork/skills/{skill-name}/SKILL.md</w:t>
+      </w:r>
+      <w:r>
+        <w:t xml:space="preserve"> </w:t>
+      </w:r>
+      <w:r>
+        <w:t xml:space="preserve">and are</w:t>
+      </w:r>
+      <w:r>
+        <w:t xml:space="preserve"> </w:t>
+      </w:r>
+      <w:r>
+        <w:t xml:space="preserve">available in your next session.</w:t>
+      </w:r>
+      <w:r>
+        <w:t xml:space="preserve"> </w:t>
+      </w:r>
+      <w:r>
+        <w:rPr>
+          <w:b/>
+          <w:bCs/>
+        </w:rPr>
+        <w:t xml:space="preserve">Not supported on mobile.</w:t>
       </w:r>
     </w:p>
     <w:p>
@@ -367,80 +522,116 @@
           <w:b/>
           <w:bCs/>
         </w:rPr>
-        <w:t>Limits:</w:t>
-      </w:r>
-      <w:r>
-        <w:t xml:space="preserve"> up to </w:t>
-      </w:r>
-      <w:r>
-        <w:rPr>
-          <w:b/>
-          <w:bCs/>
-        </w:rPr>
-        <w:t>50</w:t>
-      </w:r>
-      <w:r>
-        <w:t xml:space="preserve"> custom skills; each </w:t>
+        <w:t xml:space="preserve">Limits:</w:t>
+      </w:r>
+      <w:r>
+        <w:t xml:space="preserve"> </w:t>
+      </w:r>
+      <w:r>
+        <w:t xml:space="preserve">up to</w:t>
+      </w:r>
+      <w:r>
+        <w:t xml:space="preserve"> </w:t>
+      </w:r>
+      <w:r>
+        <w:rPr>
+          <w:b/>
+          <w:bCs/>
+        </w:rPr>
+        <w:t xml:space="preserve">50</w:t>
+      </w:r>
+      <w:r>
+        <w:t xml:space="preserve"> </w:t>
+      </w:r>
+      <w:r>
+        <w:t xml:space="preserve">custom skills; each</w:t>
+      </w:r>
+      <w:r>
+        <w:t xml:space="preserve"> </w:t>
       </w:r>
       <w:r>
         <w:rPr>
           <w:rStyle w:val="VerbatimChar"/>
         </w:rPr>
-        <w:t>SKILL.md</w:t>
-      </w:r>
-      <w:r>
-        <w:t xml:space="preserve"> up to </w:t>
-      </w:r>
-      <w:r>
-        <w:rPr>
-          <w:b/>
-          <w:bCs/>
-        </w:rPr>
-        <w:t>1 MB</w:t>
-      </w:r>
-      <w:r>
-        <w:t xml:space="preserve">; up to </w:t>
-      </w:r>
-      <w:r>
-        <w:rPr>
-          <w:b/>
-          <w:bCs/>
-        </w:rPr>
-        <w:t>20 companion files</w:t>
-      </w:r>
-      <w:r>
-        <w:t xml:space="preserve"> (reference documents or scripts) and </w:t>
-      </w:r>
-      <w:r>
-        <w:rPr>
-          <w:b/>
-          <w:bCs/>
-        </w:rPr>
-        <w:t>10 MB</w:t>
-      </w:r>
-      <w:r>
-        <w:t xml:space="preserve"> in total per skill. (</w:t>
-      </w:r>
-      <w:hyperlink r:id="rId7" w:anchor="cowork-skills">
+        <w:t xml:space="preserve">SKILL.md</w:t>
+      </w:r>
+      <w:r>
+        <w:t xml:space="preserve"> </w:t>
+      </w:r>
+      <w:r>
+        <w:t xml:space="preserve">up to</w:t>
+      </w:r>
+      <w:r>
+        <w:t xml:space="preserve"> </w:t>
+      </w:r>
+      <w:r>
+        <w:rPr>
+          <w:b/>
+          <w:bCs/>
+        </w:rPr>
+        <w:t xml:space="preserve">1 MB</w:t>
+      </w:r>
+      <w:r>
+        <w:t xml:space="preserve">; up to</w:t>
+      </w:r>
+      <w:r>
+        <w:t xml:space="preserve"> </w:t>
+      </w:r>
+      <w:r>
+        <w:rPr>
+          <w:b/>
+          <w:bCs/>
+        </w:rPr>
+        <w:t xml:space="preserve">20 companion files</w:t>
+      </w:r>
+      <w:r>
+        <w:t xml:space="preserve"> </w:t>
+      </w:r>
+      <w:r>
+        <w:t xml:space="preserve">(reference documents or scripts) and</w:t>
+      </w:r>
+      <w:r>
+        <w:t xml:space="preserve"> </w:t>
+      </w:r>
+      <w:r>
+        <w:rPr>
+          <w:b/>
+          <w:bCs/>
+        </w:rPr>
+        <w:t xml:space="preserve">10 MB</w:t>
+      </w:r>
+      <w:r>
+        <w:t xml:space="preserve"> </w:t>
+      </w:r>
+      <w:r>
+        <w:t xml:space="preserve">in total per skill.</w:t>
+      </w:r>
+      <w:r>
+        <w:t xml:space="preserve"> </w:t>
+      </w:r>
+      <w:r>
+        <w:t xml:space="preserve">(</w:t>
+      </w:r>
+      <w:hyperlink r:id="rId10">
         <w:r>
           <w:rPr>
             <w:rStyle w:val="Hyperlink"/>
           </w:rPr>
-          <w:t>Microsoft Learn</w:t>
+          <w:t xml:space="preserve">Microsoft Learn</w:t>
         </w:r>
       </w:hyperlink>
       <w:r>
-        <w:t>)</w:t>
-      </w:r>
-    </w:p>
+        <w:t xml:space="preserve">)</w:t>
+      </w:r>
+    </w:p>
+    <w:bookmarkEnd w:id="11"/>
+    <w:bookmarkStart w:id="12" w:name="X0f11681887c8019f9c9e900e30d8d504eeb1e0a"/>
     <w:p>
       <w:pPr>
         <w:pStyle w:val="Heading2"/>
       </w:pPr>
-      <w:bookmarkStart w:id="3" w:name="X0f11681887c8019f9c9e900e30d8d504eeb1e0a"/>
-      <w:bookmarkEnd w:id="2"/>
-      <w:r>
-        <w:t>Step-by-step: build from the Customize page</w:t>
+      <w:r>
+        <w:t xml:space="preserve">Step-by-step: build from the Customize page</w:t>
       </w:r>
     </w:p>
     <w:p>
@@ -448,21 +639,27 @@
         <w:pStyle w:val="Compact"/>
         <w:numPr>
           <w:ilvl w:val="0"/>
-          <w:numId w:val="4"/>
+          <w:numId w:val="1003"/>
         </w:numPr>
       </w:pPr>
       <w:r>
-        <w:t xml:space="preserve">In Cowork, open the </w:t>
-      </w:r>
-      <w:r>
-        <w:rPr>
-          <w:b/>
-          <w:bCs/>
-        </w:rPr>
-        <w:t>Customize</w:t>
-      </w:r>
-      <w:r>
-        <w:t xml:space="preserve"> page from the left navigation.</w:t>
+        <w:t xml:space="preserve">In Cowork, open the</w:t>
+      </w:r>
+      <w:r>
+        <w:t xml:space="preserve"> </w:t>
+      </w:r>
+      <w:r>
+        <w:rPr>
+          <w:b/>
+          <w:bCs/>
+        </w:rPr>
+        <w:t xml:space="preserve">Customize</w:t>
+      </w:r>
+      <w:r>
+        <w:t xml:space="preserve"> </w:t>
+      </w:r>
+      <w:r>
+        <w:t xml:space="preserve">page from the left navigation.</w:t>
       </w:r>
     </w:p>
     <w:p>
@@ -470,21 +667,27 @@
         <w:pStyle w:val="Compact"/>
         <w:numPr>
           <w:ilvl w:val="0"/>
-          <w:numId w:val="4"/>
+          <w:numId w:val="1003"/>
         </w:numPr>
       </w:pPr>
       <w:r>
-        <w:t xml:space="preserve">Select the </w:t>
-      </w:r>
-      <w:r>
-        <w:rPr>
-          <w:b/>
-          <w:bCs/>
-        </w:rPr>
-        <w:t>Skills</w:t>
-      </w:r>
-      <w:r>
-        <w:t xml:space="preserve"> tab.</w:t>
+        <w:t xml:space="preserve">Select the</w:t>
+      </w:r>
+      <w:r>
+        <w:t xml:space="preserve"> </w:t>
+      </w:r>
+      <w:r>
+        <w:rPr>
+          <w:b/>
+          <w:bCs/>
+        </w:rPr>
+        <w:t xml:space="preserve">Skills</w:t>
+      </w:r>
+      <w:r>
+        <w:t xml:space="preserve"> </w:t>
+      </w:r>
+      <w:r>
+        <w:t xml:space="preserve">tab.</w:t>
       </w:r>
     </w:p>
     <w:p>
@@ -492,31 +695,40 @@
         <w:pStyle w:val="Compact"/>
         <w:numPr>
           <w:ilvl w:val="0"/>
-          <w:numId w:val="4"/>
+          <w:numId w:val="1003"/>
         </w:numPr>
       </w:pPr>
       <w:r>
-        <w:t xml:space="preserve">Select </w:t>
-      </w:r>
-      <w:r>
-        <w:rPr>
-          <w:b/>
-          <w:bCs/>
-        </w:rPr>
-        <w:t>Add</w:t>
-      </w:r>
-      <w:r>
-        <w:t xml:space="preserve"> → </w:t>
-      </w:r>
-      <w:r>
-        <w:rPr>
-          <w:b/>
-          <w:bCs/>
-        </w:rPr>
-        <w:t>Create new</w:t>
-      </w:r>
-      <w:r>
-        <w:t>. Cowork opens a new session and starts a guided flow.</w:t>
+        <w:t xml:space="preserve">Select</w:t>
+      </w:r>
+      <w:r>
+        <w:t xml:space="preserve"> </w:t>
+      </w:r>
+      <w:r>
+        <w:rPr>
+          <w:b/>
+          <w:bCs/>
+        </w:rPr>
+        <w:t xml:space="preserve">Add</w:t>
+      </w:r>
+      <w:r>
+        <w:t xml:space="preserve"> </w:t>
+      </w:r>
+      <w:r>
+        <w:t xml:space="preserve">→</w:t>
+      </w:r>
+      <w:r>
+        <w:t xml:space="preserve"> </w:t>
+      </w:r>
+      <w:r>
+        <w:rPr>
+          <w:b/>
+          <w:bCs/>
+        </w:rPr>
+        <w:t xml:space="preserve">Create new</w:t>
+      </w:r>
+      <w:r>
+        <w:t xml:space="preserve">. Cowork opens a new session and starts a guided flow.</w:t>
       </w:r>
     </w:p>
     <w:p>
@@ -524,30 +736,45 @@
         <w:pStyle w:val="Compact"/>
         <w:numPr>
           <w:ilvl w:val="0"/>
-          <w:numId w:val="4"/>
+          <w:numId w:val="1003"/>
         </w:numPr>
       </w:pPr>
       <w:r>
-        <w:t xml:space="preserve">Answer the prompts to define the skill's </w:t>
-      </w:r>
-      <w:r>
-        <w:rPr>
-          <w:b/>
-          <w:bCs/>
-        </w:rPr>
-        <w:t>name, description, category, and instructions</w:t>
-      </w:r>
-      <w:r>
-        <w:t xml:space="preserve">. Cowork drafts the </w:t>
+        <w:t xml:space="preserve">Answer the prompts to define the skill's</w:t>
+      </w:r>
+      <w:r>
+        <w:t xml:space="preserve"> </w:t>
+      </w:r>
+      <w:r>
+        <w:rPr>
+          <w:b/>
+          <w:bCs/>
+        </w:rPr>
+        <w:t xml:space="preserve">name, description, category, and instructions</w:t>
+      </w:r>
+      <w:r>
+        <w:t xml:space="preserve">. Cowork</w:t>
+      </w:r>
+      <w:r>
+        <w:t xml:space="preserve"> </w:t>
+      </w:r>
+      <w:r>
+        <w:t xml:space="preserve">drafts the</w:t>
+      </w:r>
+      <w:r>
+        <w:t xml:space="preserve"> </w:t>
       </w:r>
       <w:r>
         <w:rPr>
           <w:rStyle w:val="VerbatimChar"/>
         </w:rPr>
-        <w:t>SKILL.md</w:t>
-      </w:r>
-      <w:r>
-        <w:t xml:space="preserve"> as you go.</w:t>
+        <w:t xml:space="preserve">SKILL.md</w:t>
+      </w:r>
+      <w:r>
+        <w:t xml:space="preserve"> </w:t>
+      </w:r>
+      <w:r>
+        <w:t xml:space="preserve">as you go.</w:t>
       </w:r>
     </w:p>
     <w:p>
@@ -555,31 +782,40 @@
         <w:pStyle w:val="Compact"/>
         <w:numPr>
           <w:ilvl w:val="0"/>
-          <w:numId w:val="4"/>
+          <w:numId w:val="1003"/>
         </w:numPr>
       </w:pPr>
       <w:r>
-        <w:t xml:space="preserve">When you're happy with the draft, </w:t>
-      </w:r>
-      <w:r>
-        <w:rPr>
-          <w:b/>
-          <w:bCs/>
-        </w:rPr>
-        <w:t>confirm in chat</w:t>
-      </w:r>
-      <w:r>
-        <w:t>. Cowork saves the skill to your OneDrive, where it becomes available next session.</w:t>
-      </w:r>
-    </w:p>
+        <w:t xml:space="preserve">When you're happy with the draft,</w:t>
+      </w:r>
+      <w:r>
+        <w:t xml:space="preserve"> </w:t>
+      </w:r>
+      <w:r>
+        <w:rPr>
+          <w:b/>
+          <w:bCs/>
+        </w:rPr>
+        <w:t xml:space="preserve">confirm in chat</w:t>
+      </w:r>
+      <w:r>
+        <w:t xml:space="preserve">. Cowork saves the skill to your OneDrive,</w:t>
+      </w:r>
+      <w:r>
+        <w:t xml:space="preserve"> </w:t>
+      </w:r>
+      <w:r>
+        <w:t xml:space="preserve">where it becomes available next session.</w:t>
+      </w:r>
+    </w:p>
+    <w:bookmarkEnd w:id="12"/>
+    <w:bookmarkStart w:id="15" w:name="how-cowork-evaluates-your-skill"/>
     <w:p>
       <w:pPr>
         <w:pStyle w:val="Heading2"/>
       </w:pPr>
-      <w:bookmarkStart w:id="4" w:name="how-cowork-evaluates-your-skill"/>
-      <w:bookmarkEnd w:id="3"/>
-      <w:r>
-        <w:t>How Cowork evaluates your skill</w:t>
+      <w:r>
+        <w:t xml:space="preserve">How Cowork evaluates your skill</w:t>
       </w:r>
     </w:p>
     <w:p>
@@ -587,17 +823,29 @@
         <w:pStyle w:val="FirstParagraph"/>
       </w:pPr>
       <w:r>
-        <w:t xml:space="preserve">When you create, update, or validate a skill, Cowork </w:t>
-      </w:r>
-      <w:r>
-        <w:rPr>
-          <w:b/>
-          <w:bCs/>
-        </w:rPr>
-        <w:t>automatically evaluates it</w:t>
-      </w:r>
-      <w:r>
-        <w:t xml:space="preserve"> and returns a plain-language quality report — you don't have to ask.</w:t>
+        <w:t xml:space="preserve">When you create, update, or validate a skill, Cowork</w:t>
+      </w:r>
+      <w:r>
+        <w:t xml:space="preserve"> </w:t>
+      </w:r>
+      <w:r>
+        <w:rPr>
+          <w:b/>
+          <w:bCs/>
+        </w:rPr>
+        <w:t xml:space="preserve">automatically evaluates it</w:t>
+      </w:r>
+      <w:r>
+        <w:t xml:space="preserve"> </w:t>
+      </w:r>
+      <w:r>
+        <w:t xml:space="preserve">and returns a</w:t>
+      </w:r>
+      <w:r>
+        <w:t xml:space="preserve"> </w:t>
+      </w:r>
+      <w:r>
+        <w:t xml:space="preserve">plain-language quality report — you don't have to ask.</w:t>
       </w:r>
     </w:p>
     <w:p>
@@ -605,8 +853,7 @@
         <w:pStyle w:val="BodyText"/>
       </w:pPr>
       <w:r>
-        <w:lastRenderedPageBreak/>
-        <w:t>A skill can fail two ways, and evaluation checks for both:</w:t>
+        <w:t xml:space="preserve">A skill can fail two ways, and evaluation checks for both:</w:t>
       </w:r>
     </w:p>
     <w:p>
@@ -614,21 +861,27 @@
         <w:pStyle w:val="Compact"/>
         <w:numPr>
           <w:ilvl w:val="0"/>
-          <w:numId w:val="5"/>
+          <w:numId w:val="1004"/>
         </w:numPr>
       </w:pPr>
       <w:r>
-        <w:t xml:space="preserve">It </w:t>
-      </w:r>
-      <w:r>
-        <w:rPr>
-          <w:b/>
-          <w:bCs/>
-        </w:rPr>
-        <w:t>doesn't trigger</w:t>
-      </w:r>
-      <w:r>
-        <w:t xml:space="preserve"> when it should (or steals requests meant for another skill).</w:t>
+        <w:t xml:space="preserve">It</w:t>
+      </w:r>
+      <w:r>
+        <w:t xml:space="preserve"> </w:t>
+      </w:r>
+      <w:r>
+        <w:rPr>
+          <w:b/>
+          <w:bCs/>
+        </w:rPr>
+        <w:t xml:space="preserve">doesn't trigger</w:t>
+      </w:r>
+      <w:r>
+        <w:t xml:space="preserve"> </w:t>
+      </w:r>
+      <w:r>
+        <w:t xml:space="preserve">when it should (or steals requests meant for another skill).</w:t>
       </w:r>
     </w:p>
     <w:p>
@@ -636,36 +889,40 @@
         <w:pStyle w:val="Compact"/>
         <w:numPr>
           <w:ilvl w:val="0"/>
-          <w:numId w:val="5"/>
+          <w:numId w:val="1004"/>
         </w:numPr>
       </w:pPr>
       <w:r>
-        <w:t xml:space="preserve">It </w:t>
-      </w:r>
-      <w:r>
-        <w:rPr>
-          <w:b/>
-          <w:bCs/>
-        </w:rPr>
-        <w:t>triggers but does the wrong thing</w:t>
-      </w:r>
-      <w:r>
-        <w:t>.</w:t>
-      </w:r>
-    </w:p>
+        <w:t xml:space="preserve">It</w:t>
+      </w:r>
+      <w:r>
+        <w:t xml:space="preserve"> </w:t>
+      </w:r>
+      <w:r>
+        <w:rPr>
+          <w:b/>
+          <w:bCs/>
+        </w:rPr>
+        <w:t xml:space="preserve">triggers but does the wrong thing</w:t>
+      </w:r>
+      <w:r>
+        <w:t xml:space="preserve">.</w:t>
+      </w:r>
+    </w:p>
+    <w:bookmarkStart w:id="13" w:name="evaluation-depth-scales-with-reach--risk"/>
     <w:p>
       <w:pPr>
         <w:pStyle w:val="Heading3"/>
       </w:pPr>
-      <w:bookmarkStart w:id="5" w:name="evaluation-depth-scales-with-reach--risk"/>
-      <w:r>
-        <w:t>Evaluation depth (scales with reach + risk)</w:t>
+      <w:r>
+        <w:t xml:space="preserve">Evaluation depth (scales with reach + risk)</w:t>
       </w:r>
     </w:p>
     <w:tbl>
       <w:tblPr>
         <w:tblStyle w:val="Table"/>
-        <w:tblW w:w="0" w:type="auto"/>
+        <w:tblW w:type="auto" w:w="0"/>
+        <w:tblLook w:firstRow="1" w:lastRow="0" w:firstColumn="0" w:lastColumn="0" w:noHBand="0" w:noVBand="0" w:val="0020"/>
         <w:tblBorders>
           <w:top w:val="single" w:sz="4" w:space="0" w:color="D1D1D1"/>
           <w:left w:val="single" w:sz="4" w:space="0" w:color="D1D1D1"/>
@@ -680,65 +937,59 @@
           <w:bottom w:w="40" w:type="dxa"/>
           <w:right w:w="90" w:type="dxa"/>
         </w:tblCellMar>
-        <w:tblLook w:val="0020" w:firstRow="1" w:lastRow="0" w:firstColumn="0" w:lastColumn="0" w:noHBand="0" w:noVBand="0"/>
       </w:tblPr>
       <w:tblGrid>
-        <w:gridCol w:w="991"/>
-        <w:gridCol w:w="5666"/>
+        <w:gridCol w:w="3960"/>
+        <w:gridCol w:w="3960"/>
       </w:tblGrid>
       <w:tr>
         <w:trPr>
-          <w:cnfStyle w:val="100000000000" w:firstRow="1" w:lastRow="0" w:firstColumn="0" w:lastColumn="0" w:oddVBand="0" w:evenVBand="0" w:oddHBand="0" w:evenHBand="0" w:firstRowFirstColumn="0" w:firstRowLastColumn="0" w:lastRowFirstColumn="0" w:lastRowLastColumn="0"/>
-          <w:tblHeader/>
+          <w:tblHeader w:val="on"/>
         </w:trPr>
         <w:tc>
           <w:tcPr>
-            <w:tcW w:w="0" w:type="auto"/>
             <w:shd w:val="clear" w:color="auto" w:fill="F3E5FD"/>
           </w:tcPr>
           <w:p>
             <w:pPr>
               <w:pStyle w:val="Compact"/>
-              <w:spacing w:before="20" w:after="20"/>
+              <w:spacing w:after="20" w:before="20"/>
             </w:pPr>
             <w:r>
               <w:rPr>
                 <w:b/>
                 <w:sz w:val="19"/>
               </w:rPr>
-              <w:t>Depth</w:t>
+              <w:t xml:space="preserve">Depth</w:t>
             </w:r>
           </w:p>
         </w:tc>
         <w:tc>
           <w:tcPr>
-            <w:tcW w:w="0" w:type="auto"/>
             <w:shd w:val="clear" w:color="auto" w:fill="F3E5FD"/>
           </w:tcPr>
           <w:p>
             <w:pPr>
               <w:pStyle w:val="Compact"/>
-              <w:spacing w:before="20" w:after="20"/>
+              <w:spacing w:after="20" w:before="20"/>
             </w:pPr>
             <w:r>
               <w:rPr>
                 <w:b/>
                 <w:sz w:val="19"/>
               </w:rPr>
-              <w:t>What runs</w:t>
+              <w:t xml:space="preserve">What runs</w:t>
             </w:r>
           </w:p>
         </w:tc>
       </w:tr>
       <w:tr>
         <w:tc>
-          <w:tcPr>
-            <w:tcW w:w="0" w:type="auto"/>
-          </w:tcPr>
+          <w:tcPr/>
           <w:p>
             <w:pPr>
               <w:pStyle w:val="Compact"/>
-              <w:spacing w:before="20" w:after="20"/>
+              <w:spacing w:after="20" w:before="20"/>
             </w:pPr>
             <w:r>
               <w:rPr>
@@ -746,37 +997,33 @@
                 <w:bCs/>
                 <w:sz w:val="19"/>
               </w:rPr>
-              <w:t>Minimal</w:t>
+              <w:t xml:space="preserve">Minimal</w:t>
             </w:r>
           </w:p>
         </w:tc>
         <w:tc>
-          <w:tcPr>
-            <w:tcW w:w="0" w:type="auto"/>
-          </w:tcPr>
+          <w:tcPr/>
           <w:p>
             <w:pPr>
               <w:pStyle w:val="Compact"/>
-              <w:spacing w:before="20" w:after="20"/>
+              <w:spacing w:after="20" w:before="20"/>
             </w:pPr>
             <w:r>
               <w:rPr>
                 <w:sz w:val="19"/>
               </w:rPr>
-              <w:t>Structural validation and a quality score</w:t>
+              <w:t xml:space="preserve">Structural validation and a quality score</w:t>
             </w:r>
           </w:p>
         </w:tc>
       </w:tr>
       <w:tr>
         <w:tc>
-          <w:tcPr>
-            <w:tcW w:w="0" w:type="auto"/>
-          </w:tcPr>
+          <w:tcPr/>
           <w:p>
             <w:pPr>
               <w:pStyle w:val="Compact"/>
-              <w:spacing w:before="20" w:after="20"/>
+              <w:spacing w:after="20" w:before="20"/>
             </w:pPr>
             <w:r>
               <w:rPr>
@@ -784,37 +1031,33 @@
                 <w:bCs/>
                 <w:sz w:val="19"/>
               </w:rPr>
-              <w:t>Standard</w:t>
+              <w:t xml:space="preserve">Standard</w:t>
             </w:r>
           </w:p>
         </w:tc>
         <w:tc>
-          <w:tcPr>
-            <w:tcW w:w="0" w:type="auto"/>
-          </w:tcPr>
+          <w:tcPr/>
           <w:p>
             <w:pPr>
               <w:pStyle w:val="Compact"/>
-              <w:spacing w:before="20" w:after="20"/>
+              <w:spacing w:after="20" w:before="20"/>
             </w:pPr>
             <w:r>
               <w:rPr>
                 <w:sz w:val="19"/>
               </w:rPr>
-              <w:t>Adds a behavioral test</w:t>
+              <w:t xml:space="preserve">Adds a behavioral test</w:t>
             </w:r>
           </w:p>
         </w:tc>
       </w:tr>
       <w:tr>
         <w:tc>
-          <w:tcPr>
-            <w:tcW w:w="0" w:type="auto"/>
-          </w:tcPr>
+          <w:tcPr/>
           <w:p>
             <w:pPr>
               <w:pStyle w:val="Compact"/>
-              <w:spacing w:before="20" w:after="20"/>
+              <w:spacing w:after="20" w:before="20"/>
             </w:pPr>
             <w:r>
               <w:rPr>
@@ -822,37 +1065,33 @@
                 <w:bCs/>
                 <w:sz w:val="19"/>
               </w:rPr>
-              <w:t>Full</w:t>
+              <w:t xml:space="preserve">Full</w:t>
             </w:r>
           </w:p>
         </w:tc>
         <w:tc>
-          <w:tcPr>
-            <w:tcW w:w="0" w:type="auto"/>
-          </w:tcPr>
+          <w:tcPr/>
           <w:p>
             <w:pPr>
               <w:pStyle w:val="Compact"/>
-              <w:spacing w:before="20" w:after="20"/>
+              <w:spacing w:after="20" w:before="20"/>
             </w:pPr>
             <w:r>
               <w:rPr>
                 <w:sz w:val="19"/>
               </w:rPr>
-              <w:t>Adds asset validation, a trust-and-safety set, and a conflict scan</w:t>
+              <w:t xml:space="preserve">Adds asset validation, a trust-and-safety set, and a conflict scan</w:t>
             </w:r>
           </w:p>
         </w:tc>
       </w:tr>
       <w:tr>
         <w:tc>
-          <w:tcPr>
-            <w:tcW w:w="0" w:type="auto"/>
-          </w:tcPr>
+          <w:tcPr/>
           <w:p>
             <w:pPr>
               <w:pStyle w:val="Compact"/>
-              <w:spacing w:before="20" w:after="20"/>
+              <w:spacing w:after="20" w:before="20"/>
             </w:pPr>
             <w:r>
               <w:rPr>
@@ -860,24 +1099,22 @@
                 <w:bCs/>
                 <w:sz w:val="19"/>
               </w:rPr>
-              <w:t>Maximal</w:t>
+              <w:t xml:space="preserve">Maximal</w:t>
             </w:r>
           </w:p>
         </w:tc>
         <w:tc>
-          <w:tcPr>
-            <w:tcW w:w="0" w:type="auto"/>
-          </w:tcPr>
+          <w:tcPr/>
           <w:p>
             <w:pPr>
               <w:pStyle w:val="Compact"/>
-              <w:spacing w:before="20" w:after="20"/>
+              <w:spacing w:after="20" w:before="20"/>
             </w:pPr>
             <w:r>
               <w:rPr>
                 <w:sz w:val="19"/>
               </w:rPr>
-              <w:t>Adds human review, a regression suite, and an adversarial test set</w:t>
+              <w:t xml:space="preserve">Adds human review, a regression suite, and an adversarial test set</w:t>
             </w:r>
           </w:p>
         </w:tc>
@@ -888,27 +1125,36 @@
         <w:pStyle w:val="BodyText"/>
       </w:pPr>
       <w:r>
-        <w:t xml:space="preserve">High-risk skills always run at least </w:t>
-      </w:r>
-      <w:r>
-        <w:rPr>
-          <w:b/>
-          <w:bCs/>
-        </w:rPr>
-        <w:t>Full</w:t>
-      </w:r>
-      <w:r>
-        <w:t>. If nothing changed since the last evaluation, Cowork skips the run.</w:t>
-      </w:r>
-    </w:p>
+        <w:t xml:space="preserve">High-risk skills always run at least</w:t>
+      </w:r>
+      <w:r>
+        <w:t xml:space="preserve"> </w:t>
+      </w:r>
+      <w:r>
+        <w:rPr>
+          <w:b/>
+          <w:bCs/>
+        </w:rPr>
+        <w:t xml:space="preserve">Full</w:t>
+      </w:r>
+      <w:r>
+        <w:t xml:space="preserve">. If nothing changed since the last evaluation, Cowork</w:t>
+      </w:r>
+      <w:r>
+        <w:t xml:space="preserve"> </w:t>
+      </w:r>
+      <w:r>
+        <w:t xml:space="preserve">skips the run.</w:t>
+      </w:r>
+    </w:p>
+    <w:bookmarkEnd w:id="13"/>
+    <w:bookmarkStart w:id="14" w:name="the-score-0100"/>
     <w:p>
       <w:pPr>
         <w:pStyle w:val="Heading3"/>
       </w:pPr>
-      <w:bookmarkStart w:id="6" w:name="the-score-0100"/>
-      <w:bookmarkEnd w:id="5"/>
-      <w:r>
-        <w:t>The score (0–100)</w:t>
+      <w:r>
+        <w:t xml:space="preserve">The score (0–100)</w:t>
       </w:r>
     </w:p>
     <w:p>
@@ -916,7 +1162,7 @@
         <w:pStyle w:val="FirstParagraph"/>
       </w:pPr>
       <w:r>
-        <w:t>Four dimensions, 25 points each:</w:t>
+        <w:t xml:space="preserve">Four dimensions, 25 points each:</w:t>
       </w:r>
     </w:p>
     <w:p>
@@ -924,7 +1170,7 @@
         <w:pStyle w:val="Compact"/>
         <w:numPr>
           <w:ilvl w:val="0"/>
-          <w:numId w:val="6"/>
+          <w:numId w:val="1005"/>
         </w:numPr>
       </w:pPr>
       <w:r>
@@ -932,10 +1178,13 @@
           <w:b/>
           <w:bCs/>
         </w:rPr>
-        <w:t>Trigger clarity</w:t>
-      </w:r>
-      <w:r>
-        <w:t xml:space="preserve"> — fires at the right time.</w:t>
+        <w:t xml:space="preserve">Trigger clarity</w:t>
+      </w:r>
+      <w:r>
+        <w:t xml:space="preserve"> </w:t>
+      </w:r>
+      <w:r>
+        <w:t xml:space="preserve">— fires at the right time.</w:t>
       </w:r>
     </w:p>
     <w:p>
@@ -943,7 +1192,7 @@
         <w:pStyle w:val="Compact"/>
         <w:numPr>
           <w:ilvl w:val="0"/>
-          <w:numId w:val="6"/>
+          <w:numId w:val="1005"/>
         </w:numPr>
       </w:pPr>
       <w:r>
@@ -951,10 +1200,13 @@
           <w:b/>
           <w:bCs/>
         </w:rPr>
-        <w:t>Instruction specificity</w:t>
-      </w:r>
-      <w:r>
-        <w:t xml:space="preserve"> — knows what to do.</w:t>
+        <w:t xml:space="preserve">Instruction specificity</w:t>
+      </w:r>
+      <w:r>
+        <w:t xml:space="preserve"> </w:t>
+      </w:r>
+      <w:r>
+        <w:t xml:space="preserve">— knows what to do.</w:t>
       </w:r>
     </w:p>
     <w:p>
@@ -962,7 +1214,7 @@
         <w:pStyle w:val="Compact"/>
         <w:numPr>
           <w:ilvl w:val="0"/>
-          <w:numId w:val="6"/>
+          <w:numId w:val="1005"/>
         </w:numPr>
       </w:pPr>
       <w:r>
@@ -970,10 +1222,13 @@
           <w:b/>
           <w:bCs/>
         </w:rPr>
-        <w:t>Scope boundaries</w:t>
-      </w:r>
-      <w:r>
-        <w:t xml:space="preserve"> — stays within its purpose.</w:t>
+        <w:t xml:space="preserve">Scope boundaries</w:t>
+      </w:r>
+      <w:r>
+        <w:t xml:space="preserve"> </w:t>
+      </w:r>
+      <w:r>
+        <w:t xml:space="preserve">— stays within its purpose.</w:t>
       </w:r>
     </w:p>
     <w:p>
@@ -981,7 +1236,7 @@
         <w:pStyle w:val="Compact"/>
         <w:numPr>
           <w:ilvl w:val="0"/>
-          <w:numId w:val="6"/>
+          <w:numId w:val="1005"/>
         </w:numPr>
       </w:pPr>
       <w:r>
@@ -989,10 +1244,13 @@
           <w:b/>
           <w:bCs/>
         </w:rPr>
-        <w:t>Robustness</w:t>
-      </w:r>
-      <w:r>
-        <w:t xml:space="preserve"> — handles unexpected input safely.</w:t>
+        <w:t xml:space="preserve">Robustness</w:t>
+      </w:r>
+      <w:r>
+        <w:t xml:space="preserve"> </w:t>
+      </w:r>
+      <w:r>
+        <w:t xml:space="preserve">— handles unexpected input safely.</w:t>
       </w:r>
     </w:p>
     <w:p>
@@ -1000,47 +1258,71 @@
         <w:pStyle w:val="FirstParagraph"/>
       </w:pPr>
       <w:r>
-        <w:t xml:space="preserve">Bands: </w:t>
-      </w:r>
-      <w:r>
-        <w:rPr>
-          <w:b/>
-          <w:bCs/>
-        </w:rPr>
-        <w:t>Excellent</w:t>
-      </w:r>
-      <w:r>
-        <w:t xml:space="preserve"> (85+), </w:t>
-      </w:r>
-      <w:r>
-        <w:rPr>
-          <w:b/>
-          <w:bCs/>
-        </w:rPr>
-        <w:t>Good</w:t>
-      </w:r>
-      <w:r>
-        <w:t xml:space="preserve"> (70–84), </w:t>
-      </w:r>
-      <w:r>
-        <w:rPr>
-          <w:b/>
-          <w:bCs/>
-        </w:rPr>
-        <w:t>Needs work</w:t>
-      </w:r>
-      <w:r>
-        <w:t xml:space="preserve"> (50–69), </w:t>
-      </w:r>
-      <w:r>
-        <w:rPr>
-          <w:b/>
-          <w:bCs/>
-        </w:rPr>
-        <w:t>Poor</w:t>
-      </w:r>
-      <w:r>
-        <w:t xml:space="preserve"> (&lt;50).</w:t>
+        <w:t xml:space="preserve">Bands:</w:t>
+      </w:r>
+      <w:r>
+        <w:t xml:space="preserve"> </w:t>
+      </w:r>
+      <w:r>
+        <w:rPr>
+          <w:b/>
+          <w:bCs/>
+        </w:rPr>
+        <w:t xml:space="preserve">Excellent</w:t>
+      </w:r>
+      <w:r>
+        <w:t xml:space="preserve"> </w:t>
+      </w:r>
+      <w:r>
+        <w:t xml:space="preserve">(85+),</w:t>
+      </w:r>
+      <w:r>
+        <w:t xml:space="preserve"> </w:t>
+      </w:r>
+      <w:r>
+        <w:rPr>
+          <w:b/>
+          <w:bCs/>
+        </w:rPr>
+        <w:t xml:space="preserve">Good</w:t>
+      </w:r>
+      <w:r>
+        <w:t xml:space="preserve"> </w:t>
+      </w:r>
+      <w:r>
+        <w:t xml:space="preserve">(70–84),</w:t>
+      </w:r>
+      <w:r>
+        <w:t xml:space="preserve"> </w:t>
+      </w:r>
+      <w:r>
+        <w:rPr>
+          <w:b/>
+          <w:bCs/>
+        </w:rPr>
+        <w:t xml:space="preserve">Needs work</w:t>
+      </w:r>
+      <w:r>
+        <w:t xml:space="preserve"> </w:t>
+      </w:r>
+      <w:r>
+        <w:t xml:space="preserve">(50–69),</w:t>
+      </w:r>
+      <w:r>
+        <w:t xml:space="preserve"> </w:t>
+      </w:r>
+      <w:r>
+        <w:rPr>
+          <w:b/>
+          <w:bCs/>
+        </w:rPr>
+        <w:t xml:space="preserve">Poor</w:t>
+      </w:r>
+      <w:r>
+        <w:t xml:space="preserve"> </w:t>
+      </w:r>
+      <w:r>
+        <w:t xml:space="preserve">(&lt;50).</w:t>
       </w:r>
     </w:p>
     <w:p>
@@ -1058,24 +1340,30 @@
           <w:b/>
           <w:bCs/>
         </w:rPr>
-        <w:t>Aim for Good or Excellent.</w:t>
-      </w:r>
-      <w:r>
-        <w:t xml:space="preserve"> If you land in "Needs work," the report tells you which dimension to </w:t>
-      </w:r>
-      <w:r>
-        <w:t>improve — usually clearer trigger wording or tighter scope.</w:t>
-      </w:r>
-    </w:p>
+        <w:t xml:space="preserve">Aim for Good or Excellent.</w:t>
+      </w:r>
+      <w:r>
+        <w:t xml:space="preserve"> </w:t>
+      </w:r>
+      <w:r>
+        <w:t xml:space="preserve">If you land in "Needs work," the report tells you which dimension to</w:t>
+      </w:r>
+      <w:r>
+        <w:t xml:space="preserve"> </w:t>
+      </w:r>
+      <w:r>
+        <w:t xml:space="preserve">improve — usually clearer trigger wording or tighter scope.</w:t>
+      </w:r>
+    </w:p>
+    <w:bookmarkEnd w:id="14"/>
+    <w:bookmarkEnd w:id="15"/>
+    <w:bookmarkStart w:id="16" w:name="sharing-a-skill"/>
     <w:p>
       <w:pPr>
         <w:pStyle w:val="Heading2"/>
       </w:pPr>
-      <w:bookmarkStart w:id="7" w:name="sharing-a-skill"/>
-      <w:bookmarkEnd w:id="4"/>
-      <w:bookmarkEnd w:id="6"/>
-      <w:r>
-        <w:t>Sharing a skill</w:t>
+      <w:r>
+        <w:t xml:space="preserve">Sharing a skill</w:t>
       </w:r>
     </w:p>
     <w:p>
@@ -1083,77 +1371,110 @@
         <w:pStyle w:val="FirstParagraph"/>
       </w:pPr>
       <w:r>
-        <w:t xml:space="preserve">Open the skill's detail page on the </w:t>
-      </w:r>
-      <w:r>
-        <w:rPr>
-          <w:b/>
-          <w:bCs/>
-        </w:rPr>
-        <w:t>Customize</w:t>
-      </w:r>
-      <w:r>
-        <w:t xml:space="preserve"> page, select </w:t>
-      </w:r>
-      <w:r>
-        <w:rPr>
-          <w:b/>
-          <w:bCs/>
-        </w:rPr>
-        <w:t>Share</w:t>
-      </w:r>
-      <w:r>
-        <w:t xml:space="preserve">, and choose </w:t>
-      </w:r>
-      <w:r>
-        <w:rPr>
-          <w:b/>
-          <w:bCs/>
-        </w:rPr>
-        <w:t>Only you</w:t>
-      </w:r>
-      <w:r>
-        <w:t xml:space="preserve"> or </w:t>
-      </w:r>
-      <w:r>
-        <w:rPr>
-          <w:b/>
-          <w:bCs/>
-        </w:rPr>
-        <w:t>Specific users in your organization</w:t>
-      </w:r>
-      <w:r>
-        <w:t xml:space="preserve">. If you change a shared skill, select </w:t>
-      </w:r>
-      <w:r>
-        <w:rPr>
-          <w:b/>
-          <w:bCs/>
-        </w:rPr>
-        <w:t>Re-share</w:t>
-      </w:r>
-      <w:r>
-        <w:t xml:space="preserve"> to update everyone. Sharing stays </w:t>
-      </w:r>
-      <w:r>
-        <w:rPr>
-          <w:b/>
-          <w:bCs/>
-        </w:rPr>
-        <w:t>within your own organization</w:t>
-      </w:r>
-      <w:r>
-        <w:t>.</w:t>
-      </w:r>
-    </w:p>
+        <w:t xml:space="preserve">Open the skill's detail page on the</w:t>
+      </w:r>
+      <w:r>
+        <w:t xml:space="preserve"> </w:t>
+      </w:r>
+      <w:r>
+        <w:rPr>
+          <w:b/>
+          <w:bCs/>
+        </w:rPr>
+        <w:t xml:space="preserve">Customize</w:t>
+      </w:r>
+      <w:r>
+        <w:t xml:space="preserve"> </w:t>
+      </w:r>
+      <w:r>
+        <w:t xml:space="preserve">page, select</w:t>
+      </w:r>
+      <w:r>
+        <w:t xml:space="preserve"> </w:t>
+      </w:r>
+      <w:r>
+        <w:rPr>
+          <w:b/>
+          <w:bCs/>
+        </w:rPr>
+        <w:t xml:space="preserve">Share</w:t>
+      </w:r>
+      <w:r>
+        <w:t xml:space="preserve">, and choose</w:t>
+      </w:r>
+      <w:r>
+        <w:t xml:space="preserve"> </w:t>
+      </w:r>
+      <w:r>
+        <w:rPr>
+          <w:b/>
+          <w:bCs/>
+        </w:rPr>
+        <w:t xml:space="preserve">Only you</w:t>
+      </w:r>
+      <w:r>
+        <w:t xml:space="preserve"> </w:t>
+      </w:r>
+      <w:r>
+        <w:t xml:space="preserve">or</w:t>
+      </w:r>
+      <w:r>
+        <w:t xml:space="preserve"> </w:t>
+      </w:r>
+      <w:r>
+        <w:rPr>
+          <w:b/>
+          <w:bCs/>
+        </w:rPr>
+        <w:t xml:space="preserve">Specific users in your organization</w:t>
+      </w:r>
+      <w:r>
+        <w:t xml:space="preserve">. If you change a shared skill, select</w:t>
+      </w:r>
+      <w:r>
+        <w:t xml:space="preserve"> </w:t>
+      </w:r>
+      <w:r>
+        <w:rPr>
+          <w:b/>
+          <w:bCs/>
+        </w:rPr>
+        <w:t xml:space="preserve">Re-share</w:t>
+      </w:r>
+      <w:r>
+        <w:t xml:space="preserve"> </w:t>
+      </w:r>
+      <w:r>
+        <w:t xml:space="preserve">to update</w:t>
+      </w:r>
+      <w:r>
+        <w:t xml:space="preserve"> </w:t>
+      </w:r>
+      <w:r>
+        <w:t xml:space="preserve">everyone. Sharing stays</w:t>
+      </w:r>
+      <w:r>
+        <w:t xml:space="preserve"> </w:t>
+      </w:r>
+      <w:r>
+        <w:rPr>
+          <w:b/>
+          <w:bCs/>
+        </w:rPr>
+        <w:t xml:space="preserve">within your own organization</w:t>
+      </w:r>
+      <w:r>
+        <w:t xml:space="preserve">.</w:t>
+      </w:r>
+    </w:p>
+    <w:bookmarkEnd w:id="16"/>
+    <w:bookmarkStart w:id="17" w:name="what-makes-a-strong-skill-checklist"/>
     <w:p>
       <w:pPr>
         <w:pStyle w:val="Heading2"/>
       </w:pPr>
-      <w:bookmarkStart w:id="8" w:name="what-makes-a-strong-skill-checklist"/>
-      <w:bookmarkEnd w:id="7"/>
-      <w:r>
-        <w:t>What makes a strong skill (checklist)</w:t>
+      <w:r>
+        <w:t xml:space="preserve">What makes a strong skill (checklist)</w:t>
       </w:r>
     </w:p>
     <w:p>
@@ -1161,7 +1482,7 @@
         <w:pStyle w:val="Compact"/>
         <w:numPr>
           <w:ilvl w:val="0"/>
-          <w:numId w:val="7"/>
+          <w:numId w:val="1006"/>
         </w:numPr>
       </w:pPr>
       <w:r>
@@ -1169,10 +1490,19 @@
           <w:b/>
           <w:bCs/>
         </w:rPr>
-        <w:t>Clear trigger</w:t>
-      </w:r>
-      <w:r>
-        <w:t xml:space="preserve"> — describe exactly when Cowork should use it ("when an employee asks a policy or benefits question…").</w:t>
+        <w:t xml:space="preserve">Clear trigger</w:t>
+      </w:r>
+      <w:r>
+        <w:t xml:space="preserve"> </w:t>
+      </w:r>
+      <w:r>
+        <w:t xml:space="preserve">— describe exactly when Cowork should use it ("when an employee asks a</w:t>
+      </w:r>
+      <w:r>
+        <w:t xml:space="preserve"> </w:t>
+      </w:r>
+      <w:r>
+        <w:t xml:space="preserve">policy or benefits question…").</w:t>
       </w:r>
     </w:p>
     <w:p>
@@ -1180,7 +1510,7 @@
         <w:pStyle w:val="Compact"/>
         <w:numPr>
           <w:ilvl w:val="0"/>
-          <w:numId w:val="8"/>
+          <w:numId w:val="1007"/>
         </w:numPr>
       </w:pPr>
       <w:r>
@@ -1188,13 +1518,13 @@
           <w:b/>
           <w:bCs/>
         </w:rPr>
-        <w:t>Specific instructions</w:t>
-      </w:r>
-      <w:r>
-        <w:t xml:space="preserve"> </w:t>
-      </w:r>
-      <w:r>
-        <w:t>— the steps and the output format.</w:t>
+        <w:t xml:space="preserve">Specific instructions</w:t>
+      </w:r>
+      <w:r>
+        <w:t xml:space="preserve"> </w:t>
+      </w:r>
+      <w:r>
+        <w:t xml:space="preserve">— the steps and the output format.</w:t>
       </w:r>
     </w:p>
     <w:p>
@@ -1202,7 +1532,7 @@
         <w:pStyle w:val="Compact"/>
         <w:numPr>
           <w:ilvl w:val="0"/>
-          <w:numId w:val="9"/>
+          <w:numId w:val="1008"/>
         </w:numPr>
       </w:pPr>
       <w:r>
@@ -1210,20 +1540,29 @@
           <w:b/>
           <w:bCs/>
         </w:rPr>
-        <w:t>Tight scope</w:t>
-      </w:r>
-      <w:r>
-        <w:t xml:space="preserve"> — say what it should </w:t>
+        <w:t xml:space="preserve">Tight scope</w:t>
+      </w:r>
+      <w:r>
+        <w:t xml:space="preserve"> </w:t>
+      </w:r>
+      <w:r>
+        <w:t xml:space="preserve">— say what it should</w:t>
+      </w:r>
+      <w:r>
+        <w:t xml:space="preserve"> </w:t>
       </w:r>
       <w:r>
         <w:rPr>
           <w:i/>
           <w:iCs/>
         </w:rPr>
-        <w:t>not</w:t>
-      </w:r>
-      <w:r>
-        <w:t xml:space="preserve"> do, so it doesn't overreach.</w:t>
+        <w:t xml:space="preserve">not</w:t>
+      </w:r>
+      <w:r>
+        <w:t xml:space="preserve"> </w:t>
+      </w:r>
+      <w:r>
+        <w:t xml:space="preserve">do, so it doesn't overreach.</w:t>
       </w:r>
     </w:p>
     <w:p>
@@ -1231,7 +1570,7 @@
         <w:pStyle w:val="Compact"/>
         <w:numPr>
           <w:ilvl w:val="0"/>
-          <w:numId w:val="10"/>
+          <w:numId w:val="1009"/>
         </w:numPr>
       </w:pPr>
       <w:r>
@@ -1239,10 +1578,13 @@
           <w:b/>
           <w:bCs/>
         </w:rPr>
-        <w:t>Safe defaults</w:t>
-      </w:r>
-      <w:r>
-        <w:t xml:space="preserve"> — for HR, always "cite the source and remind the reader HR should confirm."</w:t>
+        <w:t xml:space="preserve">Safe defaults</w:t>
+      </w:r>
+      <w:r>
+        <w:t xml:space="preserve"> </w:t>
+      </w:r>
+      <w:r>
+        <w:t xml:space="preserve">— for HR, always "cite the source and remind the reader HR should confirm."</w:t>
       </w:r>
     </w:p>
     <w:p>
@@ -1250,7 +1592,7 @@
         <w:pStyle w:val="Compact"/>
         <w:numPr>
           <w:ilvl w:val="0"/>
-          <w:numId w:val="11"/>
+          <w:numId w:val="1010"/>
         </w:numPr>
       </w:pPr>
       <w:r>
@@ -1258,20 +1600,23 @@
           <w:b/>
           <w:bCs/>
         </w:rPr>
-        <w:t>Reviewed output</w:t>
-      </w:r>
-      <w:r>
-        <w:t xml:space="preserve"> — the skill should produce a draft, not auto-send.</w:t>
-      </w:r>
-    </w:p>
+        <w:t xml:space="preserve">Reviewed output</w:t>
+      </w:r>
+      <w:r>
+        <w:t xml:space="preserve"> </w:t>
+      </w:r>
+      <w:r>
+        <w:t xml:space="preserve">— the skill should produce a draft, not auto-send.</w:t>
+      </w:r>
+    </w:p>
+    <w:bookmarkEnd w:id="17"/>
+    <w:bookmarkStart w:id="19" w:name="example-skill"/>
     <w:p>
       <w:pPr>
         <w:pStyle w:val="Heading2"/>
       </w:pPr>
-      <w:bookmarkStart w:id="9" w:name="example-skill"/>
-      <w:bookmarkEnd w:id="8"/>
-      <w:r>
-        <w:t>Example skill</w:t>
+      <w:r>
+        <w:t xml:space="preserve">Example skill</w:t>
       </w:r>
     </w:p>
     <w:p>
@@ -1279,108 +1624,119 @@
         <w:pStyle w:val="FirstParagraph"/>
       </w:pPr>
       <w:r>
-        <w:t xml:space="preserve">See </w:t>
-      </w:r>
-      <w:hyperlink r:id="rId8">
+        <w:t xml:space="preserve">See</w:t>
+      </w:r>
+      <w:r>
+        <w:t xml:space="preserve"> </w:t>
+      </w:r>
+      <w:hyperlink r:id="rId18">
         <w:r>
           <w:rPr>
             <w:rStyle w:val="Hyperlink"/>
           </w:rPr>
-          <w:t>../skills/hr-policy-answer/SKILL.md</w:t>
+          <w:t xml:space="preserve">../skills/hr-policy-answer/SKILL.md</w:t>
         </w:r>
       </w:hyperlink>
       <w:r>
-        <w:t xml:space="preserve"> for a ready-made </w:t>
+        <w:t xml:space="preserve"> </w:t>
+      </w:r>
+      <w:r>
+        <w:t xml:space="preserve">for a ready-made</w:t>
+      </w:r>
+      <w:r>
+        <w:t xml:space="preserve"> </w:t>
       </w:r>
       <w:r>
         <w:rPr>
           <w:rStyle w:val="VerbatimChar"/>
         </w:rPr>
-        <w:t>SKILL.md</w:t>
-      </w:r>
-      <w:r>
-        <w:t xml:space="preserve"> you can compare your workshop skill against. To use it directly, copy the whole </w:t>
+        <w:t xml:space="preserve">SKILL.md</w:t>
+      </w:r>
+      <w:r>
+        <w:t xml:space="preserve"> </w:t>
+      </w:r>
+      <w:r>
+        <w:t xml:space="preserve">you can compare your workshop skill against. To use it directly, copy the whole</w:t>
+      </w:r>
+      <w:r>
+        <w:t xml:space="preserve"> </w:t>
       </w:r>
       <w:r>
         <w:rPr>
           <w:rStyle w:val="VerbatimChar"/>
         </w:rPr>
-        <w:t>hr-policy-answer</w:t>
-      </w:r>
-      <w:r>
-        <w:t xml:space="preserve"> </w:t>
-      </w:r>
-      <w:r>
-        <w:t xml:space="preserve">folder into your OneDrive </w:t>
+        <w:t xml:space="preserve">hr-policy-answer</w:t>
+      </w:r>
+      <w:r>
+        <w:t xml:space="preserve"> </w:t>
+      </w:r>
+      <w:r>
+        <w:t xml:space="preserve">folder into your OneDrive</w:t>
+      </w:r>
+      <w:r>
+        <w:t xml:space="preserve"> </w:t>
       </w:r>
       <w:r>
         <w:rPr>
           <w:rStyle w:val="VerbatimChar"/>
         </w:rPr>
-        <w:t>/Documents/Cowork/skills/</w:t>
-      </w:r>
-      <w:r>
-        <w:t xml:space="preserve"> folder, or upload the file from </w:t>
-      </w:r>
-      <w:r>
-        <w:rPr>
-          <w:b/>
-          <w:bCs/>
-        </w:rPr>
-        <w:t>Customize → Skills → Upload skill</w:t>
-      </w:r>
-      <w:r>
-        <w:t>.</w:t>
-      </w:r>
-      <w:bookmarkEnd w:id="0"/>
-      <w:bookmarkEnd w:id="9"/>
-    </w:p>
+        <w:t xml:space="preserve">/Documents/Cowork/skills/</w:t>
+      </w:r>
+      <w:r>
+        <w:t xml:space="preserve"> </w:t>
+      </w:r>
+      <w:r>
+        <w:t xml:space="preserve">folder, or upload the file</w:t>
+      </w:r>
+      <w:r>
+        <w:t xml:space="preserve"> </w:t>
+      </w:r>
+      <w:r>
+        <w:t xml:space="preserve">from</w:t>
+      </w:r>
+      <w:r>
+        <w:t xml:space="preserve"> </w:t>
+      </w:r>
+      <w:r>
+        <w:rPr>
+          <w:b/>
+          <w:bCs/>
+        </w:rPr>
+        <w:t xml:space="preserve">Customize → Skills → Upload skill</w:t>
+      </w:r>
+      <w:r>
+        <w:t xml:space="preserve">.</w:t>
+      </w:r>
+    </w:p>
+    <w:bookmarkEnd w:id="19"/>
+    <w:bookmarkEnd w:id="20"/>
     <w:sectPr>
       <w:footerReference w:type="default" r:id="rId9"/>
       <w:footnotePr>
         <w:numRestart w:val="eachSect"/>
       </w:footnotePr>
-      <w:pgSz w:w="12240" w:h="15840"/>
-      <w:pgMar w:top="1152" w:right="1224" w:bottom="1152" w:left="1224" w:header="720" w:footer="720" w:gutter="0"/>
-      <w:cols w:space="720"/>
+      <w:pgSz w:h="15840" w:w="12240"/>
+      <w:pgMar w:bottom="1152" w:left="1224" w:right="1224" w:top="1152"/>
     </w:sectPr>
   </w:body>
 </w:document>
 </file>
 
-<file path=word/endnotes.xml><?xml version="1.0" encoding="utf-8"?>
-<w:endnotes xmlns:wpc="http://schemas.microsoft.com/office/word/2010/wordprocessingCanvas" xmlns:cx="http://schemas.microsoft.com/office/drawing/2014/chartex" xmlns:cx1="http://schemas.microsoft.com/office/drawing/2015/9/8/chartex" xmlns:cx2="http://schemas.microsoft.com/office/drawing/2015/10/21/chartex" xmlns:cx3="http://schemas.microsoft.com/office/drawing/2016/5/9/chartex" xmlns:cx4="http://schemas.microsoft.com/office/drawing/2016/5/10/chartex" xmlns:cx5="http://schemas.microsoft.com/office/drawing/2016/5/11/chartex" xmlns:cx6="http://schemas.microsoft.com/office/drawing/2016/5/12/chartex" xmlns:cx7="http://schemas.microsoft.com/office/drawing/2016/5/13/chartex" xmlns:cx8="http://schemas.microsoft.com/office/drawing/2016/5/14/chartex" xmlns:mc="http://schemas.openxmlformats.org/markup-compatibility/2006" xmlns:aink="http://schemas.microsoft.com/office/drawing/2016/ink" xmlns:am3d="http://schemas.microsoft.com/office/drawing/2017/model3d" xmlns:o="urn:schemas-microsoft-com:office:office" xmlns:oel="http://schemas.microsoft.com/office/2019/extlst" xmlns:r="http://schemas.openxmlformats.org/officeDocument/2006/relationships" xmlns:m="http://schemas.openxmlformats.org/officeDocument/2006/math" xmlns:v="urn:schemas-microsoft-com:vml" xmlns:wp14="http://schemas.microsoft.com/office/word/2010/wordprocessingDrawing" xmlns:wp="http://schemas.openxmlformats.org/drawingml/2006/wordprocessingDrawing" xmlns:w10="urn:schemas-microsoft-com:office:word" xmlns:w="http://schemas.openxmlformats.org/wordprocessingml/2006/main" xmlns:w14="http://schemas.microsoft.com/office/word/2010/wordml" xmlns:w15="http://schemas.microsoft.com/office/word/2012/wordml" xmlns:w16cex="http://schemas.microsoft.com/office/word/2018/wordml/cex" xmlns:w16cid="http://schemas.microsoft.com/office/word/2016/wordml/cid" xmlns:w16="http://schemas.microsoft.com/office/word/2018/wordml" xmlns:w16du="http://schemas.microsoft.com/office/word/2023/wordml/word16du" xmlns:w16sdtdh="http://schemas.microsoft.com/office/word/2020/wordml/sdtdatahash" xmlns:w16sdtfl="http://schemas.microsoft.com/office/word/2024/wordml/sdtformatlock" xmlns:w16se="http://schemas.microsoft.com/office/word/2015/wordml/symex" xmlns:wpg="http://schemas.microsoft.com/office/word/2010/wordprocessingGroup" xmlns:wpi="http://schemas.microsoft.com/office/word/2010/wordprocessingInk" xmlns:wne="http://schemas.microsoft.com/office/word/2006/wordml" xmlns:wps="http://schemas.microsoft.com/office/word/2010/wordprocessingShape" mc:Ignorable="w14 w15 w16se w16cid w16 w16cex w16sdtdh w16sdtfl w16du wp14">
-  <w:endnote w:type="separator" w:id="-1">
-    <w:p>
-      <w:pPr>
-        <w:spacing w:after="0"/>
-      </w:pPr>
-      <w:r>
-        <w:separator/>
-      </w:r>
-    </w:p>
-  </w:endnote>
-  <w:endnote w:type="continuationSeparator" w:id="0">
-    <w:p>
-      <w:pPr>
-        <w:spacing w:after="0"/>
-      </w:pPr>
-      <w:r>
-        <w:continuationSeparator/>
-      </w:r>
-    </w:p>
-  </w:endnote>
-</w:endnotes>
+<file path=word/comments.xml><?xml version="1.0" encoding="utf-8"?>
+<w:comments xmlns:w="http://schemas.openxmlformats.org/wordprocessingml/2006/main" xmlns:m="http://schemas.openxmlformats.org/officeDocument/2006/math" xmlns:r="http://schemas.openxmlformats.org/officeDocument/2006/relationships" xmlns:o="urn:schemas-microsoft-com:office:office" xmlns:v="urn:schemas-microsoft-com:vml" xmlns:w10="urn:schemas-microsoft-com:office:word" xmlns:a="http://schemas.openxmlformats.org/drawingml/2006/main" xmlns:pic="http://schemas.openxmlformats.org/drawingml/2006/picture" xmlns:wp="http://schemas.openxmlformats.org/drawingml/2006/wordprocessingDrawing"/>
 </file>
 
 <file path=word/footer1.xml><?xml version="1.0" encoding="utf-8"?>
-<w:ftr xmlns:wpc="http://schemas.microsoft.com/office/word/2010/wordprocessingCanvas" xmlns:cx="http://schemas.microsoft.com/office/drawing/2014/chartex" xmlns:cx1="http://schemas.microsoft.com/office/drawing/2015/9/8/chartex" xmlns:cx2="http://schemas.microsoft.com/office/drawing/2015/10/21/chartex" xmlns:cx3="http://schemas.microsoft.com/office/drawing/2016/5/9/chartex" xmlns:cx4="http://schemas.microsoft.com/office/drawing/2016/5/10/chartex" xmlns:cx5="http://schemas.microsoft.com/office/drawing/2016/5/11/chartex" xmlns:cx6="http://schemas.microsoft.com/office/drawing/2016/5/12/chartex" xmlns:cx7="http://schemas.microsoft.com/office/drawing/2016/5/13/chartex" xmlns:cx8="http://schemas.microsoft.com/office/drawing/2016/5/14/chartex" xmlns:mc="http://schemas.openxmlformats.org/markup-compatibility/2006" xmlns:aink="http://schemas.microsoft.com/office/drawing/2016/ink" xmlns:am3d="http://schemas.microsoft.com/office/drawing/2017/model3d" xmlns:o="urn:schemas-microsoft-com:office:office" xmlns:oel="http://schemas.microsoft.com/office/2019/extlst" xmlns:r="http://schemas.openxmlformats.org/officeDocument/2006/relationships" xmlns:m="http://schemas.openxmlformats.org/officeDocument/2006/math" xmlns:v="urn:schemas-microsoft-com:vml" xmlns:wp14="http://schemas.microsoft.com/office/word/2010/wordprocessingDrawing" xmlns:wp="http://schemas.openxmlformats.org/drawingml/2006/wordprocessingDrawing" xmlns:w10="urn:schemas-microsoft-com:office:word" xmlns:w="http://schemas.openxmlformats.org/wordprocessingml/2006/main" xmlns:w14="http://schemas.microsoft.com/office/word/2010/wordml" xmlns:w15="http://schemas.microsoft.com/office/word/2012/wordml" xmlns:w16cex="http://schemas.microsoft.com/office/word/2018/wordml/cex" xmlns:w16cid="http://schemas.microsoft.com/office/word/2016/wordml/cid" xmlns:w16="http://schemas.microsoft.com/office/word/2018/wordml" xmlns:w16du="http://schemas.microsoft.com/office/word/2023/wordml/word16du" xmlns:w16sdtdh="http://schemas.microsoft.com/office/word/2020/wordml/sdtdatahash" xmlns:w16sdtfl="http://schemas.microsoft.com/office/word/2024/wordml/sdtformatlock" xmlns:w16se="http://schemas.microsoft.com/office/word/2015/wordml/symex" xmlns:wpg="http://schemas.microsoft.com/office/word/2010/wordprocessingGroup" xmlns:wpi="http://schemas.microsoft.com/office/word/2010/wordprocessingInk" xmlns:wne="http://schemas.microsoft.com/office/word/2006/wordml" xmlns:wps="http://schemas.microsoft.com/office/word/2010/wordprocessingShape" mc:Ignorable="w14 w15 w16se w16cid w16 w16cex w16sdtdh w16sdtfl w16du wp14">
+<w:ftr xmlns:m="http://schemas.openxmlformats.org/officeDocument/2006/math" xmlns:mc="http://schemas.openxmlformats.org/markup-compatibility/2006" xmlns:mo="http://schemas.microsoft.com/office/mac/office/2008/main" xmlns:mv="urn:schemas-microsoft-com:mac:vml" xmlns:o="urn:schemas-microsoft-com:office:office" xmlns:r="http://schemas.openxmlformats.org/officeDocument/2006/relationships" xmlns:v="urn:schemas-microsoft-com:vml" xmlns:w10="urn:schemas-microsoft-com:office:word" xmlns:w14="http://schemas.microsoft.com/office/word/2010/wordml" xmlns:w="http://schemas.openxmlformats.org/wordprocessingml/2006/main" xmlns:wne="http://schemas.microsoft.com/office/word/2006/wordml" xmlns:wp14="http://schemas.microsoft.com/office/word/2010/wordprocessingDrawing" xmlns:wp="http://schemas.openxmlformats.org/drawingml/2006/wordprocessingDrawing" xmlns:wpc="http://schemas.microsoft.com/office/word/2010/wordprocessingCanvas" xmlns:wpg="http://schemas.microsoft.com/office/word/2010/wordprocessingGroup" xmlns:wpi="http://schemas.microsoft.com/office/word/2010/wordprocessingInk" xmlns:wps="http://schemas.microsoft.com/office/word/2010/wordprocessingShape" mc:Ignorable="w14 wp14">
   <w:p>
     <w:pPr>
+      <w:pStyle w:val="Footer"/>
       <w:jc w:val="right"/>
     </w:pPr>
+    <w:r/>
     <w:r>
       <w:rPr>
+        <w:rFonts w:ascii="Segoe UI" w:hAnsi="Segoe UI"/>
         <w:color w:val="616161"/>
         <w:sz w:val="16"/>
       </w:rPr>
@@ -1392,34 +1748,7 @@
         <w:sz w:val="16"/>
       </w:rPr>
       <w:fldChar w:fldCharType="begin"/>
-    </w:r>
-    <w:r>
-      <w:rPr>
-        <w:color w:val="616161"/>
-        <w:sz w:val="16"/>
-      </w:rPr>
-      <w:instrText>PAGE</w:instrText>
-    </w:r>
-    <w:r>
-      <w:rPr>
-        <w:color w:val="616161"/>
-        <w:sz w:val="16"/>
-      </w:rPr>
-      <w:fldChar w:fldCharType="separate"/>
-    </w:r>
-    <w:r>
-      <w:rPr>
-        <w:noProof/>
-        <w:color w:val="616161"/>
-        <w:sz w:val="16"/>
-      </w:rPr>
-      <w:t>1</w:t>
-    </w:r>
-    <w:r>
-      <w:rPr>
-        <w:color w:val="616161"/>
-        <w:sz w:val="16"/>
-      </w:rPr>
+      <w:instrText xml:space="preserve">PAGE</w:instrText>
       <w:fldChar w:fldCharType="end"/>
     </w:r>
   </w:p>
@@ -1427,24 +1756,18 @@
 </file>
 
 <file path=word/footnotes.xml><?xml version="1.0" encoding="utf-8"?>
-<w:footnotes xmlns:wpc="http://schemas.microsoft.com/office/word/2010/wordprocessingCanvas" xmlns:cx="http://schemas.microsoft.com/office/drawing/2014/chartex" xmlns:cx1="http://schemas.microsoft.com/office/drawing/2015/9/8/chartex" xmlns:cx2="http://schemas.microsoft.com/office/drawing/2015/10/21/chartex" xmlns:cx3="http://schemas.microsoft.com/office/drawing/2016/5/9/chartex" xmlns:cx4="http://schemas.microsoft.com/office/drawing/2016/5/10/chartex" xmlns:cx5="http://schemas.microsoft.com/office/drawing/2016/5/11/chartex" xmlns:cx6="http://schemas.microsoft.com/office/drawing/2016/5/12/chartex" xmlns:cx7="http://schemas.microsoft.com/office/drawing/2016/5/13/chartex" xmlns:cx8="http://schemas.microsoft.com/office/drawing/2016/5/14/chartex" xmlns:mc="http://schemas.openxmlformats.org/markup-compatibility/2006" xmlns:aink="http://schemas.microsoft.com/office/drawing/2016/ink" xmlns:am3d="http://schemas.microsoft.com/office/drawing/2017/model3d" xmlns:o="urn:schemas-microsoft-com:office:office" xmlns:oel="http://schemas.microsoft.com/office/2019/extlst" xmlns:r="http://schemas.openxmlformats.org/officeDocument/2006/relationships" xmlns:m="http://schemas.openxmlformats.org/officeDocument/2006/math" xmlns:v="urn:schemas-microsoft-com:vml" xmlns:wp14="http://schemas.microsoft.com/office/word/2010/wordprocessingDrawing" xmlns:wp="http://schemas.openxmlformats.org/drawingml/2006/wordprocessingDrawing" xmlns:w10="urn:schemas-microsoft-com:office:word" xmlns:w="http://schemas.openxmlformats.org/wordprocessingml/2006/main" xmlns:w14="http://schemas.microsoft.com/office/word/2010/wordml" xmlns:w15="http://schemas.microsoft.com/office/word/2012/wordml" xmlns:w16cex="http://schemas.microsoft.com/office/word/2018/wordml/cex" xmlns:w16cid="http://schemas.microsoft.com/office/word/2016/wordml/cid" xmlns:w16="http://schemas.microsoft.com/office/word/2018/wordml" xmlns:w16du="http://schemas.microsoft.com/office/word/2023/wordml/word16du" xmlns:w16sdtdh="http://schemas.microsoft.com/office/word/2020/wordml/sdtdatahash" xmlns:w16sdtfl="http://schemas.microsoft.com/office/word/2024/wordml/sdtformatlock" xmlns:w16se="http://schemas.microsoft.com/office/word/2015/wordml/symex" xmlns:wpg="http://schemas.microsoft.com/office/word/2010/wordprocessingGroup" xmlns:wpi="http://schemas.microsoft.com/office/word/2010/wordprocessingInk" xmlns:wne="http://schemas.microsoft.com/office/word/2006/wordml" xmlns:wps="http://schemas.microsoft.com/office/word/2010/wordprocessingShape" mc:Ignorable="w14 w15 w16se w16cid w16 w16cex w16sdtdh w16sdtfl w16du wp14">
+<w:footnotes xmlns:w="http://schemas.openxmlformats.org/wordprocessingml/2006/main" xmlns:m="http://schemas.openxmlformats.org/officeDocument/2006/math" xmlns:r="http://schemas.openxmlformats.org/officeDocument/2006/relationships" xmlns:o="urn:schemas-microsoft-com:office:office" xmlns:v="urn:schemas-microsoft-com:vml" xmlns:w10="urn:schemas-microsoft-com:office:word" xmlns:a="http://schemas.openxmlformats.org/drawingml/2006/main" xmlns:pic="http://schemas.openxmlformats.org/drawingml/2006/picture" xmlns:wp="http://schemas.openxmlformats.org/drawingml/2006/wordprocessingDrawing">
+  <w:footnote w:type="continuationSeparator" w:id="0">
+    <w:p>
+      <w:r>
+        <w:continuationSeparator/>
+      </w:r>
+    </w:p>
+  </w:footnote>
   <w:footnote w:type="separator" w:id="-1">
     <w:p>
-      <w:pPr>
-        <w:spacing w:after="0"/>
-      </w:pPr>
       <w:r>
         <w:separator/>
-      </w:r>
-    </w:p>
-  </w:footnote>
-  <w:footnote w:type="continuationSeparator" w:id="0">
-    <w:p>
-      <w:pPr>
-        <w:spacing w:after="0"/>
-      </w:pPr>
-      <w:r>
-        <w:continuationSeparator/>
       </w:r>
     </w:p>
   </w:footnote>
@@ -1452,11 +1775,10 @@
 </file>
 
 <file path=word/numbering.xml><?xml version="1.0" encoding="utf-8"?>
-<w:numbering xmlns:wpc="http://schemas.microsoft.com/office/word/2010/wordprocessingCanvas" xmlns:cx="http://schemas.microsoft.com/office/drawing/2014/chartex" xmlns:cx1="http://schemas.microsoft.com/office/drawing/2015/9/8/chartex" xmlns:cx2="http://schemas.microsoft.com/office/drawing/2015/10/21/chartex" xmlns:cx3="http://schemas.microsoft.com/office/drawing/2016/5/9/chartex" xmlns:cx4="http://schemas.microsoft.com/office/drawing/2016/5/10/chartex" xmlns:cx5="http://schemas.microsoft.com/office/drawing/2016/5/11/chartex" xmlns:cx6="http://schemas.microsoft.com/office/drawing/2016/5/12/chartex" xmlns:cx7="http://schemas.microsoft.com/office/drawing/2016/5/13/chartex" xmlns:cx8="http://schemas.microsoft.com/office/drawing/2016/5/14/chartex" xmlns:mc="http://schemas.openxmlformats.org/markup-compatibility/2006" xmlns:aink="http://schemas.microsoft.com/office/drawing/2016/ink" xmlns:am3d="http://schemas.microsoft.com/office/drawing/2017/model3d" xmlns:o="urn:schemas-microsoft-com:office:office" xmlns:oel="http://schemas.microsoft.com/office/2019/extlst" xmlns:r="http://schemas.openxmlformats.org/officeDocument/2006/relationships" xmlns:m="http://schemas.openxmlformats.org/officeDocument/2006/math" xmlns:v="urn:schemas-microsoft-com:vml" xmlns:wp14="http://schemas.microsoft.com/office/word/2010/wordprocessingDrawing" xmlns:wp="http://schemas.openxmlformats.org/drawingml/2006/wordprocessingDrawing" xmlns:w10="urn:schemas-microsoft-com:office:word" xmlns:w="http://schemas.openxmlformats.org/wordprocessingml/2006/main" xmlns:w14="http://schemas.microsoft.com/office/word/2010/wordml" xmlns:w15="http://schemas.microsoft.com/office/word/2012/wordml" xmlns:w16cex="http://schemas.microsoft.com/office/word/2018/wordml/cex" xmlns:w16cid="http://schemas.microsoft.com/office/word/2016/wordml/cid" xmlns:w16="http://schemas.microsoft.com/office/word/2018/wordml" xmlns:w16du="http://schemas.microsoft.com/office/word/2023/wordml/word16du" xmlns:w16sdtdh="http://schemas.microsoft.com/office/word/2020/wordml/sdtdatahash" xmlns:w16sdtfl="http://schemas.microsoft.com/office/word/2024/wordml/sdtformatlock" xmlns:w16se="http://schemas.microsoft.com/office/word/2015/wordml/symex" xmlns:wpg="http://schemas.microsoft.com/office/word/2010/wordprocessingGroup" xmlns:wpi="http://schemas.microsoft.com/office/word/2010/wordprocessingInk" xmlns:wne="http://schemas.microsoft.com/office/word/2006/wordml" xmlns:wps="http://schemas.microsoft.com/office/word/2010/wordprocessingShape" mc:Ignorable="w14 w15 w16se w16cid w16 w16cex w16sdtdh w16sdtfl w16du wp14">
-  <w:abstractNum w:abstractNumId="0" w15:restartNumberingAfterBreak="0">
+<w:numbering xmlns:w="http://schemas.openxmlformats.org/wordprocessingml/2006/main">
+  <w:abstractNum w:abstractNumId="990">
     <w:nsid w:val="0000A990"/>
     <w:multiLevelType w:val="multilevel"/>
-    <w:tmpl w:val="7FE039C0"/>
     <w:lvl w:ilvl="0">
       <w:numFmt w:val="bullet"/>
       <w:lvlText w:val=" "/>
@@ -1530,10 +1852,9 @@
       </w:pPr>
     </w:lvl>
   </w:abstractNum>
-  <w:abstractNum w:abstractNumId="1" w15:restartNumberingAfterBreak="0">
+  <w:abstractNum w:abstractNumId="991">
     <w:nsid w:val="0000A991"/>
     <w:multiLevelType w:val="multilevel"/>
-    <w:tmpl w:val="B6CE8B58"/>
     <w:lvl w:ilvl="0">
       <w:numFmt w:val="bullet"/>
       <w:lvlText w:val=""/>
@@ -1634,87 +1955,9 @@
       </w:rPr>
     </w:lvl>
   </w:abstractNum>
-  <w:abstractNum w:abstractNumId="2" w15:restartNumberingAfterBreak="0">
-    <w:nsid w:val="0000A992"/>
-    <w:multiLevelType w:val="multilevel"/>
-    <w:tmpl w:val="1CE61DA2"/>
-    <w:lvl w:ilvl="0">
-      <w:numFmt w:val="bullet"/>
-      <w:lvlText w:val="☐"/>
-      <w:lvlJc w:val="left"/>
-      <w:pPr>
-        <w:ind w:left="720" w:hanging="360"/>
-      </w:pPr>
-    </w:lvl>
-    <w:lvl w:ilvl="1">
-      <w:numFmt w:val="bullet"/>
-      <w:lvlText w:val="☐"/>
-      <w:lvlJc w:val="left"/>
-      <w:pPr>
-        <w:ind w:left="1440" w:hanging="360"/>
-      </w:pPr>
-    </w:lvl>
-    <w:lvl w:ilvl="2">
-      <w:numFmt w:val="bullet"/>
-      <w:lvlText w:val="☐"/>
-      <w:lvlJc w:val="left"/>
-      <w:pPr>
-        <w:ind w:left="2160" w:hanging="360"/>
-      </w:pPr>
-    </w:lvl>
-    <w:lvl w:ilvl="3">
-      <w:numFmt w:val="bullet"/>
-      <w:lvlText w:val="☐"/>
-      <w:lvlJc w:val="left"/>
-      <w:pPr>
-        <w:ind w:left="2880" w:hanging="360"/>
-      </w:pPr>
-    </w:lvl>
-    <w:lvl w:ilvl="4">
-      <w:numFmt w:val="bullet"/>
-      <w:lvlText w:val="☐"/>
-      <w:lvlJc w:val="left"/>
-      <w:pPr>
-        <w:ind w:left="3600" w:hanging="360"/>
-      </w:pPr>
-    </w:lvl>
-    <w:lvl w:ilvl="5">
-      <w:numFmt w:val="bullet"/>
-      <w:lvlText w:val="☐"/>
-      <w:lvlJc w:val="left"/>
-      <w:pPr>
-        <w:ind w:left="4320" w:hanging="360"/>
-      </w:pPr>
-    </w:lvl>
-    <w:lvl w:ilvl="6">
-      <w:numFmt w:val="bullet"/>
-      <w:lvlText w:val="☐"/>
-      <w:lvlJc w:val="left"/>
-      <w:pPr>
-        <w:ind w:left="5040" w:hanging="360"/>
-      </w:pPr>
-    </w:lvl>
-    <w:lvl w:ilvl="7">
-      <w:numFmt w:val="bullet"/>
-      <w:lvlText w:val="☐"/>
-      <w:lvlJc w:val="left"/>
-      <w:pPr>
-        <w:ind w:left="5760" w:hanging="360"/>
-      </w:pPr>
-    </w:lvl>
-    <w:lvl w:ilvl="8">
-      <w:numFmt w:val="bullet"/>
-      <w:lvlText w:val="☐"/>
-      <w:lvlJc w:val="left"/>
-      <w:pPr>
-        <w:ind w:left="6480" w:hanging="360"/>
-      </w:pPr>
-    </w:lvl>
-  </w:abstractNum>
-  <w:abstractNum w:abstractNumId="3" w15:restartNumberingAfterBreak="0">
+  <w:abstractNum w:abstractNumId="99411">
     <w:nsid w:val="00A99411"/>
     <w:multiLevelType w:val="multilevel"/>
-    <w:tmpl w:val="A3603046"/>
     <w:lvl w:ilvl="0">
       <w:start w:val="1"/>
       <w:numFmt w:val="decimal"/>
@@ -1797,14 +2040,90 @@
       </w:pPr>
     </w:lvl>
   </w:abstractNum>
-  <w:num w:numId="1" w16cid:durableId="1009140091">
-    <w:abstractNumId w:val="0"/>
+  <w:abstractNum w:abstractNumId="992">
+    <w:nsid w:val="0000A992"/>
+    <w:multiLevelType w:val="multilevel"/>
+    <w:lvl w:ilvl="0">
+      <w:numFmt w:val="bullet"/>
+      <w:lvlText w:val="☐"/>
+      <w:lvlJc w:val="left"/>
+      <w:pPr>
+        <w:ind w:left="720" w:hanging="360"/>
+      </w:pPr>
+    </w:lvl>
+    <w:lvl w:ilvl="1">
+      <w:numFmt w:val="bullet"/>
+      <w:lvlText w:val="☐"/>
+      <w:lvlJc w:val="left"/>
+      <w:pPr>
+        <w:ind w:left="1440" w:hanging="360"/>
+      </w:pPr>
+    </w:lvl>
+    <w:lvl w:ilvl="2">
+      <w:numFmt w:val="bullet"/>
+      <w:lvlText w:val="☐"/>
+      <w:lvlJc w:val="left"/>
+      <w:pPr>
+        <w:ind w:left="2160" w:hanging="360"/>
+      </w:pPr>
+    </w:lvl>
+    <w:lvl w:ilvl="3">
+      <w:numFmt w:val="bullet"/>
+      <w:lvlText w:val="☐"/>
+      <w:lvlJc w:val="left"/>
+      <w:pPr>
+        <w:ind w:left="2880" w:hanging="360"/>
+      </w:pPr>
+    </w:lvl>
+    <w:lvl w:ilvl="4">
+      <w:numFmt w:val="bullet"/>
+      <w:lvlText w:val="☐"/>
+      <w:lvlJc w:val="left"/>
+      <w:pPr>
+        <w:ind w:left="3600" w:hanging="360"/>
+      </w:pPr>
+    </w:lvl>
+    <w:lvl w:ilvl="5">
+      <w:numFmt w:val="bullet"/>
+      <w:lvlText w:val="☐"/>
+      <w:lvlJc w:val="left"/>
+      <w:pPr>
+        <w:ind w:left="4320" w:hanging="360"/>
+      </w:pPr>
+    </w:lvl>
+    <w:lvl w:ilvl="6">
+      <w:numFmt w:val="bullet"/>
+      <w:lvlText w:val="☐"/>
+      <w:lvlJc w:val="left"/>
+      <w:pPr>
+        <w:ind w:left="5040" w:hanging="360"/>
+      </w:pPr>
+    </w:lvl>
+    <w:lvl w:ilvl="7">
+      <w:numFmt w:val="bullet"/>
+      <w:lvlText w:val="☐"/>
+      <w:lvlJc w:val="left"/>
+      <w:pPr>
+        <w:ind w:left="5760" w:hanging="360"/>
+      </w:pPr>
+    </w:lvl>
+    <w:lvl w:ilvl="8">
+      <w:numFmt w:val="bullet"/>
+      <w:lvlText w:val="☐"/>
+      <w:lvlJc w:val="left"/>
+      <w:pPr>
+        <w:ind w:left="6480" w:hanging="360"/>
+      </w:pPr>
+    </w:lvl>
+  </w:abstractNum>
+  <w:num w:numId="1000">
+    <w:abstractNumId w:val="990"/>
   </w:num>
-  <w:num w:numId="2" w16cid:durableId="413627297">
-    <w:abstractNumId w:val="1"/>
+  <w:num w:numId="1001">
+    <w:abstractNumId w:val="991"/>
   </w:num>
-  <w:num w:numId="3" w16cid:durableId="766392132">
-    <w:abstractNumId w:val="3"/>
+  <w:num w:numId="1002">
+    <w:abstractNumId w:val="99411"/>
     <w:lvlOverride w:ilvl="0">
       <w:startOverride w:val="1"/>
     </w:lvlOverride>
@@ -1833,8 +2152,8 @@
       <w:startOverride w:val="1"/>
     </w:lvlOverride>
   </w:num>
-  <w:num w:numId="4" w16cid:durableId="1135365684">
-    <w:abstractNumId w:val="3"/>
+  <w:num w:numId="1003">
+    <w:abstractNumId w:val="99411"/>
     <w:lvlOverride w:ilvl="0">
       <w:startOverride w:val="1"/>
     </w:lvlOverride>
@@ -1863,39 +2182,39 @@
       <w:startOverride w:val="1"/>
     </w:lvlOverride>
   </w:num>
-  <w:num w:numId="5" w16cid:durableId="2070496585">
-    <w:abstractNumId w:val="1"/>
+  <w:num w:numId="1004">
+    <w:abstractNumId w:val="991"/>
   </w:num>
-  <w:num w:numId="6" w16cid:durableId="1914390004">
-    <w:abstractNumId w:val="1"/>
+  <w:num w:numId="1005">
+    <w:abstractNumId w:val="991"/>
   </w:num>
-  <w:num w:numId="7" w16cid:durableId="642849473">
-    <w:abstractNumId w:val="2"/>
+  <w:num w:numId="1006">
+    <w:abstractNumId w:val="992"/>
   </w:num>
-  <w:num w:numId="8" w16cid:durableId="496723933">
-    <w:abstractNumId w:val="2"/>
+  <w:num w:numId="1007">
+    <w:abstractNumId w:val="992"/>
   </w:num>
-  <w:num w:numId="9" w16cid:durableId="351222944">
-    <w:abstractNumId w:val="2"/>
+  <w:num w:numId="1008">
+    <w:abstractNumId w:val="992"/>
   </w:num>
-  <w:num w:numId="10" w16cid:durableId="2055156410">
-    <w:abstractNumId w:val="2"/>
+  <w:num w:numId="1009">
+    <w:abstractNumId w:val="992"/>
   </w:num>
-  <w:num w:numId="11" w16cid:durableId="1494687439">
-    <w:abstractNumId w:val="2"/>
+  <w:num w:numId="1010">
+    <w:abstractNumId w:val="992"/>
   </w:num>
 </w:numbering>
 </file>
 
 <file path=word/styles.xml><?xml version="1.0" encoding="utf-8"?>
-<w:styles xmlns:mc="http://schemas.openxmlformats.org/markup-compatibility/2006" xmlns:r="http://schemas.openxmlformats.org/officeDocument/2006/relationships" xmlns:w="http://schemas.openxmlformats.org/wordprocessingml/2006/main" xmlns:w14="http://schemas.microsoft.com/office/word/2010/wordml" xmlns:w15="http://schemas.microsoft.com/office/word/2012/wordml" xmlns:w16cex="http://schemas.microsoft.com/office/word/2018/wordml/cex" xmlns:w16cid="http://schemas.microsoft.com/office/word/2016/wordml/cid" xmlns:w16="http://schemas.microsoft.com/office/word/2018/wordml" xmlns:w16du="http://schemas.microsoft.com/office/word/2023/wordml/word16du" xmlns:w16sdtdh="http://schemas.microsoft.com/office/word/2020/wordml/sdtdatahash" xmlns:w16sdtfl="http://schemas.microsoft.com/office/word/2024/wordml/sdtformatlock" xmlns:w16se="http://schemas.microsoft.com/office/word/2015/wordml/symex" mc:Ignorable="w14 w15 w16se w16cid w16 w16cex w16sdtdh w16sdtfl w16du">
+<w:styles xmlns:r="http://schemas.openxmlformats.org/officeDocument/2006/relationships" xmlns:w="http://schemas.openxmlformats.org/wordprocessingml/2006/main">
   <w:docDefaults>
     <w:rPrDefault>
       <w:rPr>
-        <w:rFonts w:asciiTheme="minorHAnsi" w:eastAsiaTheme="minorEastAsia" w:hAnsiTheme="minorHAnsi" w:cstheme="minorBidi"/>
+        <w:rFonts w:asciiTheme="minorHAnsi" w:cstheme="minorBidi" w:eastAsiaTheme="minorEastAsia" w:hAnsiTheme="minorHAnsi"/>
         <w:sz w:val="24"/>
         <w:szCs w:val="24"/>
-        <w:lang w:val="en-US" w:eastAsia="zh-CN" w:bidi="ar-SA"/>
+        <w:lang w:bidi="ar-SA" w:eastAsia="zh-CN" w:val="en-US"/>
       </w:rPr>
     </w:rPrDefault>
     <w:pPrDefault>
@@ -1904,260 +2223,189 @@
       </w:pPr>
     </w:pPrDefault>
   </w:docDefaults>
-  <w:latentStyles w:defLockedState="0" w:defUIPriority="0" w:defSemiHidden="0" w:defUnhideWhenUsed="0" w:defQFormat="0" w:count="376">
-    <w:lsdException w:name="Normal Table" w:semiHidden="1" w:unhideWhenUsed="1"/>
-    <w:lsdException w:name="Table Simple 1" w:semiHidden="1" w:unhideWhenUsed="1"/>
-    <w:lsdException w:name="Table Simple 2" w:semiHidden="1" w:unhideWhenUsed="1"/>
-    <w:lsdException w:name="Table Simple 3" w:semiHidden="1" w:unhideWhenUsed="1"/>
-    <w:lsdException w:name="Table Classic 1" w:semiHidden="1" w:unhideWhenUsed="1"/>
-    <w:lsdException w:name="Table Classic 2" w:semiHidden="1" w:unhideWhenUsed="1"/>
-    <w:lsdException w:name="Table Classic 3" w:semiHidden="1" w:unhideWhenUsed="1"/>
-    <w:lsdException w:name="Table Classic 4" w:semiHidden="1" w:unhideWhenUsed="1"/>
-    <w:lsdException w:name="Table Colorful 1" w:semiHidden="1" w:unhideWhenUsed="1"/>
-    <w:lsdException w:name="Table Colorful 2" w:semiHidden="1" w:unhideWhenUsed="1"/>
-    <w:lsdException w:name="Table Colorful 3" w:semiHidden="1" w:unhideWhenUsed="1"/>
-    <w:lsdException w:name="Table Columns 1" w:semiHidden="1" w:unhideWhenUsed="1"/>
-    <w:lsdException w:name="Table Columns 2" w:semiHidden="1" w:unhideWhenUsed="1"/>
-    <w:lsdException w:name="Table Columns 3" w:semiHidden="1" w:unhideWhenUsed="1"/>
-    <w:lsdException w:name="Table Columns 4" w:semiHidden="1" w:unhideWhenUsed="1"/>
-    <w:lsdException w:name="Table Columns 5" w:semiHidden="1" w:unhideWhenUsed="1"/>
-    <w:lsdException w:name="Table Grid 1" w:semiHidden="1" w:unhideWhenUsed="1"/>
-    <w:lsdException w:name="Table Grid 2" w:semiHidden="1" w:unhideWhenUsed="1"/>
-    <w:lsdException w:name="Table Grid 3" w:semiHidden="1" w:unhideWhenUsed="1"/>
-    <w:lsdException w:name="Table Grid 4" w:semiHidden="1" w:unhideWhenUsed="1"/>
-    <w:lsdException w:name="Table Grid 5" w:semiHidden="1" w:unhideWhenUsed="1"/>
-    <w:lsdException w:name="Table Grid 6" w:semiHidden="1" w:unhideWhenUsed="1"/>
-    <w:lsdException w:name="Table Grid 7" w:semiHidden="1" w:unhideWhenUsed="1"/>
-    <w:lsdException w:name="Table Grid 8" w:semiHidden="1" w:unhideWhenUsed="1"/>
-    <w:lsdException w:name="Table List 1" w:semiHidden="1" w:unhideWhenUsed="1"/>
-    <w:lsdException w:name="Table List 2" w:semiHidden="1" w:unhideWhenUsed="1"/>
-    <w:lsdException w:name="Table List 3" w:semiHidden="1" w:unhideWhenUsed="1"/>
-    <w:lsdException w:name="Table List 4" w:semiHidden="1" w:unhideWhenUsed="1"/>
-    <w:lsdException w:name="Table List 5" w:semiHidden="1" w:unhideWhenUsed="1"/>
-    <w:lsdException w:name="Table List 6" w:semiHidden="1" w:unhideWhenUsed="1"/>
-    <w:lsdException w:name="Table List 7" w:semiHidden="1" w:unhideWhenUsed="1"/>
-    <w:lsdException w:name="Table List 8" w:semiHidden="1" w:unhideWhenUsed="1"/>
-    <w:lsdException w:name="Table 3D effects 1" w:semiHidden="1" w:unhideWhenUsed="1"/>
-    <w:lsdException w:name="Table 3D effects 2" w:semiHidden="1" w:unhideWhenUsed="1"/>
-    <w:lsdException w:name="Table 3D effects 3" w:semiHidden="1" w:unhideWhenUsed="1"/>
-    <w:lsdException w:name="Table Contemporary" w:semiHidden="1" w:unhideWhenUsed="1"/>
-    <w:lsdException w:name="Table Elegant" w:semiHidden="1" w:unhideWhenUsed="1"/>
-    <w:lsdException w:name="Table Professional" w:semiHidden="1" w:unhideWhenUsed="1"/>
-    <w:lsdException w:name="Table Subtle 1" w:semiHidden="1" w:unhideWhenUsed="1"/>
-    <w:lsdException w:name="Table Subtle 2" w:semiHidden="1" w:unhideWhenUsed="1"/>
-    <w:lsdException w:name="Table Web 1" w:semiHidden="1" w:unhideWhenUsed="1"/>
-    <w:lsdException w:name="Table Web 2" w:semiHidden="1" w:unhideWhenUsed="1"/>
-    <w:lsdException w:name="Table Web 3" w:semiHidden="1" w:unhideWhenUsed="1"/>
-    <w:lsdException w:name="Table Theme" w:semiHidden="1" w:unhideWhenUsed="1"/>
-    <w:lsdException w:name="Light Shading"/>
-    <w:lsdException w:name="Light List"/>
-    <w:lsdException w:name="Light Grid"/>
-    <w:lsdException w:name="Medium Shading 1"/>
-    <w:lsdException w:name="Medium Shading 2"/>
-    <w:lsdException w:name="Medium List 1"/>
-    <w:lsdException w:name="Medium List 2"/>
-    <w:lsdException w:name="Medium Grid 1"/>
-    <w:lsdException w:name="Medium Grid 2"/>
-    <w:lsdException w:name="Medium Grid 3"/>
-    <w:lsdException w:name="Dark List"/>
-    <w:lsdException w:name="Colorful Shading"/>
-    <w:lsdException w:name="Colorful List"/>
-    <w:lsdException w:name="Colorful Grid"/>
-    <w:lsdException w:name="Light Shading Accent 1"/>
-    <w:lsdException w:name="Light List Accent 1"/>
-    <w:lsdException w:name="Light Grid Accent 1"/>
-    <w:lsdException w:name="Medium Shading 1 Accent 1"/>
-    <w:lsdException w:name="Medium Shading 2 Accent 1"/>
-    <w:lsdException w:name="Medium List 1 Accent 1"/>
-    <w:lsdException w:name="Medium List 2 Accent 1"/>
-    <w:lsdException w:name="Medium Grid 1 Accent 1"/>
-    <w:lsdException w:name="Medium Grid 2 Accent 1"/>
-    <w:lsdException w:name="Medium Grid 3 Accent 1"/>
-    <w:lsdException w:name="Dark List Accent 1"/>
-    <w:lsdException w:name="Colorful Shading Accent 1"/>
-    <w:lsdException w:name="Colorful List Accent 1"/>
-    <w:lsdException w:name="Colorful Grid Accent 1"/>
-    <w:lsdException w:name="Light Shading Accent 2"/>
-    <w:lsdException w:name="Light List Accent 2"/>
-    <w:lsdException w:name="Light Grid Accent 2"/>
-    <w:lsdException w:name="Medium Shading 1 Accent 2"/>
-    <w:lsdException w:name="Medium Shading 2 Accent 2"/>
-    <w:lsdException w:name="Medium List 1 Accent 2"/>
-    <w:lsdException w:name="Medium List 2 Accent 2"/>
-    <w:lsdException w:name="Medium Grid 1 Accent 2"/>
-    <w:lsdException w:name="Medium Grid 2 Accent 2"/>
-    <w:lsdException w:name="Medium Grid 3 Accent 2"/>
-    <w:lsdException w:name="Dark List Accent 2"/>
-    <w:lsdException w:name="Colorful Shading Accent 2"/>
-    <w:lsdException w:name="Colorful List Accent 2"/>
-    <w:lsdException w:name="Colorful Grid Accent 2"/>
-    <w:lsdException w:name="Light Shading Accent 3"/>
-    <w:lsdException w:name="Light List Accent 3"/>
-    <w:lsdException w:name="Light Grid Accent 3"/>
-    <w:lsdException w:name="Medium Shading 1 Accent 3"/>
-    <w:lsdException w:name="Medium Shading 2 Accent 3"/>
-    <w:lsdException w:name="Medium List 1 Accent 3"/>
-    <w:lsdException w:name="Medium List 2 Accent 3"/>
-    <w:lsdException w:name="Medium Grid 1 Accent 3"/>
-    <w:lsdException w:name="Medium Grid 2 Accent 3"/>
-    <w:lsdException w:name="Medium Grid 3 Accent 3"/>
-    <w:lsdException w:name="Dark List Accent 3"/>
-    <w:lsdException w:name="Colorful Shading Accent 3"/>
-    <w:lsdException w:name="Colorful List Accent 3"/>
-    <w:lsdException w:name="Colorful Grid Accent 3"/>
-    <w:lsdException w:name="Light Shading Accent 4"/>
-    <w:lsdException w:name="Light List Accent 4"/>
-    <w:lsdException w:name="Light Grid Accent 4"/>
-    <w:lsdException w:name="Medium Shading 1 Accent 4"/>
-    <w:lsdException w:name="Medium Shading 2 Accent 4"/>
-    <w:lsdException w:name="Medium List 1 Accent 4"/>
-    <w:lsdException w:name="Medium List 2 Accent 4"/>
-    <w:lsdException w:name="Medium Grid 1 Accent 4"/>
-    <w:lsdException w:name="Medium Grid 2 Accent 4"/>
-    <w:lsdException w:name="Medium Grid 3 Accent 4"/>
-    <w:lsdException w:name="Dark List Accent 4"/>
-    <w:lsdException w:name="Colorful Shading Accent 4"/>
-    <w:lsdException w:name="Colorful List Accent 4"/>
-    <w:lsdException w:name="Colorful Grid Accent 4"/>
-    <w:lsdException w:name="Light Shading Accent 5"/>
-    <w:lsdException w:name="Light List Accent 5"/>
-    <w:lsdException w:name="Light Grid Accent 5"/>
-    <w:lsdException w:name="Medium Shading 1 Accent 5"/>
-    <w:lsdException w:name="Medium Shading 2 Accent 5"/>
-    <w:lsdException w:name="Medium List 1 Accent 5"/>
-    <w:lsdException w:name="Medium List 2 Accent 5"/>
-    <w:lsdException w:name="Medium Grid 1 Accent 5"/>
-    <w:lsdException w:name="Medium Grid 2 Accent 5"/>
-    <w:lsdException w:name="Medium Grid 3 Accent 5"/>
-    <w:lsdException w:name="Dark List Accent 5"/>
-    <w:lsdException w:name="Colorful Shading Accent 5"/>
-    <w:lsdException w:name="Colorful List Accent 5"/>
-    <w:lsdException w:name="Colorful Grid Accent 5"/>
-    <w:lsdException w:name="Light Shading Accent 6"/>
-    <w:lsdException w:name="Light List Accent 6"/>
-    <w:lsdException w:name="Light Grid Accent 6"/>
-    <w:lsdException w:name="Medium Shading 1 Accent 6"/>
-    <w:lsdException w:name="Medium Shading 2 Accent 6"/>
-    <w:lsdException w:name="Medium List 1 Accent 6"/>
-    <w:lsdException w:name="Medium List 2 Accent 6"/>
-    <w:lsdException w:name="Medium Grid 1 Accent 6"/>
-    <w:lsdException w:name="Medium Grid 2 Accent 6"/>
-    <w:lsdException w:name="Medium Grid 3 Accent 6"/>
-    <w:lsdException w:name="Dark List Accent 6"/>
-    <w:lsdException w:name="Colorful Shading Accent 6"/>
-    <w:lsdException w:name="Colorful List Accent 6"/>
-    <w:lsdException w:name="Colorful Grid Accent 6"/>
-    <w:lsdException w:name="Grid Table 4" w:uiPriority="49"/>
-    <w:lsdException w:name="Grid Table 5 Dark" w:uiPriority="50"/>
-    <w:lsdException w:name="Grid Table 6 Colorful" w:uiPriority="51"/>
-    <w:lsdException w:name="Grid Table 7 Colorful" w:uiPriority="52"/>
-    <w:lsdException w:name="Grid Table 1 Light Accent 1" w:uiPriority="46"/>
-    <w:lsdException w:name="Grid Table 2 Accent 1" w:uiPriority="47"/>
-    <w:lsdException w:name="Grid Table 3 Accent 1" w:uiPriority="48"/>
-    <w:lsdException w:name="Grid Table 4 Accent 1" w:uiPriority="49"/>
-    <w:lsdException w:name="Grid Table 5 Dark Accent 1" w:uiPriority="50"/>
-    <w:lsdException w:name="Grid Table 6 Colorful Accent 1" w:uiPriority="51"/>
-    <w:lsdException w:name="Grid Table 7 Colorful Accent 1" w:uiPriority="52"/>
-    <w:lsdException w:name="Grid Table 1 Light Accent 2" w:uiPriority="46"/>
-    <w:lsdException w:name="Grid Table 2 Accent 2" w:uiPriority="47"/>
-    <w:lsdException w:name="Grid Table 3 Accent 2" w:uiPriority="48"/>
-    <w:lsdException w:name="Grid Table 4 Accent 2" w:uiPriority="49"/>
-    <w:lsdException w:name="Grid Table 5 Dark Accent 2" w:uiPriority="50"/>
-    <w:lsdException w:name="Grid Table 6 Colorful Accent 2" w:uiPriority="51"/>
-    <w:lsdException w:name="Grid Table 7 Colorful Accent 2" w:uiPriority="52"/>
-    <w:lsdException w:name="Grid Table 1 Light Accent 3" w:uiPriority="46"/>
-    <w:lsdException w:name="Grid Table 2 Accent 3" w:uiPriority="47"/>
-    <w:lsdException w:name="Grid Table 3 Accent 3" w:uiPriority="48"/>
-    <w:lsdException w:name="Grid Table 4 Accent 3" w:uiPriority="49"/>
-    <w:lsdException w:name="Grid Table 5 Dark Accent 3" w:uiPriority="50"/>
-    <w:lsdException w:name="Grid Table 6 Colorful Accent 3" w:uiPriority="51"/>
-    <w:lsdException w:name="Grid Table 7 Colorful Accent 3" w:uiPriority="52"/>
-    <w:lsdException w:name="Grid Table 1 Light Accent 4" w:uiPriority="46"/>
-    <w:lsdException w:name="Grid Table 2 Accent 4" w:uiPriority="47"/>
-    <w:lsdException w:name="Grid Table 3 Accent 4" w:uiPriority="48"/>
-    <w:lsdException w:name="Grid Table 4 Accent 4" w:uiPriority="49"/>
-    <w:lsdException w:name="Grid Table 5 Dark Accent 4" w:uiPriority="50"/>
-    <w:lsdException w:name="Grid Table 6 Colorful Accent 4" w:uiPriority="51"/>
-    <w:lsdException w:name="Grid Table 7 Colorful Accent 4" w:uiPriority="52"/>
-    <w:lsdException w:name="Grid Table 1 Light Accent 5" w:uiPriority="46"/>
-    <w:lsdException w:name="Grid Table 2 Accent 5" w:uiPriority="47"/>
-    <w:lsdException w:name="Grid Table 3 Accent 5" w:uiPriority="48"/>
-    <w:lsdException w:name="Grid Table 4 Accent 5" w:uiPriority="49"/>
-    <w:lsdException w:name="Grid Table 5 Dark Accent 5" w:uiPriority="50"/>
-    <w:lsdException w:name="Grid Table 6 Colorful Accent 5" w:uiPriority="51"/>
-    <w:lsdException w:name="Grid Table 7 Colorful Accent 5" w:uiPriority="52"/>
-    <w:lsdException w:name="Grid Table 1 Light Accent 6" w:uiPriority="46"/>
-    <w:lsdException w:name="Grid Table 2 Accent 6" w:uiPriority="47"/>
-    <w:lsdException w:name="Grid Table 3 Accent 6" w:uiPriority="48"/>
-    <w:lsdException w:name="Grid Table 4 Accent 6" w:uiPriority="49"/>
-    <w:lsdException w:name="Grid Table 5 Dark Accent 6" w:uiPriority="50"/>
-    <w:lsdException w:name="Grid Table 6 Colorful Accent 6" w:uiPriority="51"/>
-    <w:lsdException w:name="Grid Table 7 Colorful Accent 6" w:uiPriority="52"/>
-    <w:lsdException w:name="List Table 1 Light" w:uiPriority="46"/>
-    <w:lsdException w:name="List Table 2" w:uiPriority="47"/>
-    <w:lsdException w:name="List Table 3" w:uiPriority="48"/>
-    <w:lsdException w:name="List Table 4" w:uiPriority="49"/>
-    <w:lsdException w:name="List Table 5 Dark" w:uiPriority="50"/>
-    <w:lsdException w:name="List Table 6 Colorful" w:uiPriority="51"/>
-    <w:lsdException w:name="List Table 7 Colorful" w:uiPriority="52"/>
-    <w:lsdException w:name="List Table 1 Light Accent 1" w:uiPriority="46"/>
-    <w:lsdException w:name="List Table 2 Accent 1" w:uiPriority="47"/>
-    <w:lsdException w:name="List Table 3 Accent 1" w:uiPriority="48"/>
-    <w:lsdException w:name="List Table 4 Accent 1" w:uiPriority="49"/>
-    <w:lsdException w:name="List Table 5 Dark Accent 1" w:uiPriority="50"/>
-    <w:lsdException w:name="List Table 6 Colorful Accent 1" w:uiPriority="51"/>
-    <w:lsdException w:name="List Table 7 Colorful Accent 1" w:uiPriority="52"/>
-    <w:lsdException w:name="List Table 1 Light Accent 2" w:uiPriority="46"/>
-    <w:lsdException w:name="List Table 2 Accent 2" w:uiPriority="47"/>
-    <w:lsdException w:name="List Table 3 Accent 2" w:uiPriority="48"/>
-    <w:lsdException w:name="List Table 4 Accent 2" w:uiPriority="49"/>
-    <w:lsdException w:name="List Table 5 Dark Accent 2" w:uiPriority="50"/>
-    <w:lsdException w:name="List Table 6 Colorful Accent 2" w:uiPriority="51"/>
-    <w:lsdException w:name="List Table 7 Colorful Accent 2" w:uiPriority="52"/>
-    <w:lsdException w:name="List Table 1 Light Accent 3" w:uiPriority="46"/>
-    <w:lsdException w:name="List Table 2 Accent 3" w:uiPriority="47"/>
-    <w:lsdException w:name="List Table 3 Accent 3" w:uiPriority="48"/>
-    <w:lsdException w:name="List Table 4 Accent 3" w:uiPriority="49"/>
-    <w:lsdException w:name="List Table 5 Dark Accent 3" w:uiPriority="50"/>
-    <w:lsdException w:name="List Table 6 Colorful Accent 3" w:uiPriority="51"/>
-    <w:lsdException w:name="List Table 7 Colorful Accent 3" w:uiPriority="52"/>
-    <w:lsdException w:name="List Table 1 Light Accent 4" w:uiPriority="46"/>
-    <w:lsdException w:name="List Table 2 Accent 4" w:uiPriority="47"/>
-    <w:lsdException w:name="List Table 3 Accent 4" w:uiPriority="48"/>
-    <w:lsdException w:name="List Table 4 Accent 4" w:uiPriority="49"/>
-    <w:lsdException w:name="List Table 5 Dark Accent 4" w:uiPriority="50"/>
-    <w:lsdException w:name="List Table 6 Colorful Accent 4" w:uiPriority="51"/>
-    <w:lsdException w:name="List Table 7 Colorful Accent 4" w:uiPriority="52"/>
-    <w:lsdException w:name="List Table 1 Light Accent 5" w:uiPriority="46"/>
-    <w:lsdException w:name="List Table 2 Accent 5" w:uiPriority="47"/>
-    <w:lsdException w:name="List Table 3 Accent 5" w:uiPriority="48"/>
-    <w:lsdException w:name="List Table 4 Accent 5" w:uiPriority="49"/>
-    <w:lsdException w:name="List Table 5 Dark Accent 5" w:uiPriority="50"/>
-    <w:lsdException w:name="List Table 6 Colorful Accent 5" w:uiPriority="51"/>
-    <w:lsdException w:name="List Table 7 Colorful Accent 5" w:uiPriority="52"/>
-    <w:lsdException w:name="List Table 1 Light Accent 6" w:uiPriority="46"/>
-    <w:lsdException w:name="List Table 2 Accent 6" w:uiPriority="47"/>
-    <w:lsdException w:name="List Table 3 Accent 6" w:uiPriority="48"/>
-    <w:lsdException w:name="List Table 4 Accent 6" w:uiPriority="49"/>
-    <w:lsdException w:name="List Table 5 Dark Accent 6" w:uiPriority="50"/>
-    <w:lsdException w:name="List Table 6 Colorful Accent 6" w:uiPriority="51"/>
-    <w:lsdException w:name="List Table 7 Colorful Accent 6" w:uiPriority="52"/>
-    <w:lsdException w:name="Mention" w:semiHidden="1" w:uiPriority="99" w:unhideWhenUsed="1"/>
-    <w:lsdException w:name="Smart Hyperlink" w:semiHidden="1" w:uiPriority="99" w:unhideWhenUsed="1"/>
-    <w:lsdException w:name="Hashtag" w:semiHidden="1" w:uiPriority="99" w:unhideWhenUsed="1"/>
-    <w:lsdException w:name="Unresolved Mention" w:semiHidden="1" w:uiPriority="99" w:unhideWhenUsed="1"/>
-    <w:lsdException w:name="Smart Link" w:semiHidden="1" w:uiPriority="99" w:unhideWhenUsed="1"/>
-  </w:latentStyles>
-  <w:style w:type="paragraph" w:default="1" w:styleId="Normal">
+  <w:latentStyles w:count="276" w:defLockedState="0" w:defQFormat="0" w:defSemiHidden="0" w:defUIPriority="0" w:defUnhideWhenUsed="0"/>
+  <w:style w:default="1" w:styleId="Normal" w:type="paragraph">
     <w:name w:val="Normal"/>
     <w:qFormat/>
     <w:rPr>
-      <w:rFonts w:ascii="Segoe UI" w:eastAsia="Segoe UI" w:hAnsi="Segoe UI" w:cs="Segoe UI"/>
+      <w:rFonts w:ascii="Segoe UI" w:cs="Segoe UI" w:eastAsia="Segoe UI" w:hAnsi="Segoe UI"/>
       <w:color w:val="242424"/>
       <w:sz w:val="21"/>
     </w:rPr>
   </w:style>
-  <w:style w:type="paragraph" w:styleId="Heading1">
+  <w:style w:styleId="BodyText" w:type="paragraph">
+    <w:name w:val="Body Text"/>
+    <w:basedOn w:val="Normal"/>
+    <w:link w:val="BodyTextChar"/>
+    <w:qFormat/>
+    <w:pPr>
+      <w:spacing w:after="120" w:before="180"/>
+    </w:pPr>
+    <w:rPr>
+      <w:rFonts w:ascii="Segoe UI" w:cs="Segoe UI" w:eastAsia="Segoe UI" w:hAnsi="Segoe UI"/>
+      <w:color w:val="242424"/>
+      <w:sz w:val="21"/>
+    </w:rPr>
+  </w:style>
+  <w:style w:customStyle="1" w:styleId="FirstParagraph" w:type="paragraph">
+    <w:name w:val="First Paragraph"/>
+    <w:basedOn w:val="BodyText"/>
+    <w:next w:val="BodyText"/>
+    <w:qFormat/>
+    <w:rPr>
+      <w:rFonts w:ascii="Segoe UI" w:cs="Segoe UI" w:eastAsia="Segoe UI" w:hAnsi="Segoe UI"/>
+      <w:color w:val="242424"/>
+      <w:sz w:val="21"/>
+    </w:rPr>
+  </w:style>
+  <w:style w:customStyle="1" w:styleId="Compact" w:type="paragraph">
+    <w:name w:val="Compact"/>
+    <w:basedOn w:val="BodyText"/>
+    <w:qFormat/>
+    <w:pPr>
+      <w:spacing w:after="36" w:before="36"/>
+    </w:pPr>
+    <w:rPr>
+      <w:rFonts w:ascii="Segoe UI" w:cs="Segoe UI" w:eastAsia="Segoe UI" w:hAnsi="Segoe UI"/>
+      <w:color w:val="242424"/>
+      <w:sz w:val="21"/>
+    </w:rPr>
+  </w:style>
+  <w:style w:styleId="Title" w:type="paragraph">
+    <w:name w:val="Title"/>
+    <w:basedOn w:val="Normal"/>
+    <w:next w:val="BodyText"/>
+    <w:link w:val="TitleChar"/>
+    <w:uiPriority w:val="10"/>
+    <w:qFormat/>
+    <w:rsid w:val="00A10FD9"/>
+    <w:pPr>
+      <w:spacing w:after="80" w:line="240" w:lineRule="auto"/>
+      <w:contextualSpacing/>
+      <w:jc w:val="center"/>
+    </w:pPr>
+    <w:rPr>
+      <w:rFonts w:ascii="Segoe UI Semibold" w:cs="Segoe UI Semibold" w:eastAsia="Segoe UI Semibold" w:hAnsi="Segoe UI Semibold"/>
+      <w:color w:val="3B1041"/>
+      <w:sz w:val="48"/>
+      <w:szCs w:val="56"/>
+    </w:rPr>
+  </w:style>
+  <w:style w:customStyle="1" w:styleId="TitleChar" w:type="character">
+    <w:name w:val="Title Char"/>
+    <w:basedOn w:val="DefaultParagraphFont"/>
+    <w:link w:val="Title"/>
+    <w:uiPriority w:val="10"/>
+    <w:rsid w:val="00A10FD9"/>
+    <w:rPr>
+      <w:rFonts w:asciiTheme="majorHAnsi" w:cstheme="majorBidi" w:eastAsiaTheme="majorEastAsia" w:hAnsiTheme="majorHAnsi"/>
+      <w:sz w:val="56"/>
+      <w:szCs w:val="56"/>
+    </w:rPr>
+  </w:style>
+  <w:style w:styleId="Subtitle" w:type="paragraph">
+    <w:name w:val="Subtitle"/>
+    <w:basedOn w:val="Title"/>
+    <w:next w:val="BodyText"/>
+    <w:link w:val="SubtitleChar"/>
+    <w:uiPriority w:val="11"/>
+    <w:qFormat/>
+    <w:rsid w:val="00A10FD9"/>
+    <w:pPr>
+      <w:numPr>
+        <w:ilvl w:val="1"/>
+      </w:numPr>
+    </w:pPr>
+    <w:rPr>
+      <w:rFonts w:cstheme="majorBidi" w:eastAsiaTheme="majorEastAsia"/>
+      <w:spacing w:val="15"/>
+      <w:sz w:val="28"/>
+      <w:szCs w:val="28"/>
+    </w:rPr>
+  </w:style>
+  <w:style w:customStyle="1" w:styleId="SubtitleChar" w:type="character">
+    <w:name w:val="Subtitle Char"/>
+    <w:basedOn w:val="DefaultParagraphFont"/>
+    <w:link w:val="Subtitle"/>
+    <w:uiPriority w:val="11"/>
+    <w:rsid w:val="00A10FD9"/>
+    <w:rPr>
+      <w:rFonts w:cstheme="majorBidi" w:eastAsiaTheme="majorEastAsia"/>
+      <w:color w:themeColor="text1" w:themeTint="A6" w:val="595959"/>
+      <w:spacing w:val="15"/>
+      <w:sz w:val="28"/>
+      <w:szCs w:val="28"/>
+    </w:rPr>
+  </w:style>
+  <w:style w:customStyle="1" w:styleId="Author" w:type="paragraph">
+    <w:name w:val="Author"/>
+    <w:basedOn w:val="Title"/>
+    <w:next w:val="BodyText"/>
+    <w:qFormat/>
+    <w:pPr>
+      <w:keepNext/>
+      <w:keepLines/>
+    </w:pPr>
+    <w:rPr>
+      <w:sz w:val="24"/>
+      <w:szCs w:val="24"/>
+    </w:rPr>
+  </w:style>
+  <w:style w:styleId="Date" w:type="paragraph">
+    <w:name w:val="Date"/>
+    <w:basedOn w:val="Title"/>
+    <w:next w:val="BodyText"/>
+    <w:qFormat/>
+    <w:pPr>
+      <w:keepNext/>
+      <w:keepLines/>
+    </w:pPr>
+    <w:rPr>
+      <w:sz w:val="24"/>
+      <w:szCs w:val="24"/>
+    </w:rPr>
+  </w:style>
+  <w:style w:customStyle="1" w:styleId="AbstractTitle" w:type="paragraph">
+    <w:name w:val="Abstract Title"/>
+    <w:basedOn w:val="Normal"/>
+    <w:next w:val="Abstract"/>
+    <w:qFormat/>
+    <w:pPr>
+      <w:keepNext/>
+      <w:keepLines/>
+      <w:spacing w:after="0" w:before="300"/>
+      <w:jc w:val="center"/>
+    </w:pPr>
+    <w:rPr>
+      <w:b/>
+      <w:sz w:val="20"/>
+      <w:szCs w:val="20"/>
+    </w:rPr>
+  </w:style>
+  <w:style w:customStyle="1" w:styleId="Abstract" w:type="paragraph">
+    <w:name w:val="Abstract"/>
+    <w:basedOn w:val="Normal"/>
+    <w:next w:val="BodyText"/>
+    <w:qFormat/>
+    <w:pPr>
+      <w:keepNext/>
+      <w:keepLines/>
+      <w:spacing w:after="300" w:before="100"/>
+    </w:pPr>
+    <w:rPr>
+      <w:sz w:val="20"/>
+      <w:szCs w:val="20"/>
+    </w:rPr>
+  </w:style>
+  <w:style w:styleId="Bibliography" w:type="paragraph">
+    <w:name w:val="Bibliography"/>
+    <w:basedOn w:val="Normal"/>
+    <w:next w:val="Bibliography"/>
+    <w:qFormat/>
+    <w:pPr/>
+    <w:rPr/>
+  </w:style>
+  <w:style w:styleId="Heading1" w:type="paragraph">
     <w:name w:val="heading 1"/>
     <w:basedOn w:val="Normal"/>
     <w:next w:val="BodyText"/>
@@ -2168,17 +2416,19 @@
     <w:pPr>
       <w:keepNext/>
       <w:keepLines/>
-      <w:spacing w:before="240" w:after="80"/>
+      <w:spacing w:after="80" w:before="240"/>
       <w:outlineLvl w:val="0"/>
     </w:pPr>
     <w:rPr>
-      <w:rFonts w:ascii="Segoe UI Semibold" w:eastAsia="Segoe UI Semibold" w:hAnsi="Segoe UI Semibold" w:cs="Segoe UI Semibold"/>
+      <w:rFonts w:ascii="Segoe UI Semibold" w:cs="Segoe UI Semibold" w:eastAsia="Segoe UI Semibold" w:hAnsi="Segoe UI Semibold"/>
+      <w:b w:val="0"/>
+      <w:i w:val="0"/>
       <w:color w:val="3B1041"/>
       <w:sz w:val="40"/>
       <w:szCs w:val="40"/>
     </w:rPr>
   </w:style>
-  <w:style w:type="paragraph" w:styleId="Heading2">
+  <w:style w:styleId="Heading2" w:type="paragraph">
     <w:name w:val="heading 2"/>
     <w:basedOn w:val="Normal"/>
     <w:next w:val="BodyText"/>
@@ -2191,17 +2441,19 @@
     <w:pPr>
       <w:keepNext/>
       <w:keepLines/>
-      <w:spacing w:before="280" w:after="80"/>
+      <w:spacing w:after="80" w:before="280"/>
       <w:outlineLvl w:val="1"/>
     </w:pPr>
     <w:rPr>
-      <w:rFonts w:ascii="Segoe UI Semibold" w:eastAsia="Segoe UI Semibold" w:hAnsi="Segoe UI Semibold" w:cs="Segoe UI Semibold"/>
+      <w:rFonts w:ascii="Segoe UI Semibold" w:cs="Segoe UI Semibold" w:eastAsia="Segoe UI Semibold" w:hAnsi="Segoe UI Semibold"/>
+      <w:b w:val="0"/>
+      <w:i w:val="0"/>
       <w:color w:val="3B1041"/>
       <w:sz w:val="30"/>
       <w:szCs w:val="32"/>
     </w:rPr>
   </w:style>
-  <w:style w:type="paragraph" w:styleId="Heading3">
+  <w:style w:styleId="Heading3" w:type="paragraph">
     <w:name w:val="heading 3"/>
     <w:basedOn w:val="Normal"/>
     <w:next w:val="BodyText"/>
@@ -2214,17 +2466,19 @@
     <w:pPr>
       <w:keepNext/>
       <w:keepLines/>
-      <w:spacing w:before="200" w:after="80"/>
+      <w:spacing w:after="80" w:before="200"/>
       <w:outlineLvl w:val="2"/>
     </w:pPr>
     <w:rPr>
-      <w:rFonts w:ascii="Segoe UI Semibold" w:eastAsia="Segoe UI Semibold" w:hAnsi="Segoe UI Semibold" w:cs="Segoe UI Semibold"/>
+      <w:rFonts w:ascii="Segoe UI Semibold" w:cs="Segoe UI Semibold" w:eastAsia="Segoe UI Semibold" w:hAnsi="Segoe UI Semibold"/>
+      <w:b w:val="0"/>
+      <w:i w:val="0"/>
       <w:color w:val="3B1041"/>
       <w:sz w:val="25"/>
       <w:szCs w:val="28"/>
     </w:rPr>
   </w:style>
-  <w:style w:type="paragraph" w:styleId="Heading4">
+  <w:style w:styleId="Heading4" w:type="paragraph">
     <w:name w:val="heading 4"/>
     <w:basedOn w:val="Normal"/>
     <w:next w:val="BodyText"/>
@@ -2237,16 +2491,19 @@
     <w:pPr>
       <w:keepNext/>
       <w:keepLines/>
-      <w:spacing w:before="160" w:after="80"/>
+      <w:spacing w:after="80" w:before="160"/>
       <w:outlineLvl w:val="3"/>
     </w:pPr>
     <w:rPr>
-      <w:rFonts w:ascii="Segoe UI Semibold" w:eastAsia="Segoe UI Semibold" w:hAnsi="Segoe UI Semibold" w:cs="Segoe UI Semibold"/>
+      <w:rFonts w:ascii="Segoe UI Semibold" w:cs="Segoe UI Semibold" w:eastAsia="Segoe UI Semibold" w:hAnsi="Segoe UI Semibold"/>
+      <w:b w:val="0"/>
+      <w:i w:val="0"/>
       <w:iCs/>
+      <w:color w:val="242424"/>
       <w:sz w:val="22"/>
     </w:rPr>
   </w:style>
-  <w:style w:type="paragraph" w:styleId="Heading5">
+  <w:style w:styleId="Heading5" w:type="paragraph">
     <w:name w:val="heading 5"/>
     <w:basedOn w:val="Normal"/>
     <w:next w:val="BodyText"/>
@@ -2259,14 +2516,18 @@
     <w:pPr>
       <w:keepNext/>
       <w:keepLines/>
-      <w:spacing w:before="120" w:after="80"/>
+      <w:spacing w:after="80" w:before="120"/>
       <w:outlineLvl w:val="4"/>
     </w:pPr>
     <w:rPr>
-      <w:rFonts w:ascii="Segoe UI Semibold" w:eastAsia="Segoe UI Semibold" w:hAnsi="Segoe UI Semibold" w:cs="Segoe UI Semibold"/>
-    </w:rPr>
-  </w:style>
-  <w:style w:type="paragraph" w:styleId="Heading6">
+      <w:rFonts w:ascii="Segoe UI Semibold" w:cs="Segoe UI Semibold" w:eastAsia="Segoe UI Semibold" w:hAnsi="Segoe UI Semibold"/>
+      <w:b w:val="0"/>
+      <w:i w:val="0"/>
+      <w:color w:val="242424"/>
+      <w:sz w:val="21"/>
+    </w:rPr>
+  </w:style>
+  <w:style w:styleId="Heading6" w:type="paragraph">
     <w:name w:val="heading 6"/>
     <w:basedOn w:val="Normal"/>
     <w:next w:val="BodyText"/>
@@ -2279,17 +2540,17 @@
     <w:pPr>
       <w:keepNext/>
       <w:keepLines/>
-      <w:spacing w:before="40" w:after="0"/>
+      <w:spacing w:after="0" w:before="40"/>
       <w:outlineLvl w:val="5"/>
     </w:pPr>
     <w:rPr>
-      <w:rFonts w:eastAsiaTheme="majorEastAsia" w:cstheme="majorBidi"/>
+      <w:rFonts w:cstheme="majorBidi" w:eastAsiaTheme="majorEastAsia"/>
       <w:i/>
       <w:iCs/>
-      <w:color w:val="595959" w:themeColor="text1" w:themeTint="A6"/>
-    </w:rPr>
-  </w:style>
-  <w:style w:type="paragraph" w:styleId="Heading7">
+      <w:color w:themeColor="text1" w:themeTint="A6" w:val="595959"/>
+    </w:rPr>
+  </w:style>
+  <w:style w:styleId="Heading7" w:type="paragraph">
     <w:name w:val="heading 7"/>
     <w:basedOn w:val="Normal"/>
     <w:next w:val="BodyText"/>
@@ -2302,15 +2563,15 @@
     <w:pPr>
       <w:keepNext/>
       <w:keepLines/>
-      <w:spacing w:before="40" w:after="0"/>
+      <w:spacing w:after="0" w:before="40"/>
       <w:outlineLvl w:val="6"/>
     </w:pPr>
     <w:rPr>
-      <w:rFonts w:eastAsiaTheme="majorEastAsia" w:cstheme="majorBidi"/>
-      <w:color w:val="595959" w:themeColor="text1" w:themeTint="A6"/>
-    </w:rPr>
-  </w:style>
-  <w:style w:type="paragraph" w:styleId="Heading8">
+      <w:rFonts w:cstheme="majorBidi" w:eastAsiaTheme="majorEastAsia"/>
+      <w:color w:themeColor="text1" w:themeTint="A6" w:val="595959"/>
+    </w:rPr>
+  </w:style>
+  <w:style w:styleId="Heading8" w:type="paragraph">
     <w:name w:val="heading 8"/>
     <w:basedOn w:val="Normal"/>
     <w:next w:val="BodyText"/>
@@ -2327,13 +2588,13 @@
       <w:outlineLvl w:val="7"/>
     </w:pPr>
     <w:rPr>
-      <w:rFonts w:eastAsiaTheme="majorEastAsia" w:cstheme="majorBidi"/>
+      <w:rFonts w:cstheme="majorBidi" w:eastAsiaTheme="majorEastAsia"/>
       <w:i/>
       <w:iCs/>
-      <w:color w:val="272727" w:themeColor="text1" w:themeTint="D8"/>
-    </w:rPr>
-  </w:style>
-  <w:style w:type="paragraph" w:styleId="Heading9">
+      <w:color w:themeColor="text1" w:themeTint="D8" w:val="272727"/>
+    </w:rPr>
+  </w:style>
+  <w:style w:styleId="Heading9" w:type="paragraph">
     <w:name w:val="heading 9"/>
     <w:basedOn w:val="Normal"/>
     <w:next w:val="BodyText"/>
@@ -2350,204 +2611,24 @@
       <w:outlineLvl w:val="8"/>
     </w:pPr>
     <w:rPr>
-      <w:rFonts w:eastAsiaTheme="majorEastAsia" w:cstheme="majorBidi"/>
-      <w:color w:val="272727" w:themeColor="text1" w:themeTint="D8"/>
-    </w:rPr>
-  </w:style>
-  <w:style w:type="character" w:default="1" w:styleId="DefaultParagraphFont">
-    <w:name w:val="Default Paragraph Font"/>
-    <w:uiPriority w:val="1"/>
-    <w:semiHidden/>
-    <w:unhideWhenUsed/>
-  </w:style>
-  <w:style w:type="table" w:default="1" w:styleId="TableNormal">
-    <w:name w:val="Normal Table"/>
-    <w:uiPriority w:val="99"/>
-    <w:semiHidden/>
-    <w:unhideWhenUsed/>
-    <w:tblPr>
-      <w:tblInd w:w="0" w:type="dxa"/>
-      <w:tblCellMar>
-        <w:top w:w="0" w:type="dxa"/>
-        <w:left w:w="108" w:type="dxa"/>
-        <w:bottom w:w="0" w:type="dxa"/>
-        <w:right w:w="108" w:type="dxa"/>
-      </w:tblCellMar>
-    </w:tblPr>
-  </w:style>
-  <w:style w:type="numbering" w:default="1" w:styleId="NoList">
-    <w:name w:val="No List"/>
-    <w:uiPriority w:val="99"/>
-    <w:semiHidden/>
-    <w:unhideWhenUsed/>
-  </w:style>
-  <w:style w:type="paragraph" w:styleId="BodyText">
-    <w:name w:val="Body Text"/>
-    <w:basedOn w:val="Normal"/>
-    <w:qFormat/>
-    <w:pPr>
-      <w:spacing w:before="180" w:after="120"/>
-    </w:pPr>
-  </w:style>
-  <w:style w:type="paragraph" w:customStyle="1" w:styleId="FirstParagraph">
-    <w:name w:val="First Paragraph"/>
-    <w:basedOn w:val="BodyText"/>
-    <w:next w:val="BodyText"/>
-    <w:qFormat/>
-  </w:style>
-  <w:style w:type="paragraph" w:customStyle="1" w:styleId="Compact">
-    <w:name w:val="Compact"/>
-    <w:basedOn w:val="BodyText"/>
-    <w:qFormat/>
-    <w:pPr>
-      <w:spacing w:before="36" w:after="36"/>
-    </w:pPr>
-  </w:style>
-  <w:style w:type="paragraph" w:styleId="Title">
-    <w:name w:val="Title"/>
-    <w:basedOn w:val="Normal"/>
-    <w:next w:val="BodyText"/>
-    <w:link w:val="TitleChar"/>
-    <w:uiPriority w:val="10"/>
-    <w:qFormat/>
-    <w:rsid w:val="00A10FD9"/>
-    <w:pPr>
-      <w:spacing w:after="80"/>
-      <w:contextualSpacing/>
-      <w:jc w:val="center"/>
-    </w:pPr>
-    <w:rPr>
-      <w:rFonts w:ascii="Segoe UI Semibold" w:eastAsia="Segoe UI Semibold" w:hAnsi="Segoe UI Semibold" w:cs="Segoe UI Semibold"/>
-      <w:color w:val="3B1041"/>
-      <w:sz w:val="48"/>
-      <w:szCs w:val="56"/>
-    </w:rPr>
-  </w:style>
-  <w:style w:type="character" w:customStyle="1" w:styleId="TitleChar">
-    <w:name w:val="Title Char"/>
-    <w:basedOn w:val="DefaultParagraphFont"/>
-    <w:link w:val="Title"/>
-    <w:uiPriority w:val="10"/>
-    <w:rsid w:val="00A10FD9"/>
-    <w:rPr>
-      <w:rFonts w:asciiTheme="majorHAnsi" w:eastAsiaTheme="majorEastAsia" w:hAnsiTheme="majorHAnsi" w:cstheme="majorBidi"/>
-      <w:sz w:val="56"/>
-      <w:szCs w:val="56"/>
-    </w:rPr>
-  </w:style>
-  <w:style w:type="paragraph" w:styleId="Subtitle">
-    <w:name w:val="Subtitle"/>
-    <w:basedOn w:val="Title"/>
-    <w:next w:val="BodyText"/>
-    <w:link w:val="SubtitleChar"/>
-    <w:uiPriority w:val="11"/>
-    <w:qFormat/>
-    <w:rsid w:val="00A10FD9"/>
-    <w:pPr>
-      <w:numPr>
-        <w:ilvl w:val="1"/>
-      </w:numPr>
-    </w:pPr>
-    <w:rPr>
-      <w:rFonts w:eastAsiaTheme="majorEastAsia" w:cstheme="majorBidi"/>
-      <w:spacing w:val="15"/>
-      <w:sz w:val="28"/>
-      <w:szCs w:val="28"/>
-    </w:rPr>
-  </w:style>
-  <w:style w:type="character" w:customStyle="1" w:styleId="SubtitleChar">
-    <w:name w:val="Subtitle Char"/>
-    <w:basedOn w:val="DefaultParagraphFont"/>
-    <w:link w:val="Subtitle"/>
-    <w:uiPriority w:val="11"/>
-    <w:rsid w:val="00A10FD9"/>
-    <w:rPr>
-      <w:rFonts w:eastAsiaTheme="majorEastAsia" w:cstheme="majorBidi"/>
-      <w:color w:val="595959" w:themeColor="text1" w:themeTint="A6"/>
-      <w:spacing w:val="15"/>
-      <w:sz w:val="28"/>
-      <w:szCs w:val="28"/>
-    </w:rPr>
-  </w:style>
-  <w:style w:type="paragraph" w:customStyle="1" w:styleId="Author">
-    <w:name w:val="Author"/>
-    <w:basedOn w:val="Title"/>
-    <w:next w:val="BodyText"/>
-    <w:qFormat/>
-    <w:pPr>
-      <w:keepNext/>
-      <w:keepLines/>
-    </w:pPr>
-    <w:rPr>
-      <w:sz w:val="24"/>
-      <w:szCs w:val="24"/>
-    </w:rPr>
-  </w:style>
-  <w:style w:type="paragraph" w:styleId="Date">
-    <w:name w:val="Date"/>
-    <w:basedOn w:val="Title"/>
-    <w:next w:val="BodyText"/>
-    <w:qFormat/>
-    <w:pPr>
-      <w:keepNext/>
-      <w:keepLines/>
-    </w:pPr>
-    <w:rPr>
-      <w:sz w:val="24"/>
-      <w:szCs w:val="24"/>
-    </w:rPr>
-  </w:style>
-  <w:style w:type="paragraph" w:customStyle="1" w:styleId="AbstractTitle">
-    <w:name w:val="Abstract Title"/>
-    <w:basedOn w:val="Normal"/>
-    <w:next w:val="Abstract"/>
-    <w:qFormat/>
-    <w:pPr>
-      <w:keepNext/>
-      <w:keepLines/>
-      <w:spacing w:before="300" w:after="0"/>
-      <w:jc w:val="center"/>
-    </w:pPr>
-    <w:rPr>
-      <w:b/>
-      <w:sz w:val="20"/>
-      <w:szCs w:val="20"/>
-    </w:rPr>
-  </w:style>
-  <w:style w:type="paragraph" w:customStyle="1" w:styleId="Abstract">
-    <w:name w:val="Abstract"/>
-    <w:basedOn w:val="Normal"/>
-    <w:next w:val="BodyText"/>
-    <w:qFormat/>
-    <w:pPr>
-      <w:keepNext/>
-      <w:keepLines/>
-      <w:spacing w:before="100" w:after="300"/>
-    </w:pPr>
-    <w:rPr>
-      <w:sz w:val="20"/>
-      <w:szCs w:val="20"/>
-    </w:rPr>
-  </w:style>
-  <w:style w:type="paragraph" w:styleId="Bibliography">
-    <w:name w:val="Bibliography"/>
-    <w:basedOn w:val="Normal"/>
-    <w:qFormat/>
-  </w:style>
-  <w:style w:type="character" w:customStyle="1" w:styleId="Heading1Char">
+      <w:rFonts w:cstheme="majorBidi" w:eastAsiaTheme="majorEastAsia"/>
+      <w:color w:themeColor="text1" w:themeTint="D8" w:val="272727"/>
+    </w:rPr>
+  </w:style>
+  <w:style w:customStyle="1" w:styleId="Heading1Char" w:type="character">
     <w:name w:val="Heading 1 Char"/>
     <w:basedOn w:val="DefaultParagraphFont"/>
     <w:link w:val="Heading1"/>
     <w:uiPriority w:val="9"/>
     <w:rsid w:val="00A10FD9"/>
     <w:rPr>
-      <w:rFonts w:asciiTheme="majorHAnsi" w:eastAsiaTheme="majorEastAsia" w:hAnsiTheme="majorHAnsi" w:cstheme="majorBidi"/>
-      <w:color w:val="0F4761" w:themeColor="accent1" w:themeShade="BF"/>
+      <w:rFonts w:asciiTheme="majorHAnsi" w:cstheme="majorBidi" w:eastAsiaTheme="majorEastAsia" w:hAnsiTheme="majorHAnsi"/>
+      <w:color w:themeColor="accent1" w:themeShade="BF" w:val="0F4761"/>
       <w:sz w:val="40"/>
       <w:szCs w:val="40"/>
     </w:rPr>
   </w:style>
-  <w:style w:type="character" w:customStyle="1" w:styleId="Heading2Char">
+  <w:style w:customStyle="1" w:styleId="Heading2Char" w:type="character">
     <w:name w:val="Heading 2 Char"/>
     <w:basedOn w:val="DefaultParagraphFont"/>
     <w:link w:val="Heading2"/>
@@ -2555,13 +2636,13 @@
     <w:semiHidden/>
     <w:rsid w:val="00A10FD9"/>
     <w:rPr>
-      <w:rFonts w:asciiTheme="majorHAnsi" w:eastAsiaTheme="majorEastAsia" w:hAnsiTheme="majorHAnsi" w:cstheme="majorBidi"/>
-      <w:color w:val="0F4761" w:themeColor="accent1" w:themeShade="BF"/>
+      <w:rFonts w:asciiTheme="majorHAnsi" w:cstheme="majorBidi" w:eastAsiaTheme="majorEastAsia" w:hAnsiTheme="majorHAnsi"/>
+      <w:color w:themeColor="accent1" w:themeShade="BF" w:val="0F4761"/>
       <w:sz w:val="32"/>
       <w:szCs w:val="32"/>
     </w:rPr>
   </w:style>
-  <w:style w:type="character" w:customStyle="1" w:styleId="Heading3Char">
+  <w:style w:customStyle="1" w:styleId="Heading3Char" w:type="character">
     <w:name w:val="Heading 3 Char"/>
     <w:basedOn w:val="DefaultParagraphFont"/>
     <w:link w:val="Heading3"/>
@@ -2569,13 +2650,13 @@
     <w:semiHidden/>
     <w:rsid w:val="00A10FD9"/>
     <w:rPr>
-      <w:rFonts w:eastAsiaTheme="majorEastAsia" w:cstheme="majorBidi"/>
-      <w:color w:val="0F4761" w:themeColor="accent1" w:themeShade="BF"/>
+      <w:rFonts w:cstheme="majorBidi" w:eastAsiaTheme="majorEastAsia"/>
+      <w:color w:themeColor="accent1" w:themeShade="BF" w:val="0F4761"/>
       <w:sz w:val="28"/>
       <w:szCs w:val="28"/>
     </w:rPr>
   </w:style>
-  <w:style w:type="character" w:customStyle="1" w:styleId="Heading4Char">
+  <w:style w:customStyle="1" w:styleId="Heading4Char" w:type="character">
     <w:name w:val="Heading 4 Char"/>
     <w:basedOn w:val="DefaultParagraphFont"/>
     <w:link w:val="Heading4"/>
@@ -2583,13 +2664,13 @@
     <w:semiHidden/>
     <w:rsid w:val="00A10FD9"/>
     <w:rPr>
-      <w:rFonts w:eastAsiaTheme="majorEastAsia" w:cstheme="majorBidi"/>
+      <w:rFonts w:cstheme="majorBidi" w:eastAsiaTheme="majorEastAsia"/>
       <w:i/>
       <w:iCs/>
-      <w:color w:val="0F4761" w:themeColor="accent1" w:themeShade="BF"/>
-    </w:rPr>
-  </w:style>
-  <w:style w:type="character" w:customStyle="1" w:styleId="Heading5Char">
+      <w:color w:themeColor="accent1" w:themeShade="BF" w:val="0F4761"/>
+    </w:rPr>
+  </w:style>
+  <w:style w:customStyle="1" w:styleId="Heading5Char" w:type="character">
     <w:name w:val="Heading 5 Char"/>
     <w:basedOn w:val="DefaultParagraphFont"/>
     <w:link w:val="Heading5"/>
@@ -2597,11 +2678,11 @@
     <w:semiHidden/>
     <w:rsid w:val="00A10FD9"/>
     <w:rPr>
-      <w:rFonts w:eastAsiaTheme="majorEastAsia" w:cstheme="majorBidi"/>
-      <w:color w:val="0F4761" w:themeColor="accent1" w:themeShade="BF"/>
-    </w:rPr>
-  </w:style>
-  <w:style w:type="character" w:customStyle="1" w:styleId="Heading6Char">
+      <w:rFonts w:cstheme="majorBidi" w:eastAsiaTheme="majorEastAsia"/>
+      <w:color w:themeColor="accent1" w:themeShade="BF" w:val="0F4761"/>
+    </w:rPr>
+  </w:style>
+  <w:style w:customStyle="1" w:styleId="Heading6Char" w:type="character">
     <w:name w:val="Heading 6 Char"/>
     <w:basedOn w:val="DefaultParagraphFont"/>
     <w:link w:val="Heading6"/>
@@ -2609,13 +2690,13 @@
     <w:semiHidden/>
     <w:rsid w:val="00A10FD9"/>
     <w:rPr>
-      <w:rFonts w:eastAsiaTheme="majorEastAsia" w:cstheme="majorBidi"/>
+      <w:rFonts w:cstheme="majorBidi" w:eastAsiaTheme="majorEastAsia"/>
       <w:i/>
       <w:iCs/>
-      <w:color w:val="595959" w:themeColor="text1" w:themeTint="A6"/>
-    </w:rPr>
-  </w:style>
-  <w:style w:type="character" w:customStyle="1" w:styleId="Heading7Char">
+      <w:color w:themeColor="text1" w:themeTint="A6" w:val="595959"/>
+    </w:rPr>
+  </w:style>
+  <w:style w:customStyle="1" w:styleId="Heading7Char" w:type="character">
     <w:name w:val="Heading 7 Char"/>
     <w:basedOn w:val="DefaultParagraphFont"/>
     <w:link w:val="Heading7"/>
@@ -2623,11 +2704,11 @@
     <w:semiHidden/>
     <w:rsid w:val="00A10FD9"/>
     <w:rPr>
-      <w:rFonts w:eastAsiaTheme="majorEastAsia" w:cstheme="majorBidi"/>
-      <w:color w:val="595959" w:themeColor="text1" w:themeTint="A6"/>
-    </w:rPr>
-  </w:style>
-  <w:style w:type="character" w:customStyle="1" w:styleId="Heading8Char">
+      <w:rFonts w:cstheme="majorBidi" w:eastAsiaTheme="majorEastAsia"/>
+      <w:color w:themeColor="text1" w:themeTint="A6" w:val="595959"/>
+    </w:rPr>
+  </w:style>
+  <w:style w:customStyle="1" w:styleId="Heading8Char" w:type="character">
     <w:name w:val="Heading 8 Char"/>
     <w:basedOn w:val="DefaultParagraphFont"/>
     <w:link w:val="Heading8"/>
@@ -2635,13 +2716,13 @@
     <w:semiHidden/>
     <w:rsid w:val="00A10FD9"/>
     <w:rPr>
-      <w:rFonts w:eastAsiaTheme="majorEastAsia" w:cstheme="majorBidi"/>
+      <w:rFonts w:cstheme="majorBidi" w:eastAsiaTheme="majorEastAsia"/>
       <w:i/>
       <w:iCs/>
-      <w:color w:val="272727" w:themeColor="text1" w:themeTint="D8"/>
-    </w:rPr>
-  </w:style>
-  <w:style w:type="character" w:customStyle="1" w:styleId="Heading9Char">
+      <w:color w:themeColor="text1" w:themeTint="D8" w:val="272727"/>
+    </w:rPr>
+  </w:style>
+  <w:style w:customStyle="1" w:styleId="Heading9Char" w:type="character">
     <w:name w:val="Heading 9 Char"/>
     <w:basedOn w:val="DefaultParagraphFont"/>
     <w:link w:val="Heading9"/>
@@ -2649,11 +2730,11 @@
     <w:semiHidden/>
     <w:rsid w:val="00A10FD9"/>
     <w:rPr>
-      <w:rFonts w:eastAsiaTheme="majorEastAsia" w:cstheme="majorBidi"/>
-      <w:color w:val="272727" w:themeColor="text1" w:themeTint="D8"/>
-    </w:rPr>
-  </w:style>
-  <w:style w:type="paragraph" w:styleId="BlockText">
+      <w:rFonts w:cstheme="majorBidi" w:eastAsiaTheme="majorEastAsia"/>
+      <w:color w:themeColor="text1" w:themeTint="D8" w:val="272727"/>
+    </w:rPr>
+  </w:style>
+  <w:style w:styleId="BlockText" w:type="paragraph">
     <w:name w:val="Block Text"/>
     <w:basedOn w:val="BodyText"/>
     <w:next w:val="BodyText"/>
@@ -2661,22 +2742,29 @@
     <w:unhideWhenUsed/>
     <w:qFormat/>
     <w:pPr>
+      <w:spacing w:after="40" w:before="40"/>
+      <w:ind w:firstLine="0" w:left="288" w:right="144"/>
       <w:pBdr>
-        <w:left w:val="single" w:sz="18" w:space="8" w:color="3B1041"/>
+        <w:left w:color="3B1041" w:space="8" w:sz="18" w:val="single"/>
       </w:pBdr>
-      <w:shd w:val="clear" w:color="auto" w:fill="FBF6FD"/>
-      <w:spacing w:before="40" w:after="40"/>
-      <w:ind w:left="288" w:right="144"/>
+      <w:shd w:color="auto" w:fill="FBF6FD" w:val="clear"/>
     </w:pPr>
-  </w:style>
-  <w:style w:type="paragraph" w:styleId="FootnoteText">
-    <w:name w:val="footnote text"/>
+    <w:rPr>
+      <w:rFonts w:ascii="Segoe UI" w:cs="Segoe UI" w:eastAsia="Segoe UI" w:hAnsi="Segoe UI"/>
+      <w:i w:val="0"/>
+      <w:color w:val="242424"/>
+      <w:sz w:val="21"/>
+    </w:rPr>
+  </w:style>
+  <w:style w:styleId="FootnoteText" w:type="paragraph">
+    <w:name w:val="Footnote Text"/>
     <w:basedOn w:val="Normal"/>
+    <w:next w:val="FootnoteText"/>
     <w:uiPriority w:val="9"/>
     <w:unhideWhenUsed/>
     <w:qFormat/>
   </w:style>
-  <w:style w:type="paragraph" w:customStyle="1" w:styleId="FootnoteBlockText">
+  <w:style w:styleId="FootnoteBlockText" w:type="paragraph">
     <w:name w:val="Footnote Block Text"/>
     <w:basedOn w:val="FootnoteText"/>
     <w:next w:val="FootnoteText"/>
@@ -2684,35 +2772,40 @@
     <w:unhideWhenUsed/>
     <w:qFormat/>
     <w:pPr>
-      <w:spacing w:before="100" w:after="100"/>
-      <w:ind w:left="480" w:right="480"/>
+      <w:spacing w:after="100" w:before="100"/>
+      <w:ind w:firstLine="0" w:left="480" w:right="480"/>
     </w:pPr>
   </w:style>
-  <w:style w:type="table" w:customStyle="1" w:styleId="Table">
+  <w:style w:default="1" w:styleId="DefaultParagraphFont" w:type="character">
+    <w:name w:val="Default Paragraph Font"/>
+    <w:semiHidden/>
+    <w:unhideWhenUsed/>
+  </w:style>
+  <w:style w:default="1" w:styleId="Table" w:type="table">
     <w:name w:val="Table"/>
+    <w:basedOn w:val="TableNormal"/>
     <w:semiHidden/>
     <w:unhideWhenUsed/>
     <w:qFormat/>
     <w:tblPr>
-      <w:tblInd w:w="0" w:type="dxa"/>
+      <w:tblInd w:type="dxa" w:w="0"/>
       <w:tblCellMar>
-        <w:top w:w="0" w:type="dxa"/>
-        <w:left w:w="108" w:type="dxa"/>
-        <w:bottom w:w="0" w:type="dxa"/>
-        <w:right w:w="108" w:type="dxa"/>
+        <w:top w:type="dxa" w:w="0"/>
+        <w:left w:type="dxa" w:w="108"/>
+        <w:bottom w:type="dxa" w:w="0"/>
+        <w:right w:type="dxa" w:w="108"/>
       </w:tblCellMar>
     </w:tblPr>
     <w:tblStylePr w:type="firstRow">
-      <w:tblPr/>
       <w:tcPr>
         <w:tcBorders>
-          <w:bottom w:val="single" w:sz="0" w:space="0" w:color="auto"/>
+          <w:bottom w:val="single"/>
         </w:tcBorders>
         <w:vAlign w:val="bottom"/>
       </w:tcPr>
     </w:tblStylePr>
   </w:style>
-  <w:style w:type="paragraph" w:customStyle="1" w:styleId="DefinitionTerm">
+  <w:style w:customStyle="1" w:styleId="DefinitionTerm" w:type="paragraph">
     <w:name w:val="Definition Term"/>
     <w:basedOn w:val="Normal"/>
     <w:next w:val="Definition"/>
@@ -2725,77 +2818,76 @@
       <w:b/>
     </w:rPr>
   </w:style>
-  <w:style w:type="paragraph" w:customStyle="1" w:styleId="Definition">
+  <w:style w:customStyle="1" w:styleId="Definition" w:type="paragraph">
     <w:name w:val="Definition"/>
     <w:basedOn w:val="Normal"/>
   </w:style>
-  <w:style w:type="paragraph" w:styleId="Caption">
-    <w:name w:val="caption"/>
+  <w:style w:styleId="Caption" w:type="paragraph">
+    <w:name w:val="Caption"/>
     <w:basedOn w:val="Normal"/>
-    <w:link w:val="CaptionChar"/>
+    <w:link w:val="BodyTextChar"/>
     <w:pPr>
-      <w:spacing w:after="120"/>
+      <w:spacing w:after="120" w:before="0"/>
     </w:pPr>
     <w:rPr>
       <w:i/>
     </w:rPr>
   </w:style>
-  <w:style w:type="paragraph" w:customStyle="1" w:styleId="TableCaption">
+  <w:style w:customStyle="1" w:styleId="TableCaption" w:type="paragraph">
     <w:name w:val="Table Caption"/>
     <w:basedOn w:val="Caption"/>
     <w:pPr>
       <w:keepNext/>
     </w:pPr>
   </w:style>
-  <w:style w:type="paragraph" w:customStyle="1" w:styleId="ImageCaption">
+  <w:style w:customStyle="1" w:styleId="ImageCaption" w:type="paragraph">
     <w:name w:val="Image Caption"/>
     <w:basedOn w:val="Caption"/>
   </w:style>
-  <w:style w:type="paragraph" w:customStyle="1" w:styleId="Figure">
+  <w:style w:customStyle="1" w:styleId="Figure" w:type="paragraph">
     <w:name w:val="Figure"/>
     <w:basedOn w:val="Normal"/>
   </w:style>
-  <w:style w:type="paragraph" w:customStyle="1" w:styleId="CaptionedFigure">
+  <w:style w:customStyle="1" w:styleId="CaptionedFigure" w:type="paragraph">
     <w:name w:val="Captioned Figure"/>
     <w:basedOn w:val="Figure"/>
     <w:pPr>
       <w:keepNext/>
     </w:pPr>
   </w:style>
-  <w:style w:type="character" w:customStyle="1" w:styleId="CaptionChar">
-    <w:name w:val="Caption Char"/>
+  <w:style w:customStyle="1" w:styleId="BodyTextChar" w:type="character">
+    <w:name w:val="Body Text Char"/>
     <w:basedOn w:val="DefaultParagraphFont"/>
-    <w:link w:val="Caption"/>
-  </w:style>
-  <w:style w:type="character" w:customStyle="1" w:styleId="VerbatimChar">
+    <w:link w:val="BodyText"/>
+  </w:style>
+  <w:style w:customStyle="1" w:styleId="VerbatimChar" w:type="character">
     <w:name w:val="Verbatim Char"/>
-    <w:basedOn w:val="CaptionChar"/>
-    <w:link w:val="SourceCode"/>
-    <w:rPr>
-      <w:rFonts w:ascii="Consolas" w:eastAsia="Consolas" w:hAnsi="Consolas" w:cs="Consolas"/>
+    <w:basedOn w:val="BodyTextChar"/>
+    <w:rPr>
+      <w:rFonts w:ascii="Consolas" w:cs="Consolas" w:eastAsia="Consolas" w:hAnsi="Consolas"/>
       <w:color w:val="5B2A63"/>
       <w:sz w:val="19"/>
     </w:rPr>
   </w:style>
-  <w:style w:type="character" w:customStyle="1" w:styleId="SectionNumber">
+  <w:style w:customStyle="1" w:styleId="SectionNumber" w:type="character">
     <w:name w:val="Section Number"/>
-    <w:basedOn w:val="CaptionChar"/>
-  </w:style>
-  <w:style w:type="character" w:styleId="FootnoteReference">
-    <w:name w:val="footnote reference"/>
-    <w:basedOn w:val="CaptionChar"/>
+    <w:basedOn w:val="BodyTextChar"/>
+  </w:style>
+  <w:style w:styleId="FootnoteReference" w:type="character">
+    <w:name w:val="Footnote Reference"/>
+    <w:basedOn w:val="BodyTextChar"/>
     <w:rPr>
       <w:vertAlign w:val="superscript"/>
     </w:rPr>
   </w:style>
-  <w:style w:type="character" w:styleId="Hyperlink">
+  <w:style w:styleId="Hyperlink" w:type="character">
     <w:name w:val="Hyperlink"/>
-    <w:basedOn w:val="CaptionChar"/>
+    <w:basedOn w:val="BodyTextChar"/>
     <w:rPr>
       <w:color w:val="0F6CBD"/>
     </w:rPr>
   </w:style>
-  <w:style w:type="paragraph" w:styleId="TOCHeading">
+  <w:style w:styleId="TOCHeading" w:type="paragraph">
     <w:name w:val="TOC Heading"/>
     <w:basedOn w:val="Heading1"/>
     <w:next w:val="BodyText"/>
@@ -2803,21 +2895,53 @@
     <w:unhideWhenUsed/>
     <w:qFormat/>
     <w:pPr>
-      <w:spacing w:line="259" w:lineRule="auto"/>
+      <w:spacing w:before="240" w:line="259" w:lineRule="auto"/>
       <w:outlineLvl w:val="9"/>
     </w:pPr>
     <w:rPr>
+      <w:rFonts w:ascii="Segoe UI Semibold" w:cs="Segoe UI Semibold" w:eastAsia="Segoe UI Semibold" w:hAnsi="Segoe UI Semibold"/>
+      <w:b w:val="0"/>
+      <w:bCs w:val="0"/>
+      <w:color w:val="3B1041"/>
       <w:sz w:val="30"/>
     </w:rPr>
   </w:style>
-  <w:style w:type="paragraph" w:customStyle="1" w:styleId="CalloutMarker">
+  <w:style w:customStyle="1" w:styleId="CalloutMarker" w:type="paragraph">
     <w:name w:val="Callout Marker"/>
     <w:basedOn w:val="Normal"/>
     <w:pPr>
-      <w:spacing w:after="0"/>
+      <w:spacing w:after="0" w:before="0"/>
     </w:pPr>
     <w:rPr>
       <w:sz w:val="4"/>
+    </w:rPr>
+  </w:style>
+  <w:style w:customStyle="1" w:styleId="PromptGoal" w:type="character">
+    <w:name w:val="Prompt Goal"/>
+    <w:rPr>
+      <w:color w:val="1F4E99"/>
+      <w:shd w:color="auto" w:fill="DCEBFF" w:val="clear"/>
+    </w:rPr>
+  </w:style>
+  <w:style w:customStyle="1" w:styleId="PromptSource" w:type="character">
+    <w:name w:val="Prompt Source"/>
+    <w:rPr>
+      <w:color w:val="1E6B32"/>
+      <w:shd w:color="auto" w:fill="DFF5E1" w:val="clear"/>
+    </w:rPr>
+  </w:style>
+  <w:style w:customStyle="1" w:styleId="PromptExpectations" w:type="character">
+    <w:name w:val="Prompt Expectations"/>
+    <w:rPr>
+      <w:color w:val="8A4B00"/>
+      <w:shd w:color="auto" w:fill="FFE9CC" w:val="clear"/>
+    </w:rPr>
+  </w:style>
+  <w:style w:customStyle="1" w:styleId="PromptConstraints" w:type="character">
+    <w:name w:val="Prompt Constraints"/>
+    <w:rPr>
+      <w:color w:val="5B2C91"/>
+      <w:shd w:color="auto" w:fill="EDE3FA" w:val="clear"/>
     </w:rPr>
   </w:style>
   <w:style w:type="paragraph" w:customStyle="1" w:styleId="SourceCode">
@@ -2825,350 +2949,234 @@
     <w:basedOn w:val="Normal"/>
     <w:link w:val="VerbatimChar"/>
     <w:pPr>
-      <w:wordWrap w:val="0"/>
+      <w:wordWrap w:val="off"/>
     </w:pPr>
   </w:style>
   <w:style w:type="character" w:customStyle="1" w:styleId="KeywordTok">
     <w:name w:val="KeywordTok"/>
     <w:basedOn w:val="VerbatimChar"/>
     <w:rPr>
-      <w:rFonts w:ascii="Consolas" w:eastAsia="Consolas" w:hAnsi="Consolas" w:cs="Consolas"/>
       <w:b/>
       <w:color w:val="007020"/>
-      <w:sz w:val="19"/>
     </w:rPr>
   </w:style>
   <w:style w:type="character" w:customStyle="1" w:styleId="DataTypeTok">
     <w:name w:val="DataTypeTok"/>
     <w:basedOn w:val="VerbatimChar"/>
     <w:rPr>
-      <w:rFonts w:ascii="Consolas" w:eastAsia="Consolas" w:hAnsi="Consolas" w:cs="Consolas"/>
       <w:color w:val="902000"/>
-      <w:sz w:val="19"/>
     </w:rPr>
   </w:style>
   <w:style w:type="character" w:customStyle="1" w:styleId="DecValTok">
     <w:name w:val="DecValTok"/>
     <w:basedOn w:val="VerbatimChar"/>
     <w:rPr>
-      <w:rFonts w:ascii="Consolas" w:eastAsia="Consolas" w:hAnsi="Consolas" w:cs="Consolas"/>
-      <w:color w:val="40A070"/>
-      <w:sz w:val="19"/>
+      <w:color w:val="40a070"/>
     </w:rPr>
   </w:style>
   <w:style w:type="character" w:customStyle="1" w:styleId="BaseNTok">
     <w:name w:val="BaseNTok"/>
     <w:basedOn w:val="VerbatimChar"/>
     <w:rPr>
-      <w:rFonts w:ascii="Consolas" w:eastAsia="Consolas" w:hAnsi="Consolas" w:cs="Consolas"/>
-      <w:color w:val="40A070"/>
-      <w:sz w:val="19"/>
+      <w:color w:val="40a070"/>
     </w:rPr>
   </w:style>
   <w:style w:type="character" w:customStyle="1" w:styleId="FloatTok">
     <w:name w:val="FloatTok"/>
     <w:basedOn w:val="VerbatimChar"/>
     <w:rPr>
-      <w:rFonts w:ascii="Consolas" w:eastAsia="Consolas" w:hAnsi="Consolas" w:cs="Consolas"/>
-      <w:color w:val="40A070"/>
-      <w:sz w:val="19"/>
+      <w:color w:val="40a070"/>
     </w:rPr>
   </w:style>
   <w:style w:type="character" w:customStyle="1" w:styleId="ConstantTok">
     <w:name w:val="ConstantTok"/>
     <w:basedOn w:val="VerbatimChar"/>
     <w:rPr>
-      <w:rFonts w:ascii="Consolas" w:eastAsia="Consolas" w:hAnsi="Consolas" w:cs="Consolas"/>
       <w:color w:val="880000"/>
-      <w:sz w:val="19"/>
     </w:rPr>
   </w:style>
   <w:style w:type="character" w:customStyle="1" w:styleId="CharTok">
     <w:name w:val="CharTok"/>
     <w:basedOn w:val="VerbatimChar"/>
     <w:rPr>
-      <w:rFonts w:ascii="Consolas" w:eastAsia="Consolas" w:hAnsi="Consolas" w:cs="Consolas"/>
-      <w:color w:val="4070A0"/>
-      <w:sz w:val="19"/>
+      <w:color w:val="4070a0"/>
     </w:rPr>
   </w:style>
   <w:style w:type="character" w:customStyle="1" w:styleId="SpecialCharTok">
     <w:name w:val="SpecialCharTok"/>
     <w:basedOn w:val="VerbatimChar"/>
     <w:rPr>
-      <w:rFonts w:ascii="Consolas" w:eastAsia="Consolas" w:hAnsi="Consolas" w:cs="Consolas"/>
-      <w:color w:val="4070A0"/>
-      <w:sz w:val="19"/>
+      <w:color w:val="4070a0"/>
     </w:rPr>
   </w:style>
   <w:style w:type="character" w:customStyle="1" w:styleId="StringTok">
     <w:name w:val="StringTok"/>
     <w:basedOn w:val="VerbatimChar"/>
     <w:rPr>
-      <w:rFonts w:ascii="Consolas" w:eastAsia="Consolas" w:hAnsi="Consolas" w:cs="Consolas"/>
-      <w:color w:val="4070A0"/>
-      <w:sz w:val="19"/>
+      <w:color w:val="4070a0"/>
     </w:rPr>
   </w:style>
   <w:style w:type="character" w:customStyle="1" w:styleId="VerbatimStringTok">
     <w:name w:val="VerbatimStringTok"/>
     <w:basedOn w:val="VerbatimChar"/>
     <w:rPr>
-      <w:rFonts w:ascii="Consolas" w:eastAsia="Consolas" w:hAnsi="Consolas" w:cs="Consolas"/>
-      <w:color w:val="4070A0"/>
-      <w:sz w:val="19"/>
+      <w:color w:val="4070a0"/>
     </w:rPr>
   </w:style>
   <w:style w:type="character" w:customStyle="1" w:styleId="SpecialStringTok">
     <w:name w:val="SpecialStringTok"/>
     <w:basedOn w:val="VerbatimChar"/>
     <w:rPr>
-      <w:rFonts w:ascii="Consolas" w:eastAsia="Consolas" w:hAnsi="Consolas" w:cs="Consolas"/>
-      <w:color w:val="BB6688"/>
-      <w:sz w:val="19"/>
+      <w:color w:val="bb6688"/>
     </w:rPr>
   </w:style>
   <w:style w:type="character" w:customStyle="1" w:styleId="ImportTok">
     <w:name w:val="ImportTok"/>
     <w:basedOn w:val="VerbatimChar"/>
     <w:rPr>
-      <w:rFonts w:ascii="Consolas" w:eastAsia="Consolas" w:hAnsi="Consolas" w:cs="Consolas"/>
       <w:b/>
       <w:color w:val="008000"/>
-      <w:sz w:val="19"/>
     </w:rPr>
   </w:style>
   <w:style w:type="character" w:customStyle="1" w:styleId="CommentTok">
     <w:name w:val="CommentTok"/>
     <w:basedOn w:val="VerbatimChar"/>
     <w:rPr>
-      <w:rFonts w:ascii="Consolas" w:eastAsia="Consolas" w:hAnsi="Consolas" w:cs="Consolas"/>
       <w:i/>
-      <w:color w:val="60A0B0"/>
-      <w:sz w:val="19"/>
+      <w:color w:val="60a0b0"/>
     </w:rPr>
   </w:style>
   <w:style w:type="character" w:customStyle="1" w:styleId="DocumentationTok">
     <w:name w:val="DocumentationTok"/>
     <w:basedOn w:val="VerbatimChar"/>
     <w:rPr>
-      <w:rFonts w:ascii="Consolas" w:eastAsia="Consolas" w:hAnsi="Consolas" w:cs="Consolas"/>
       <w:i/>
-      <w:color w:val="BA2121"/>
-      <w:sz w:val="19"/>
+      <w:color w:val="ba2121"/>
     </w:rPr>
   </w:style>
   <w:style w:type="character" w:customStyle="1" w:styleId="AnnotationTok">
     <w:name w:val="AnnotationTok"/>
     <w:basedOn w:val="VerbatimChar"/>
     <w:rPr>
-      <w:rFonts w:ascii="Consolas" w:eastAsia="Consolas" w:hAnsi="Consolas" w:cs="Consolas"/>
       <w:b/>
       <w:i/>
-      <w:color w:val="60A0B0"/>
-      <w:sz w:val="19"/>
+      <w:color w:val="60a0b0"/>
     </w:rPr>
   </w:style>
   <w:style w:type="character" w:customStyle="1" w:styleId="CommentVarTok">
     <w:name w:val="CommentVarTok"/>
     <w:basedOn w:val="VerbatimChar"/>
     <w:rPr>
-      <w:rFonts w:ascii="Consolas" w:eastAsia="Consolas" w:hAnsi="Consolas" w:cs="Consolas"/>
       <w:b/>
       <w:i/>
-      <w:color w:val="60A0B0"/>
-      <w:sz w:val="19"/>
+      <w:color w:val="60a0b0"/>
     </w:rPr>
   </w:style>
   <w:style w:type="character" w:customStyle="1" w:styleId="OtherTok">
     <w:name w:val="OtherTok"/>
     <w:basedOn w:val="VerbatimChar"/>
     <w:rPr>
-      <w:rFonts w:ascii="Consolas" w:eastAsia="Consolas" w:hAnsi="Consolas" w:cs="Consolas"/>
       <w:color w:val="007020"/>
-      <w:sz w:val="19"/>
     </w:rPr>
   </w:style>
   <w:style w:type="character" w:customStyle="1" w:styleId="FunctionTok">
     <w:name w:val="FunctionTok"/>
     <w:basedOn w:val="VerbatimChar"/>
     <w:rPr>
-      <w:rFonts w:ascii="Consolas" w:eastAsia="Consolas" w:hAnsi="Consolas" w:cs="Consolas"/>
-      <w:color w:val="06287E"/>
-      <w:sz w:val="19"/>
+      <w:color w:val="06287e"/>
     </w:rPr>
   </w:style>
   <w:style w:type="character" w:customStyle="1" w:styleId="VariableTok">
     <w:name w:val="VariableTok"/>
     <w:basedOn w:val="VerbatimChar"/>
     <w:rPr>
-      <w:rFonts w:ascii="Consolas" w:eastAsia="Consolas" w:hAnsi="Consolas" w:cs="Consolas"/>
-      <w:color w:val="19177C"/>
-      <w:sz w:val="19"/>
+      <w:color w:val="19177c"/>
     </w:rPr>
   </w:style>
   <w:style w:type="character" w:customStyle="1" w:styleId="ControlFlowTok">
     <w:name w:val="ControlFlowTok"/>
     <w:basedOn w:val="VerbatimChar"/>
     <w:rPr>
-      <w:rFonts w:ascii="Consolas" w:eastAsia="Consolas" w:hAnsi="Consolas" w:cs="Consolas"/>
       <w:b/>
       <w:color w:val="007020"/>
-      <w:sz w:val="19"/>
     </w:rPr>
   </w:style>
   <w:style w:type="character" w:customStyle="1" w:styleId="OperatorTok">
     <w:name w:val="OperatorTok"/>
     <w:basedOn w:val="VerbatimChar"/>
     <w:rPr>
-      <w:rFonts w:ascii="Consolas" w:eastAsia="Consolas" w:hAnsi="Consolas" w:cs="Consolas"/>
       <w:color w:val="666666"/>
-      <w:sz w:val="19"/>
     </w:rPr>
   </w:style>
   <w:style w:type="character" w:customStyle="1" w:styleId="BuiltInTok">
     <w:name w:val="BuiltInTok"/>
     <w:basedOn w:val="VerbatimChar"/>
     <w:rPr>
-      <w:rFonts w:ascii="Consolas" w:eastAsia="Consolas" w:hAnsi="Consolas" w:cs="Consolas"/>
       <w:color w:val="008000"/>
-      <w:sz w:val="19"/>
     </w:rPr>
   </w:style>
   <w:style w:type="character" w:customStyle="1" w:styleId="ExtensionTok">
     <w:name w:val="ExtensionTok"/>
     <w:basedOn w:val="VerbatimChar"/>
-    <w:rPr>
-      <w:rFonts w:ascii="Consolas" w:eastAsia="Consolas" w:hAnsi="Consolas" w:cs="Consolas"/>
-      <w:color w:val="5B2A63"/>
-      <w:sz w:val="19"/>
-    </w:rPr>
+    <w:rPr/>
   </w:style>
   <w:style w:type="character" w:customStyle="1" w:styleId="PreprocessorTok">
     <w:name w:val="PreprocessorTok"/>
     <w:basedOn w:val="VerbatimChar"/>
     <w:rPr>
-      <w:rFonts w:ascii="Consolas" w:eastAsia="Consolas" w:hAnsi="Consolas" w:cs="Consolas"/>
-      <w:color w:val="BC7A00"/>
-      <w:sz w:val="19"/>
+      <w:color w:val="bc7a00"/>
     </w:rPr>
   </w:style>
   <w:style w:type="character" w:customStyle="1" w:styleId="AttributeTok">
     <w:name w:val="AttributeTok"/>
     <w:basedOn w:val="VerbatimChar"/>
     <w:rPr>
-      <w:rFonts w:ascii="Consolas" w:eastAsia="Consolas" w:hAnsi="Consolas" w:cs="Consolas"/>
-      <w:color w:val="7D9029"/>
-      <w:sz w:val="19"/>
+      <w:color w:val="7d9029"/>
     </w:rPr>
   </w:style>
   <w:style w:type="character" w:customStyle="1" w:styleId="RegionMarkerTok">
     <w:name w:val="RegionMarkerTok"/>
     <w:basedOn w:val="VerbatimChar"/>
-    <w:rPr>
-      <w:rFonts w:ascii="Consolas" w:eastAsia="Consolas" w:hAnsi="Consolas" w:cs="Consolas"/>
-      <w:color w:val="5B2A63"/>
-      <w:sz w:val="19"/>
-    </w:rPr>
+    <w:rPr/>
   </w:style>
   <w:style w:type="character" w:customStyle="1" w:styleId="InformationTok">
     <w:name w:val="InformationTok"/>
     <w:basedOn w:val="VerbatimChar"/>
     <w:rPr>
-      <w:rFonts w:ascii="Consolas" w:eastAsia="Consolas" w:hAnsi="Consolas" w:cs="Consolas"/>
       <w:b/>
       <w:i/>
-      <w:color w:val="60A0B0"/>
-      <w:sz w:val="19"/>
+      <w:color w:val="60a0b0"/>
     </w:rPr>
   </w:style>
   <w:style w:type="character" w:customStyle="1" w:styleId="WarningTok">
     <w:name w:val="WarningTok"/>
     <w:basedOn w:val="VerbatimChar"/>
     <w:rPr>
-      <w:rFonts w:ascii="Consolas" w:eastAsia="Consolas" w:hAnsi="Consolas" w:cs="Consolas"/>
       <w:b/>
       <w:i/>
-      <w:color w:val="60A0B0"/>
-      <w:sz w:val="19"/>
+      <w:color w:val="60a0b0"/>
     </w:rPr>
   </w:style>
   <w:style w:type="character" w:customStyle="1" w:styleId="AlertTok">
     <w:name w:val="AlertTok"/>
     <w:basedOn w:val="VerbatimChar"/>
     <w:rPr>
-      <w:rFonts w:ascii="Consolas" w:eastAsia="Consolas" w:hAnsi="Consolas" w:cs="Consolas"/>
       <w:b/>
-      <w:color w:val="FF0000"/>
-      <w:sz w:val="19"/>
+      <w:color w:val="ff0000"/>
     </w:rPr>
   </w:style>
   <w:style w:type="character" w:customStyle="1" w:styleId="ErrorTok">
     <w:name w:val="ErrorTok"/>
     <w:basedOn w:val="VerbatimChar"/>
     <w:rPr>
-      <w:rFonts w:ascii="Consolas" w:eastAsia="Consolas" w:hAnsi="Consolas" w:cs="Consolas"/>
       <w:b/>
-      <w:color w:val="FF0000"/>
-      <w:sz w:val="19"/>
+      <w:color w:val="ff0000"/>
     </w:rPr>
   </w:style>
   <w:style w:type="character" w:customStyle="1" w:styleId="NormalTok">
     <w:name w:val="NormalTok"/>
     <w:basedOn w:val="VerbatimChar"/>
-    <w:rPr>
-      <w:rFonts w:ascii="Consolas" w:eastAsia="Consolas" w:hAnsi="Consolas" w:cs="Consolas"/>
-      <w:color w:val="5B2A63"/>
-      <w:sz w:val="19"/>
-    </w:rPr>
-  </w:style>
-  <w:style w:type="paragraph" w:styleId="Header">
-    <w:name w:val="header"/>
-    <w:basedOn w:val="Normal"/>
-    <w:link w:val="HeaderChar"/>
-    <w:rsid w:val="00123ABB"/>
-    <w:pPr>
-      <w:tabs>
-        <w:tab w:val="center" w:pos="4513"/>
-        <w:tab w:val="right" w:pos="9026"/>
-      </w:tabs>
-      <w:spacing w:after="0"/>
-    </w:pPr>
-  </w:style>
-  <w:style w:type="character" w:customStyle="1" w:styleId="HeaderChar">
-    <w:name w:val="Header Char"/>
-    <w:basedOn w:val="DefaultParagraphFont"/>
-    <w:link w:val="Header"/>
-    <w:rsid w:val="00123ABB"/>
-    <w:rPr>
-      <w:rFonts w:ascii="Segoe UI" w:eastAsia="Segoe UI" w:hAnsi="Segoe UI" w:cs="Segoe UI"/>
-      <w:color w:val="242424"/>
-      <w:sz w:val="21"/>
-    </w:rPr>
-  </w:style>
-  <w:style w:type="paragraph" w:styleId="Footer">
-    <w:name w:val="footer"/>
-    <w:basedOn w:val="Normal"/>
-    <w:link w:val="FooterChar"/>
-    <w:rsid w:val="00123ABB"/>
-    <w:pPr>
-      <w:tabs>
-        <w:tab w:val="center" w:pos="4513"/>
-        <w:tab w:val="right" w:pos="9026"/>
-      </w:tabs>
-      <w:spacing w:after="0"/>
-    </w:pPr>
-  </w:style>
-  <w:style w:type="character" w:customStyle="1" w:styleId="FooterChar">
-    <w:name w:val="Footer Char"/>
-    <w:basedOn w:val="DefaultParagraphFont"/>
-    <w:link w:val="Footer"/>
-    <w:rsid w:val="00123ABB"/>
-    <w:rPr>
-      <w:rFonts w:ascii="Segoe UI" w:eastAsia="Segoe UI" w:hAnsi="Segoe UI" w:cs="Segoe UI"/>
-      <w:color w:val="242424"/>
-      <w:sz w:val="21"/>
-    </w:rPr>
+    <w:rPr/>
   </w:style>
 </w:styles>
 </file>
@@ -3466,10 +3474,4 @@
     </a:ext>
   </a:extLst>
 </a:theme>
-</file>
-
-<file path=docMetadata/LabelInfo.xml><?xml version="1.0" encoding="utf-8"?>
-<clbl:labelList xmlns:clbl="http://schemas.microsoft.com/office/2020/mipLabelMetadata">
-  <clbl:label id="{f42aa342-8706-4288-bd11-ebb85995028c}" enabled="1" method="Standard" siteId="{72f988bf-86f1-41af-91ab-2d7cd011db47}" contentBits="0" removed="0"/>
-</clbl:labelList>
 </file>